--- a/NAME.docx
+++ b/NAME.docx
@@ -31,7 +31,7 @@
                     </pic:cNvPicPr>
                   </pic:nvPicPr>
                   <pic:blipFill>
-                    <a:blip r:embed="rId4">
+                    <a:blip r:embed="rId6">
                       <a:extLst>
                         <a:ext uri="{28A0092B-C50C-407E-A947-70E740481C1C}">
                           <a14:useLocalDpi xmlns:a14="http://schemas.microsoft.com/office/drawing/2010/main" val="0"/>
@@ -138,7 +138,7 @@
         <w:rPr>
           <w:rFonts w:ascii="Times New Roman" w:hAnsi="Times New Roman" w:cs="Times New Roman"/>
         </w:rPr>
-        <w:t>Advanced Web Design and Development</w:t>
+        <w:t>Ethical Hacking and Countermeasures</w:t>
       </w:r>
     </w:p>
     <w:p>
@@ -192,7 +192,6 @@
           <w:rFonts w:ascii="Times New Roman" w:hAnsi="Times New Roman" w:cs="Times New Roman"/>
         </w:rPr>
       </w:pPr>
-      <w:proofErr w:type="gramStart"/>
       <w:r>
         <w:rPr>
           <w:rFonts w:ascii="Times New Roman" w:hAnsi="Times New Roman" w:cs="Times New Roman"/>
@@ -201,7 +200,6 @@
         </w:rPr>
         <w:t>LECTURER :</w:t>
       </w:r>
-      <w:proofErr w:type="gramEnd"/>
       <w:r>
         <w:rPr>
           <w:rFonts w:ascii="Times New Roman" w:hAnsi="Times New Roman" w:cs="Times New Roman"/>
@@ -220,31 +218,427 @@
         <w:rPr>
           <w:rFonts w:ascii="Times New Roman" w:hAnsi="Times New Roman" w:cs="Times New Roman"/>
         </w:rPr>
-        <w:t>TOPIC: WEEK 4</w:t>
-      </w:r>
-      <w:r>
-        <w:rPr>
-          <w:rFonts w:ascii="Times New Roman" w:hAnsi="Times New Roman" w:cs="Times New Roman"/>
+        <w:br/>
+      </w:r>
+    </w:p>
+    <w:p/>
+    <w:p/>
+    <w:p/>
+    <w:p/>
+    <w:p/>
+    <w:p/>
+    <w:p/>
+    <w:p/>
+    <w:p/>
+    <w:p/>
+    <w:p/>
+    <w:p/>
+    <w:p/>
+    <w:sdt>
+      <w:sdtPr>
+        <w:rPr>
+          <w:rFonts w:asciiTheme="minorHAnsi" w:eastAsiaTheme="minorHAnsi" w:hAnsiTheme="minorHAnsi" w:cstheme="minorBidi"/>
+          <w:color w:val="auto"/>
+          <w:kern w:val="2"/>
+          <w:sz w:val="24"/>
+          <w:szCs w:val="24"/>
+          <w14:ligatures w14:val="standardContextual"/>
+        </w:rPr>
+        <w:id w:val="1522195306"/>
+        <w:docPartObj>
+          <w:docPartGallery w:val="Table of Contents"/>
+          <w:docPartUnique/>
+        </w:docPartObj>
+      </w:sdtPr>
+      <w:sdtEndPr>
+        <w:rPr>
           <w:b/>
           <w:bCs/>
-        </w:rPr>
-        <w:t xml:space="preserve">       </w:t>
-      </w:r>
-      <w:r>
-        <w:rPr>
-          <w:rFonts w:ascii="Times New Roman" w:hAnsi="Times New Roman" w:cs="Times New Roman"/>
-        </w:rPr>
-        <w:t xml:space="preserve"> </w:t>
-      </w:r>
-      <w:r>
-        <w:rPr>
-          <w:rFonts w:ascii="Times New Roman" w:hAnsi="Times New Roman" w:cs="Times New Roman"/>
-        </w:rPr>
-        <w:br/>
-      </w:r>
-    </w:p>
-    <w:p/>
-    <w:p/>
+          <w:noProof/>
+        </w:rPr>
+      </w:sdtEndPr>
+      <w:sdtContent>
+        <w:p>
+          <w:pPr>
+            <w:pStyle w:val="TOCHeading"/>
+          </w:pPr>
+          <w:r>
+            <w:t>Table of Contents</w:t>
+          </w:r>
+        </w:p>
+        <w:p>
+          <w:pPr>
+            <w:pStyle w:val="TOC1"/>
+            <w:tabs>
+              <w:tab w:val="right" w:leader="dot" w:pos="9350"/>
+            </w:tabs>
+            <w:rPr>
+              <w:rFonts w:eastAsiaTheme="minorEastAsia"/>
+              <w:noProof/>
+            </w:rPr>
+          </w:pPr>
+          <w:r>
+            <w:fldChar w:fldCharType="begin"/>
+          </w:r>
+          <w:r>
+            <w:instrText xml:space="preserve"> TOC \o "1-3" \h \z \u </w:instrText>
+          </w:r>
+          <w:r>
+            <w:fldChar w:fldCharType="separate"/>
+          </w:r>
+          <w:hyperlink w:anchor="_Toc232952101" w:history="1">
+            <w:r>
+              <w:rPr>
+                <w:rStyle w:val="Hyperlink"/>
+                <w:rFonts w:ascii="Times New Roman" w:hAnsi="Times New Roman" w:cs="Times New Roman"/>
+                <w:noProof/>
+              </w:rPr>
+              <w:t>Information Gathering</w:t>
+            </w:r>
+            <w:r>
+              <w:rPr>
+                <w:noProof/>
+                <w:webHidden/>
+              </w:rPr>
+              <w:tab/>
+            </w:r>
+            <w:r>
+              <w:rPr>
+                <w:noProof/>
+                <w:webHidden/>
+              </w:rPr>
+              <w:fldChar w:fldCharType="begin"/>
+            </w:r>
+            <w:r>
+              <w:rPr>
+                <w:noProof/>
+                <w:webHidden/>
+              </w:rPr>
+              <w:instrText xml:space="preserve"> PAGEREF _Toc232952101 \h </w:instrText>
+            </w:r>
+            <w:r>
+              <w:rPr>
+                <w:noProof/>
+                <w:webHidden/>
+              </w:rPr>
+            </w:r>
+            <w:r>
+              <w:rPr>
+                <w:noProof/>
+                <w:webHidden/>
+              </w:rPr>
+              <w:fldChar w:fldCharType="separate"/>
+            </w:r>
+            <w:r>
+              <w:rPr>
+                <w:noProof/>
+                <w:webHidden/>
+              </w:rPr>
+              <w:t>3</w:t>
+            </w:r>
+            <w:r>
+              <w:rPr>
+                <w:noProof/>
+                <w:webHidden/>
+              </w:rPr>
+              <w:fldChar w:fldCharType="end"/>
+            </w:r>
+          </w:hyperlink>
+        </w:p>
+        <w:p>
+          <w:pPr>
+            <w:pStyle w:val="TOC1"/>
+            <w:tabs>
+              <w:tab w:val="right" w:leader="dot" w:pos="9350"/>
+            </w:tabs>
+            <w:rPr>
+              <w:rFonts w:eastAsiaTheme="minorEastAsia"/>
+              <w:noProof/>
+            </w:rPr>
+          </w:pPr>
+          <w:hyperlink w:anchor="_Toc232952103" w:history="1">
+            <w:r>
+              <w:rPr>
+                <w:rStyle w:val="Hyperlink"/>
+                <w:rFonts w:ascii="Times New Roman" w:hAnsi="Times New Roman" w:cs="Times New Roman"/>
+                <w:noProof/>
+              </w:rPr>
+              <w:t>Enumerating ports and pentesting</w:t>
+            </w:r>
+            <w:r>
+              <w:rPr>
+                <w:noProof/>
+                <w:webHidden/>
+              </w:rPr>
+              <w:tab/>
+            </w:r>
+            <w:r>
+              <w:rPr>
+                <w:noProof/>
+                <w:webHidden/>
+              </w:rPr>
+              <w:fldChar w:fldCharType="begin"/>
+            </w:r>
+            <w:r>
+              <w:rPr>
+                <w:noProof/>
+                <w:webHidden/>
+              </w:rPr>
+              <w:instrText xml:space="preserve"> PAGEREF _Toc232952103 \h </w:instrText>
+            </w:r>
+            <w:r>
+              <w:rPr>
+                <w:noProof/>
+                <w:webHidden/>
+              </w:rPr>
+            </w:r>
+            <w:r>
+              <w:rPr>
+                <w:noProof/>
+                <w:webHidden/>
+              </w:rPr>
+              <w:fldChar w:fldCharType="separate"/>
+            </w:r>
+            <w:r>
+              <w:rPr>
+                <w:noProof/>
+                <w:webHidden/>
+              </w:rPr>
+              <w:t>8</w:t>
+            </w:r>
+            <w:r>
+              <w:rPr>
+                <w:noProof/>
+                <w:webHidden/>
+              </w:rPr>
+              <w:fldChar w:fldCharType="end"/>
+            </w:r>
+          </w:hyperlink>
+        </w:p>
+        <w:p>
+          <w:pPr>
+            <w:pStyle w:val="TOC1"/>
+            <w:tabs>
+              <w:tab w:val="right" w:leader="dot" w:pos="9350"/>
+            </w:tabs>
+            <w:rPr>
+              <w:rFonts w:eastAsiaTheme="minorEastAsia"/>
+              <w:noProof/>
+            </w:rPr>
+          </w:pPr>
+          <w:hyperlink w:anchor="_Toc232952104" w:history="1">
+            <w:r>
+              <w:rPr>
+                <w:rStyle w:val="Hyperlink"/>
+                <w:rFonts w:ascii="Times New Roman" w:hAnsi="Times New Roman" w:cs="Times New Roman"/>
+                <w:noProof/>
+              </w:rPr>
+              <w:t>Handling pentesting on a machine</w:t>
+            </w:r>
+            <w:r>
+              <w:rPr>
+                <w:noProof/>
+                <w:webHidden/>
+              </w:rPr>
+              <w:tab/>
+            </w:r>
+            <w:r>
+              <w:rPr>
+                <w:noProof/>
+                <w:webHidden/>
+              </w:rPr>
+              <w:fldChar w:fldCharType="begin"/>
+            </w:r>
+            <w:r>
+              <w:rPr>
+                <w:noProof/>
+                <w:webHidden/>
+              </w:rPr>
+              <w:instrText xml:space="preserve"> PAGEREF _Toc232952104 \h </w:instrText>
+            </w:r>
+            <w:r>
+              <w:rPr>
+                <w:noProof/>
+                <w:webHidden/>
+              </w:rPr>
+            </w:r>
+            <w:r>
+              <w:rPr>
+                <w:noProof/>
+                <w:webHidden/>
+              </w:rPr>
+              <w:fldChar w:fldCharType="separate"/>
+            </w:r>
+            <w:r>
+              <w:rPr>
+                <w:noProof/>
+                <w:webHidden/>
+              </w:rPr>
+              <w:t>10</w:t>
+            </w:r>
+            <w:r>
+              <w:rPr>
+                <w:noProof/>
+                <w:webHidden/>
+              </w:rPr>
+              <w:fldChar w:fldCharType="end"/>
+            </w:r>
+          </w:hyperlink>
+        </w:p>
+        <w:p>
+          <w:pPr>
+            <w:pStyle w:val="TOC1"/>
+            <w:tabs>
+              <w:tab w:val="right" w:leader="dot" w:pos="9350"/>
+            </w:tabs>
+            <w:rPr>
+              <w:rFonts w:eastAsiaTheme="minorEastAsia"/>
+              <w:noProof/>
+            </w:rPr>
+          </w:pPr>
+          <w:hyperlink w:anchor="_Toc232952105" w:history="1">
+            <w:r>
+              <w:rPr>
+                <w:rStyle w:val="Hyperlink"/>
+                <w:rFonts w:ascii="Times New Roman" w:hAnsi="Times New Roman" w:cs="Times New Roman"/>
+                <w:b/>
+                <w:bCs/>
+                <w:noProof/>
+              </w:rPr>
+              <w:t>Week 6</w:t>
+            </w:r>
+            <w:r>
+              <w:rPr>
+                <w:noProof/>
+                <w:webHidden/>
+              </w:rPr>
+              <w:tab/>
+            </w:r>
+            <w:r>
+              <w:rPr>
+                <w:noProof/>
+                <w:webHidden/>
+              </w:rPr>
+              <w:fldChar w:fldCharType="begin"/>
+            </w:r>
+            <w:r>
+              <w:rPr>
+                <w:noProof/>
+                <w:webHidden/>
+              </w:rPr>
+              <w:instrText xml:space="preserve"> PAGEREF _Toc232952105 \h </w:instrText>
+            </w:r>
+            <w:r>
+              <w:rPr>
+                <w:noProof/>
+                <w:webHidden/>
+              </w:rPr>
+            </w:r>
+            <w:r>
+              <w:rPr>
+                <w:noProof/>
+                <w:webHidden/>
+              </w:rPr>
+              <w:fldChar w:fldCharType="separate"/>
+            </w:r>
+            <w:r>
+              <w:rPr>
+                <w:noProof/>
+                <w:webHidden/>
+              </w:rPr>
+              <w:t>16</w:t>
+            </w:r>
+            <w:r>
+              <w:rPr>
+                <w:noProof/>
+                <w:webHidden/>
+              </w:rPr>
+              <w:fldChar w:fldCharType="end"/>
+            </w:r>
+          </w:hyperlink>
+        </w:p>
+        <w:p>
+          <w:pPr>
+            <w:pStyle w:val="TOC1"/>
+            <w:tabs>
+              <w:tab w:val="right" w:leader="dot" w:pos="9350"/>
+            </w:tabs>
+            <w:rPr>
+              <w:rFonts w:eastAsiaTheme="minorEastAsia"/>
+              <w:noProof/>
+            </w:rPr>
+          </w:pPr>
+          <w:hyperlink w:anchor="_Toc232952106" w:history="1">
+            <w:r>
+              <w:rPr>
+                <w:rStyle w:val="Hyperlink"/>
+                <w:rFonts w:ascii="Times New Roman" w:hAnsi="Times New Roman" w:cs="Times New Roman"/>
+                <w:noProof/>
+              </w:rPr>
+              <w:t>Week 7</w:t>
+            </w:r>
+            <w:r>
+              <w:rPr>
+                <w:noProof/>
+                <w:webHidden/>
+              </w:rPr>
+              <w:tab/>
+            </w:r>
+            <w:r>
+              <w:rPr>
+                <w:noProof/>
+                <w:webHidden/>
+              </w:rPr>
+              <w:fldChar w:fldCharType="begin"/>
+            </w:r>
+            <w:r>
+              <w:rPr>
+                <w:noProof/>
+                <w:webHidden/>
+              </w:rPr>
+              <w:instrText xml:space="preserve"> PAGEREF _Toc232952106 \h </w:instrText>
+            </w:r>
+            <w:r>
+              <w:rPr>
+                <w:noProof/>
+                <w:webHidden/>
+              </w:rPr>
+            </w:r>
+            <w:r>
+              <w:rPr>
+                <w:noProof/>
+                <w:webHidden/>
+              </w:rPr>
+              <w:fldChar w:fldCharType="separate"/>
+            </w:r>
+            <w:r>
+              <w:rPr>
+                <w:noProof/>
+                <w:webHidden/>
+              </w:rPr>
+              <w:t>24</w:t>
+            </w:r>
+            <w:r>
+              <w:rPr>
+                <w:noProof/>
+                <w:webHidden/>
+              </w:rPr>
+              <w:fldChar w:fldCharType="end"/>
+            </w:r>
+          </w:hyperlink>
+        </w:p>
+        <w:p>
+          <w:r>
+            <w:rPr>
+              <w:b/>
+              <w:bCs/>
+              <w:noProof/>
+            </w:rPr>
+            <w:fldChar w:fldCharType="end"/>
+          </w:r>
+        </w:p>
+      </w:sdtContent>
+    </w:sdt>
     <w:p/>
     <w:p/>
     <w:p/>
@@ -264,14 +658,15 @@
           <w:color w:val="auto"/>
         </w:rPr>
       </w:pPr>
+      <w:bookmarkStart w:id="0" w:name="_Toc232952101"/>
       <w:r>
         <w:rPr>
           <w:rFonts w:ascii="Times New Roman" w:hAnsi="Times New Roman" w:cs="Times New Roman"/>
           <w:color w:val="auto"/>
         </w:rPr>
-        <w:lastRenderedPageBreak/>
-        <w:t>Task 1</w:t>
-      </w:r>
+        <w:t>Information Gathering</w:t>
+      </w:r>
+      <w:bookmarkEnd w:id="0"/>
     </w:p>
     <w:p>
       <w:pPr>
@@ -297,7 +692,7 @@
                     <pic:cNvPicPr/>
                   </pic:nvPicPr>
                   <pic:blipFill>
-                    <a:blip r:embed="rId5"/>
+                    <a:blip r:embed="rId7"/>
                     <a:stretch>
                       <a:fillRect/>
                     </a:stretch>
@@ -371,7 +766,7 @@
                     <pic:cNvPicPr/>
                   </pic:nvPicPr>
                   <pic:blipFill>
-                    <a:blip r:embed="rId6"/>
+                    <a:blip r:embed="rId8"/>
                     <a:stretch>
                       <a:fillRect/>
                     </a:stretch>
@@ -411,15 +806,7 @@
         </w:r>
       </w:fldSimple>
       <w:r>
-        <w:t xml:space="preserve"> </w:t>
-      </w:r>
-      <w:proofErr w:type="spellStart"/>
-      <w:r>
-        <w:t>ip</w:t>
-      </w:r>
-      <w:proofErr w:type="spellEnd"/>
-      <w:r>
-        <w:t xml:space="preserve"> address </w:t>
+        <w:t xml:space="preserve"> ip address </w:t>
       </w:r>
       <w:r>
         <w:rPr>
@@ -453,7 +840,7 @@
                     <pic:cNvPicPr/>
                   </pic:nvPicPr>
                   <pic:blipFill>
-                    <a:blip r:embed="rId7"/>
+                    <a:blip r:embed="rId9"/>
                     <a:stretch>
                       <a:fillRect/>
                     </a:stretch>
@@ -490,15 +877,7 @@
         </w:r>
       </w:fldSimple>
       <w:r>
-        <w:t xml:space="preserve"> </w:t>
-      </w:r>
-      <w:proofErr w:type="spellStart"/>
-      <w:r>
-        <w:t>dns</w:t>
-      </w:r>
-      <w:proofErr w:type="spellEnd"/>
-      <w:r>
-        <w:t xml:space="preserve"> server details</w:t>
+        <w:t xml:space="preserve"> dns server details</w:t>
       </w:r>
     </w:p>
     <w:p/>
@@ -527,7 +906,7 @@
                     <pic:cNvPicPr/>
                   </pic:nvPicPr>
                   <pic:blipFill>
-                    <a:blip r:embed="rId8"/>
+                    <a:blip r:embed="rId10"/>
                     <a:stretch>
                       <a:fillRect/>
                     </a:stretch>
@@ -591,7 +970,7 @@
                     <pic:cNvPicPr/>
                   </pic:nvPicPr>
                   <pic:blipFill>
-                    <a:blip r:embed="rId9"/>
+                    <a:blip r:embed="rId11"/>
                     <a:stretch>
                       <a:fillRect/>
                     </a:stretch>
@@ -628,21 +1007,8 @@
         </w:r>
       </w:fldSimple>
       <w:r>
-        <w:t xml:space="preserve"> mesh.co.ke </w:t>
-      </w:r>
-      <w:proofErr w:type="spellStart"/>
-      <w:r>
-        <w:t>nmap</w:t>
-      </w:r>
-      <w:proofErr w:type="spellEnd"/>
-      <w:r>
-        <w:t xml:space="preserve"> scan for one of its </w:t>
-      </w:r>
-      <w:proofErr w:type="spellStart"/>
-      <w:r>
-        <w:t>ipaddress</w:t>
-      </w:r>
-      <w:proofErr w:type="spellEnd"/>
+        <w:t xml:space="preserve"> mesh.co.ke nmap scan for one of its ipaddress</w:t>
+      </w:r>
     </w:p>
     <w:p/>
     <w:p/>
@@ -670,7 +1036,7 @@
                     <pic:cNvPicPr/>
                   </pic:nvPicPr>
                   <pic:blipFill>
-                    <a:blip r:embed="rId10"/>
+                    <a:blip r:embed="rId12"/>
                     <a:stretch>
                       <a:fillRect/>
                     </a:stretch>
@@ -735,7 +1101,7 @@
                     <pic:cNvPicPr/>
                   </pic:nvPicPr>
                   <pic:blipFill>
-                    <a:blip r:embed="rId11"/>
+                    <a:blip r:embed="rId13"/>
                     <a:stretch>
                       <a:fillRect/>
                     </a:stretch>
@@ -782,6 +1148,9 @@
       <w:pPr>
         <w:pStyle w:val="Heading1"/>
       </w:pPr>
+      <w:bookmarkStart w:id="1" w:name="_Toc231475170"/>
+      <w:bookmarkStart w:id="2" w:name="_Toc231475428"/>
+      <w:bookmarkStart w:id="3" w:name="_Toc232952102"/>
       <w:r>
         <w:rPr>
           <w:noProof/>
@@ -802,7 +1171,7 @@
                     <pic:cNvPicPr/>
                   </pic:nvPicPr>
                   <pic:blipFill>
-                    <a:blip r:embed="rId12"/>
+                    <a:blip r:embed="rId14"/>
                     <a:stretch>
                       <a:fillRect/>
                     </a:stretch>
@@ -822,6 +1191,9 @@
           </wp:inline>
         </w:drawing>
       </w:r>
+      <w:bookmarkEnd w:id="1"/>
+      <w:bookmarkEnd w:id="2"/>
+      <w:bookmarkEnd w:id="3"/>
     </w:p>
     <w:p>
       <w:pPr>
@@ -839,15 +1211,7 @@
         </w:r>
       </w:fldSimple>
       <w:r>
-        <w:t xml:space="preserve"> available </w:t>
-      </w:r>
-      <w:proofErr w:type="spellStart"/>
-      <w:r>
-        <w:t>ip</w:t>
-      </w:r>
-      <w:proofErr w:type="spellEnd"/>
-      <w:r>
-        <w:t xml:space="preserve"> address found</w:t>
+        <w:t xml:space="preserve"> available ip address found</w:t>
       </w:r>
     </w:p>
     <w:p/>
@@ -875,7 +1239,7 @@
                     <pic:cNvPicPr/>
                   </pic:nvPicPr>
                   <pic:blipFill>
-                    <a:blip r:embed="rId13"/>
+                    <a:blip r:embed="rId15"/>
                     <a:stretch>
                       <a:fillRect/>
                     </a:stretch>
@@ -940,7 +1304,7 @@
                     <pic:cNvPicPr/>
                   </pic:nvPicPr>
                   <pic:blipFill>
-                    <a:blip r:embed="rId14"/>
+                    <a:blip r:embed="rId16"/>
                     <a:stretch>
                       <a:fillRect/>
                     </a:stretch>
@@ -1005,7 +1369,7 @@
                     <pic:cNvPicPr/>
                   </pic:nvPicPr>
                   <pic:blipFill>
-                    <a:blip r:embed="rId9"/>
+                    <a:blip r:embed="rId11"/>
                     <a:stretch>
                       <a:fillRect/>
                     </a:stretch>
@@ -1042,31 +1406,12 @@
         </w:r>
       </w:fldSimple>
       <w:r>
-        <w:t xml:space="preserve"> </w:t>
-      </w:r>
-      <w:proofErr w:type="gramStart"/>
-      <w:r>
-        <w:t>an</w:t>
-      </w:r>
-      <w:proofErr w:type="gramEnd"/>
-      <w:r>
-        <w:t xml:space="preserve"> </w:t>
-      </w:r>
-      <w:proofErr w:type="spellStart"/>
-      <w:r>
-        <w:t>nmap</w:t>
-      </w:r>
-      <w:proofErr w:type="spellEnd"/>
-      <w:r>
-        <w:t xml:space="preserve"> scan for mesh.co.ke </w:t>
-      </w:r>
-      <w:proofErr w:type="spellStart"/>
-      <w:r>
-        <w:t>ipaddress</w:t>
-      </w:r>
-      <w:proofErr w:type="spellEnd"/>
-    </w:p>
-    <w:p/>
+        <w:t xml:space="preserve"> an nmap scan for mesh.co.ke ipaddres</w:t>
+      </w:r>
+      <w:r>
+        <w:t>s</w:t>
+      </w:r>
+    </w:p>
     <w:p>
       <w:pPr>
         <w:pStyle w:val="Heading1"/>
@@ -1075,15 +1420,22 @@
           <w:color w:val="auto"/>
         </w:rPr>
       </w:pPr>
+      <w:bookmarkStart w:id="4" w:name="_Toc232952103"/>
       <w:r>
         <w:rPr>
           <w:rFonts w:ascii="Times New Roman" w:hAnsi="Times New Roman" w:cs="Times New Roman"/>
           <w:color w:val="auto"/>
         </w:rPr>
-        <w:t>Task 2</w:t>
-      </w:r>
-    </w:p>
-    <w:p/>
+        <w:t>Enumerating ports and pentesting</w:t>
+      </w:r>
+      <w:bookmarkEnd w:id="4"/>
+    </w:p>
+    <w:p/>
+    <w:p>
+      <w:r>
+        <w:t xml:space="preserve">Checking the ports and name of the OS of a machine within my network </w:t>
+      </w:r>
+    </w:p>
     <w:p>
       <w:pPr>
         <w:keepNext/>
@@ -1108,7 +1460,7 @@
                     <pic:cNvPicPr/>
                   </pic:nvPicPr>
                   <pic:blipFill>
-                    <a:blip r:embed="rId15"/>
+                    <a:blip r:embed="rId17"/>
                     <a:stretch>
                       <a:fillRect/>
                     </a:stretch>
@@ -1145,23 +1497,7 @@
         </w:r>
       </w:fldSimple>
       <w:r>
-        <w:t xml:space="preserve"> </w:t>
-      </w:r>
-      <w:proofErr w:type="spellStart"/>
-      <w:r>
-        <w:t>nmap</w:t>
-      </w:r>
-      <w:proofErr w:type="spellEnd"/>
-      <w:r>
-        <w:t xml:space="preserve"> scan of the ports of an </w:t>
-      </w:r>
-      <w:proofErr w:type="spellStart"/>
-      <w:r>
-        <w:t>ip</w:t>
-      </w:r>
-      <w:proofErr w:type="spellEnd"/>
-      <w:r>
-        <w:t xml:space="preserve"> address</w:t>
+        <w:t xml:space="preserve"> nmap scan of the ports of an ip address</w:t>
       </w:r>
     </w:p>
     <w:p>
@@ -1188,7 +1524,7 @@
                     <pic:cNvPicPr/>
                   </pic:nvPicPr>
                   <pic:blipFill>
-                    <a:blip r:embed="rId16"/>
+                    <a:blip r:embed="rId18"/>
                     <a:stretch>
                       <a:fillRect/>
                     </a:stretch>
@@ -1225,21 +1561,8 @@
         </w:r>
       </w:fldSimple>
       <w:r>
-        <w:t xml:space="preserve">services found in an </w:t>
-      </w:r>
-      <w:proofErr w:type="spellStart"/>
-      <w:r>
-        <w:t>attackbox</w:t>
-      </w:r>
-      <w:proofErr w:type="spellEnd"/>
-      <w:r>
-        <w:t xml:space="preserve"> </w:t>
-      </w:r>
-      <w:proofErr w:type="spellStart"/>
-      <w:r>
-        <w:t>ipaddress</w:t>
-      </w:r>
-      <w:proofErr w:type="spellEnd"/>
+        <w:t>services found in an attackbox ipaddress</w:t>
+      </w:r>
     </w:p>
     <w:p>
       <w:pPr>
@@ -1265,7 +1588,7 @@
                     <pic:cNvPicPr/>
                   </pic:nvPicPr>
                   <pic:blipFill>
-                    <a:blip r:embed="rId17"/>
+                    <a:blip r:embed="rId19"/>
                     <a:stretch>
                       <a:fillRect/>
                     </a:stretch>
@@ -1302,13 +1625,8 @@
         </w:r>
       </w:fldSimple>
       <w:r>
-        <w:t xml:space="preserve"> upon trying to enumerate and get the files in the </w:t>
-      </w:r>
-      <w:proofErr w:type="spellStart"/>
-      <w:r>
-        <w:t>ipaddress</w:t>
-      </w:r>
-      <w:proofErr w:type="spellEnd"/>
+        <w:t xml:space="preserve"> upon trying to enumerate and get the files in the ipaddress</w:t>
+      </w:r>
     </w:p>
     <w:p/>
     <w:p/>
@@ -1320,20 +1638,15 @@
           <w:color w:val="auto"/>
         </w:rPr>
       </w:pPr>
+      <w:bookmarkStart w:id="5" w:name="_Toc232952104"/>
       <w:r>
         <w:rPr>
           <w:rFonts w:ascii="Times New Roman" w:hAnsi="Times New Roman" w:cs="Times New Roman"/>
           <w:color w:val="auto"/>
         </w:rPr>
-        <w:t xml:space="preserve">Task </w:t>
-      </w:r>
-      <w:r>
-        <w:rPr>
-          <w:rFonts w:ascii="Times New Roman" w:hAnsi="Times New Roman" w:cs="Times New Roman"/>
-          <w:color w:val="auto"/>
-        </w:rPr>
-        <w:t>3</w:t>
-      </w:r>
+        <w:t>Handling pentesting on a machine</w:t>
+      </w:r>
+      <w:bookmarkEnd w:id="5"/>
     </w:p>
     <w:p>
       <w:r>
@@ -1366,7 +1679,7 @@
                     </pic:cNvPicPr>
                   </pic:nvPicPr>
                   <pic:blipFill>
-                    <a:blip r:embed="rId18">
+                    <a:blip r:embed="rId20">
                       <a:extLst>
                         <a:ext uri="{28A0092B-C50C-407E-A947-70E740481C1C}">
                           <a14:useLocalDpi xmlns:a14="http://schemas.microsoft.com/office/drawing/2010/main" val="0"/>
@@ -1414,15 +1727,7 @@
         </w:r>
       </w:fldSimple>
       <w:r>
-        <w:t xml:space="preserve"> pickle rick room webpage upon looking up the provided </w:t>
-      </w:r>
-      <w:proofErr w:type="spellStart"/>
-      <w:r>
-        <w:t>ip</w:t>
-      </w:r>
-      <w:proofErr w:type="spellEnd"/>
-      <w:r>
-        <w:t xml:space="preserve"> address</w:t>
+        <w:t xml:space="preserve"> pickle rick room webpage upon looking up the provided ip address</w:t>
       </w:r>
     </w:p>
     <w:p/>
@@ -1431,6 +1736,9 @@
         <w:keepNext/>
       </w:pPr>
       <w:r>
+        <w:rPr>
+          <w:noProof/>
+        </w:rPr>
         <w:drawing>
           <wp:inline distT="0" distB="0" distL="0" distR="0" wp14:anchorId="58DAE6B7" wp14:editId="634D158E">
             <wp:extent cx="5943600" cy="2796540"/>
@@ -1447,7 +1755,7 @@
                     <pic:cNvPicPr/>
                   </pic:nvPicPr>
                   <pic:blipFill>
-                    <a:blip r:embed="rId19"/>
+                    <a:blip r:embed="rId21"/>
                     <a:stretch>
                       <a:fillRect/>
                     </a:stretch>
@@ -1502,6 +1810,9 @@
         <w:pStyle w:val="Caption"/>
       </w:pPr>
       <w:r>
+        <w:rPr>
+          <w:noProof/>
+        </w:rPr>
         <w:drawing>
           <wp:inline distT="0" distB="0" distL="0" distR="0" wp14:anchorId="60837AA0" wp14:editId="3EC39202">
             <wp:extent cx="5943600" cy="358140"/>
@@ -1518,7 +1829,7 @@
                     <pic:cNvPicPr/>
                   </pic:nvPicPr>
                   <pic:blipFill>
-                    <a:blip r:embed="rId20"/>
+                    <a:blip r:embed="rId22"/>
                     <a:stretch>
                       <a:fillRect/>
                     </a:stretch>
@@ -1546,42 +1857,27 @@
       <w:r>
         <w:t xml:space="preserve">Figure </w:t>
       </w:r>
-      <w:r>
-        <w:fldChar w:fldCharType="begin"/>
-      </w:r>
-      <w:r>
-        <w:instrText xml:space="preserve"> SEQ Figure \* ARABIC </w:instrText>
-      </w:r>
-      <w:r>
-        <w:fldChar w:fldCharType="separate"/>
-      </w:r>
+      <w:fldSimple w:instr=" SEQ Figure \* ARABIC ">
+        <w:r>
+          <w:rPr>
+            <w:noProof/>
+          </w:rPr>
+          <w:t>17</w:t>
+        </w:r>
+      </w:fldSimple>
+      <w:r>
+        <w:t>after checking if the webpage have a robot.txt file</w:t>
+      </w:r>
+    </w:p>
+    <w:p/>
+    <w:p>
+      <w:pPr>
+        <w:keepNext/>
+      </w:pPr>
       <w:r>
         <w:rPr>
           <w:noProof/>
         </w:rPr>
-        <w:t>17</w:t>
-      </w:r>
-      <w:r>
-        <w:fldChar w:fldCharType="end"/>
-      </w:r>
-      <w:r>
-        <w:t xml:space="preserve">after checking if the webpage </w:t>
-      </w:r>
-      <w:proofErr w:type="gramStart"/>
-      <w:r>
-        <w:t>have</w:t>
-      </w:r>
-      <w:proofErr w:type="gramEnd"/>
-      <w:r>
-        <w:t xml:space="preserve"> a robot.txt file</w:t>
-      </w:r>
-    </w:p>
-    <w:p/>
-    <w:p>
-      <w:pPr>
-        <w:keepNext/>
-      </w:pPr>
-      <w:r>
         <w:drawing>
           <wp:inline distT="0" distB="0" distL="0" distR="0" wp14:anchorId="3603DB6E" wp14:editId="7D35BEBC">
             <wp:extent cx="5943600" cy="1876425"/>
@@ -1598,7 +1894,7 @@
                     <pic:cNvPicPr/>
                   </pic:nvPicPr>
                   <pic:blipFill>
-                    <a:blip r:embed="rId21"/>
+                    <a:blip r:embed="rId23"/>
                     <a:stretch>
                       <a:fillRect/>
                     </a:stretch>
@@ -1644,6 +1940,9 @@
         <w:keepNext/>
       </w:pPr>
       <w:r>
+        <w:rPr>
+          <w:noProof/>
+        </w:rPr>
         <w:drawing>
           <wp:inline distT="0" distB="0" distL="0" distR="0" wp14:anchorId="53538154" wp14:editId="70A82EE9">
             <wp:extent cx="5943600" cy="2665095"/>
@@ -1660,7 +1959,7 @@
                     <pic:cNvPicPr/>
                   </pic:nvPicPr>
                   <pic:blipFill>
-                    <a:blip r:embed="rId22"/>
+                    <a:blip r:embed="rId24"/>
                     <a:stretch>
                       <a:fillRect/>
                     </a:stretch>
@@ -1697,15 +1996,7 @@
         </w:r>
       </w:fldSimple>
       <w:r>
-        <w:t xml:space="preserve"> after going around the file this shows the </w:t>
-      </w:r>
-      <w:proofErr w:type="spellStart"/>
-      <w:r>
-        <w:t>portal.php</w:t>
-      </w:r>
-      <w:proofErr w:type="spellEnd"/>
-      <w:r>
-        <w:t xml:space="preserve"> and we use the </w:t>
+        <w:t xml:space="preserve"> after going around the file this shows the portal.php and we use the </w:t>
       </w:r>
       <w:r>
         <w:t>R1ckRul3s</w:t>
@@ -1713,11 +2004,9 @@
       <w:r>
         <w:t xml:space="preserve"> as the username and </w:t>
       </w:r>
-      <w:proofErr w:type="spellStart"/>
       <w:r>
         <w:t>Wubbalubbadubdub</w:t>
       </w:r>
-      <w:proofErr w:type="spellEnd"/>
       <w:r>
         <w:t xml:space="preserve"> gotten above</w:t>
       </w:r>
@@ -1727,6 +2016,9 @@
         <w:keepNext/>
       </w:pPr>
       <w:r>
+        <w:rPr>
+          <w:noProof/>
+        </w:rPr>
         <w:drawing>
           <wp:inline distT="0" distB="0" distL="0" distR="0" wp14:anchorId="5667E2A9" wp14:editId="4D932D40">
             <wp:extent cx="5943600" cy="1035685"/>
@@ -1743,7 +2035,7 @@
                     <pic:cNvPicPr/>
                   </pic:nvPicPr>
                   <pic:blipFill>
-                    <a:blip r:embed="rId23"/>
+                    <a:blip r:embed="rId25"/>
                     <a:stretch>
                       <a:fillRect/>
                     </a:stretch>
@@ -1788,6 +2080,9 @@
         <w:keepNext/>
       </w:pPr>
       <w:r>
+        <w:rPr>
+          <w:noProof/>
+        </w:rPr>
         <w:drawing>
           <wp:inline distT="0" distB="0" distL="0" distR="0" wp14:anchorId="3017F34D" wp14:editId="2260BECC">
             <wp:extent cx="5943600" cy="1704340"/>
@@ -1804,7 +2099,7 @@
                     <pic:cNvPicPr/>
                   </pic:nvPicPr>
                   <pic:blipFill>
-                    <a:blip r:embed="rId24"/>
+                    <a:blip r:embed="rId26"/>
                     <a:stretch>
                       <a:fillRect/>
                     </a:stretch>
@@ -1841,15 +2136,7 @@
         </w:r>
       </w:fldSimple>
       <w:r>
-        <w:t xml:space="preserve"> after </w:t>
-      </w:r>
-      <w:proofErr w:type="spellStart"/>
-      <w:r>
-        <w:t>i</w:t>
-      </w:r>
-      <w:proofErr w:type="spellEnd"/>
-      <w:r>
-        <w:t xml:space="preserve"> tried a simple cli command ls -l</w:t>
+        <w:t xml:space="preserve"> after i tried a simple cli command ls -l</w:t>
       </w:r>
     </w:p>
     <w:p/>
@@ -1858,6 +2145,9 @@
         <w:keepNext/>
       </w:pPr>
       <w:r>
+        <w:rPr>
+          <w:noProof/>
+        </w:rPr>
         <w:drawing>
           <wp:inline distT="0" distB="0" distL="0" distR="0" wp14:anchorId="7FBE4386" wp14:editId="4D9CC410">
             <wp:extent cx="5943600" cy="2021840"/>
@@ -1874,7 +2164,7 @@
                     <pic:cNvPicPr/>
                   </pic:nvPicPr>
                   <pic:blipFill>
-                    <a:blip r:embed="rId25"/>
+                    <a:blip r:embed="rId27"/>
                     <a:stretch>
                       <a:fillRect/>
                     </a:stretch>
@@ -1911,15 +2201,7 @@
         </w:r>
       </w:fldSimple>
       <w:r>
-        <w:t xml:space="preserve">i tried to see the super </w:t>
-      </w:r>
-      <w:proofErr w:type="spellStart"/>
-      <w:r>
-        <w:t>sectret</w:t>
-      </w:r>
-      <w:proofErr w:type="spellEnd"/>
-      <w:r>
-        <w:t xml:space="preserve"> txt</w:t>
+        <w:t>i tried to see the super sectret txt</w:t>
       </w:r>
     </w:p>
     <w:p>
@@ -1932,6 +2214,9 @@
         <w:keepNext/>
       </w:pPr>
       <w:r>
+        <w:rPr>
+          <w:noProof/>
+        </w:rPr>
         <w:drawing>
           <wp:inline distT="0" distB="0" distL="0" distR="0" wp14:anchorId="43A07727" wp14:editId="0FA89F4A">
             <wp:extent cx="5943600" cy="1812290"/>
@@ -1948,7 +2233,7 @@
                     <pic:cNvPicPr/>
                   </pic:nvPicPr>
                   <pic:blipFill>
-                    <a:blip r:embed="rId26"/>
+                    <a:blip r:embed="rId28"/>
                     <a:stretch>
                       <a:fillRect/>
                     </a:stretch>
@@ -1985,23 +2270,7 @@
         </w:r>
       </w:fldSimple>
       <w:r>
-        <w:t xml:space="preserve"> </w:t>
-      </w:r>
-      <w:proofErr w:type="spellStart"/>
-      <w:r>
-        <w:t>i</w:t>
-      </w:r>
-      <w:proofErr w:type="spellEnd"/>
-      <w:r>
-        <w:t xml:space="preserve"> tried to string the text and </w:t>
-      </w:r>
-      <w:proofErr w:type="spellStart"/>
-      <w:r>
-        <w:t>i</w:t>
-      </w:r>
-      <w:proofErr w:type="spellEnd"/>
-      <w:r>
-        <w:t xml:space="preserve"> found the first answer</w:t>
+        <w:t xml:space="preserve"> i tried to string the text and i found the first answer</w:t>
       </w:r>
     </w:p>
     <w:p/>
@@ -2010,6 +2279,9 @@
         <w:keepNext/>
       </w:pPr>
       <w:r>
+        <w:rPr>
+          <w:noProof/>
+        </w:rPr>
         <w:drawing>
           <wp:inline distT="0" distB="0" distL="0" distR="0" wp14:anchorId="5E06D4B8" wp14:editId="66B2362D">
             <wp:extent cx="5943600" cy="2038985"/>
@@ -2026,7 +2298,7 @@
                     <pic:cNvPicPr/>
                   </pic:nvPicPr>
                   <pic:blipFill>
-                    <a:blip r:embed="rId27"/>
+                    <a:blip r:embed="rId29"/>
                     <a:stretch>
                       <a:fillRect/>
                     </a:stretch>
@@ -2063,15 +2335,7 @@
         </w:r>
       </w:fldSimple>
       <w:r>
-        <w:t xml:space="preserve"> </w:t>
-      </w:r>
-      <w:proofErr w:type="spellStart"/>
-      <w:r>
-        <w:t>i</w:t>
-      </w:r>
-      <w:proofErr w:type="spellEnd"/>
-      <w:r>
-        <w:t xml:space="preserve"> tried to look for a clue in the clue.txt</w:t>
+        <w:t xml:space="preserve"> i tried to look for a clue in the clue.txt</w:t>
       </w:r>
     </w:p>
     <w:p>
@@ -2079,6 +2343,9 @@
         <w:keepNext/>
       </w:pPr>
       <w:r>
+        <w:rPr>
+          <w:noProof/>
+        </w:rPr>
         <w:drawing>
           <wp:inline distT="0" distB="0" distL="0" distR="0" wp14:anchorId="7EED2652" wp14:editId="5E25B939">
             <wp:extent cx="5943600" cy="1958340"/>
@@ -2095,7 +2362,7 @@
                     <pic:cNvPicPr/>
                   </pic:nvPicPr>
                   <pic:blipFill>
-                    <a:blip r:embed="rId28"/>
+                    <a:blip r:embed="rId30"/>
                     <a:stretch>
                       <a:fillRect/>
                     </a:stretch>
@@ -2132,15 +2399,7 @@
         </w:r>
       </w:fldSimple>
       <w:r>
-        <w:t xml:space="preserve">trying to see if </w:t>
-      </w:r>
-      <w:proofErr w:type="spellStart"/>
-      <w:r>
-        <w:t>i</w:t>
-      </w:r>
-      <w:proofErr w:type="spellEnd"/>
-      <w:r>
-        <w:t xml:space="preserve"> can change the location</w:t>
+        <w:t>trying to see if i can change the location</w:t>
       </w:r>
     </w:p>
     <w:p>
@@ -2148,6 +2407,9 @@
         <w:keepNext/>
       </w:pPr>
       <w:r>
+        <w:rPr>
+          <w:noProof/>
+        </w:rPr>
         <w:drawing>
           <wp:inline distT="0" distB="0" distL="0" distR="0" wp14:anchorId="1D4620FE" wp14:editId="07B81B70">
             <wp:extent cx="5943600" cy="2051050"/>
@@ -2164,7 +2426,7 @@
                     <pic:cNvPicPr/>
                   </pic:nvPicPr>
                   <pic:blipFill>
-                    <a:blip r:embed="rId29"/>
+                    <a:blip r:embed="rId31"/>
                     <a:stretch>
                       <a:fillRect/>
                     </a:stretch>
@@ -2209,6 +2471,9 @@
         <w:keepNext/>
       </w:pPr>
       <w:r>
+        <w:rPr>
+          <w:noProof/>
+        </w:rPr>
         <w:drawing>
           <wp:inline distT="0" distB="0" distL="0" distR="0" wp14:anchorId="76E82752" wp14:editId="6943E5D9">
             <wp:extent cx="5943600" cy="1932940"/>
@@ -2225,7 +2490,7 @@
                     <pic:cNvPicPr/>
                   </pic:nvPicPr>
                   <pic:blipFill>
-                    <a:blip r:embed="rId30"/>
+                    <a:blip r:embed="rId32"/>
                     <a:stretch>
                       <a:fillRect/>
                     </a:stretch>
@@ -2270,6 +2535,9 @@
         <w:keepNext/>
       </w:pPr>
       <w:r>
+        <w:rPr>
+          <w:noProof/>
+        </w:rPr>
         <w:drawing>
           <wp:inline distT="0" distB="0" distL="0" distR="0" wp14:anchorId="4ED60920" wp14:editId="6249E89D">
             <wp:extent cx="5943600" cy="1680210"/>
@@ -2286,7 +2554,7 @@
                     <pic:cNvPicPr/>
                   </pic:nvPicPr>
                   <pic:blipFill>
-                    <a:blip r:embed="rId31"/>
+                    <a:blip r:embed="rId33"/>
                     <a:stretch>
                       <a:fillRect/>
                     </a:stretch>
@@ -2323,26 +2591,10 @@
         </w:r>
       </w:fldSimple>
       <w:r>
-        <w:t xml:space="preserve"> trying to </w:t>
-      </w:r>
-      <w:proofErr w:type="spellStart"/>
-      <w:r>
-        <w:t>sudo</w:t>
-      </w:r>
-      <w:proofErr w:type="spellEnd"/>
-      <w:r>
-        <w:t xml:space="preserve"> inside</w:t>
-      </w:r>
-      <w:r>
-        <w:t xml:space="preserve"> and fount </w:t>
-      </w:r>
-      <w:proofErr w:type="spellStart"/>
-      <w:r>
-        <w:t>sth</w:t>
-      </w:r>
-      <w:proofErr w:type="spellEnd"/>
-      <w:r>
-        <w:t xml:space="preserve"> interesting the 3</w:t>
+        <w:t xml:space="preserve"> trying to sudo inside</w:t>
+      </w:r>
+      <w:r>
+        <w:t xml:space="preserve"> and fount sth interesting the 3</w:t>
       </w:r>
       <w:r>
         <w:rPr>
@@ -2359,6 +2611,9 @@
         <w:keepNext/>
       </w:pPr>
       <w:r>
+        <w:rPr>
+          <w:noProof/>
+        </w:rPr>
         <w:drawing>
           <wp:inline distT="0" distB="0" distL="0" distR="0" wp14:anchorId="15434C9F" wp14:editId="0EA3007E">
             <wp:extent cx="5943600" cy="1953260"/>
@@ -2375,7 +2630,7 @@
                     <pic:cNvPicPr/>
                   </pic:nvPicPr>
                   <pic:blipFill>
-                    <a:blip r:embed="rId32"/>
+                    <a:blip r:embed="rId34"/>
                     <a:stretch>
                       <a:fillRect/>
                     </a:stretch>
@@ -2412,19 +2667,4194 @@
         </w:r>
       </w:fldSimple>
       <w:r>
-        <w:t xml:space="preserve"> upon looking the 3rd text </w:t>
-      </w:r>
-      <w:proofErr w:type="spellStart"/>
-      <w:r>
-        <w:t>i</w:t>
-      </w:r>
-      <w:proofErr w:type="spellEnd"/>
-      <w:r>
-        <w:t xml:space="preserve"> found the last ingredient</w:t>
-      </w:r>
-    </w:p>
-    <w:p/>
-    <w:p/>
+        <w:t xml:space="preserve"> upon looking the 3rd text i found the last ingredient</w:t>
+      </w:r>
+    </w:p>
+    <w:p/>
+    <w:p/>
+    <w:p/>
+    <w:p/>
+    <w:p/>
+    <w:p/>
+    <w:p/>
+    <w:p/>
+    <w:p/>
+    <w:p/>
+    <w:p/>
+    <w:p/>
+    <w:p>
+      <w:pPr>
+        <w:pStyle w:val="Heading1"/>
+        <w:jc w:val="center"/>
+        <w:rPr>
+          <w:rFonts w:ascii="Times New Roman" w:hAnsi="Times New Roman" w:cs="Times New Roman"/>
+          <w:b/>
+          <w:bCs/>
+          <w:color w:val="auto"/>
+        </w:rPr>
+      </w:pPr>
+      <w:bookmarkStart w:id="6" w:name="_Toc232952105"/>
+      <w:r>
+        <w:rPr>
+          <w:rFonts w:ascii="Times New Roman" w:hAnsi="Times New Roman" w:cs="Times New Roman"/>
+          <w:b/>
+          <w:bCs/>
+          <w:color w:val="auto"/>
+        </w:rPr>
+        <w:t>Week 6</w:t>
+      </w:r>
+      <w:bookmarkEnd w:id="6"/>
+    </w:p>
+    <w:p>
+      <w:pPr>
+        <w:rPr>
+          <w:rFonts w:ascii="Times New Roman" w:hAnsi="Times New Roman" w:cs="Times New Roman"/>
+        </w:rPr>
+      </w:pPr>
+      <w:r>
+        <w:rPr>
+          <w:rFonts w:ascii="Times New Roman" w:hAnsi="Times New Roman" w:cs="Times New Roman"/>
+        </w:rPr>
+        <w:t xml:space="preserve">Environment of choice: DEATHNOTE </w:t>
+      </w:r>
+    </w:p>
+    <w:p>
+      <w:pPr>
+        <w:keepNext/>
+        <w:rPr>
+          <w:rFonts w:ascii="Times New Roman" w:hAnsi="Times New Roman" w:cs="Times New Roman"/>
+        </w:rPr>
+      </w:pPr>
+      <w:r>
+        <w:rPr>
+          <w:rFonts w:ascii="Times New Roman" w:hAnsi="Times New Roman" w:cs="Times New Roman"/>
+          <w:noProof/>
+        </w:rPr>
+        <w:drawing>
+          <wp:inline distT="0" distB="0" distL="0" distR="0" wp14:anchorId="19050B68" wp14:editId="3B115C24">
+            <wp:extent cx="5943600" cy="1049020"/>
+            <wp:effectExtent l="0" t="0" r="0" b="0"/>
+            <wp:docPr id="285297681" name="Picture 1"/>
+            <wp:cNvGraphicFramePr>
+              <a:graphicFrameLocks xmlns:a="http://schemas.openxmlformats.org/drawingml/2006/main" noChangeAspect="1"/>
+            </wp:cNvGraphicFramePr>
+            <a:graphic xmlns:a="http://schemas.openxmlformats.org/drawingml/2006/main">
+              <a:graphicData uri="http://schemas.openxmlformats.org/drawingml/2006/picture">
+                <pic:pic xmlns:pic="http://schemas.openxmlformats.org/drawingml/2006/picture">
+                  <pic:nvPicPr>
+                    <pic:cNvPr id="285297681" name=""/>
+                    <pic:cNvPicPr/>
+                  </pic:nvPicPr>
+                  <pic:blipFill>
+                    <a:blip r:embed="rId35"/>
+                    <a:stretch>
+                      <a:fillRect/>
+                    </a:stretch>
+                  </pic:blipFill>
+                  <pic:spPr>
+                    <a:xfrm>
+                      <a:off x="0" y="0"/>
+                      <a:ext cx="5943600" cy="1049020"/>
+                    </a:xfrm>
+                    <a:prstGeom prst="rect">
+                      <a:avLst/>
+                    </a:prstGeom>
+                  </pic:spPr>
+                </pic:pic>
+              </a:graphicData>
+            </a:graphic>
+          </wp:inline>
+        </w:drawing>
+      </w:r>
+    </w:p>
+    <w:p>
+      <w:pPr>
+        <w:pStyle w:val="Caption"/>
+        <w:rPr>
+          <w:rFonts w:ascii="Times New Roman" w:hAnsi="Times New Roman" w:cs="Times New Roman"/>
+          <w:noProof/>
+        </w:rPr>
+      </w:pPr>
+      <w:r>
+        <w:rPr>
+          <w:rFonts w:ascii="Times New Roman" w:hAnsi="Times New Roman" w:cs="Times New Roman"/>
+        </w:rPr>
+        <w:t xml:space="preserve">Figure </w:t>
+      </w:r>
+      <w:r>
+        <w:rPr>
+          <w:rFonts w:ascii="Times New Roman" w:hAnsi="Times New Roman" w:cs="Times New Roman"/>
+        </w:rPr>
+        <w:fldChar w:fldCharType="begin"/>
+      </w:r>
+      <w:r>
+        <w:rPr>
+          <w:rFonts w:ascii="Times New Roman" w:hAnsi="Times New Roman" w:cs="Times New Roman"/>
+        </w:rPr>
+        <w:instrText xml:space="preserve"> SEQ Figure \* ARABIC </w:instrText>
+      </w:r>
+      <w:r>
+        <w:rPr>
+          <w:rFonts w:ascii="Times New Roman" w:hAnsi="Times New Roman" w:cs="Times New Roman"/>
+        </w:rPr>
+        <w:fldChar w:fldCharType="separate"/>
+      </w:r>
+      <w:r>
+        <w:rPr>
+          <w:rFonts w:ascii="Times New Roman" w:hAnsi="Times New Roman" w:cs="Times New Roman"/>
+          <w:noProof/>
+        </w:rPr>
+        <w:t>30</w:t>
+      </w:r>
+      <w:r>
+        <w:rPr>
+          <w:rFonts w:ascii="Times New Roman" w:hAnsi="Times New Roman" w:cs="Times New Roman"/>
+        </w:rPr>
+        <w:fldChar w:fldCharType="end"/>
+      </w:r>
+      <w:r>
+        <w:rPr>
+          <w:rFonts w:ascii="Times New Roman" w:hAnsi="Times New Roman" w:cs="Times New Roman"/>
+        </w:rPr>
+        <w:t xml:space="preserve"> Discovery </w:t>
+      </w:r>
+      <w:r>
+        <w:rPr>
+          <w:rFonts w:ascii="Times New Roman" w:hAnsi="Times New Roman" w:cs="Times New Roman"/>
+          <w:noProof/>
+        </w:rPr>
+        <w:t>of the eviroment</w:t>
+      </w:r>
+    </w:p>
+    <w:p>
+      <w:pPr>
+        <w:keepNext/>
+        <w:rPr>
+          <w:rFonts w:ascii="Times New Roman" w:hAnsi="Times New Roman" w:cs="Times New Roman"/>
+        </w:rPr>
+      </w:pPr>
+      <w:r>
+        <w:rPr>
+          <w:rFonts w:ascii="Times New Roman" w:hAnsi="Times New Roman" w:cs="Times New Roman"/>
+          <w:noProof/>
+        </w:rPr>
+        <w:drawing>
+          <wp:inline distT="0" distB="0" distL="0" distR="0" wp14:anchorId="2464C434" wp14:editId="1AE62D2C">
+            <wp:extent cx="5943600" cy="1440180"/>
+            <wp:effectExtent l="0" t="0" r="0" b="7620"/>
+            <wp:docPr id="1003446833" name="Picture 1"/>
+            <wp:cNvGraphicFramePr>
+              <a:graphicFrameLocks xmlns:a="http://schemas.openxmlformats.org/drawingml/2006/main" noChangeAspect="1"/>
+            </wp:cNvGraphicFramePr>
+            <a:graphic xmlns:a="http://schemas.openxmlformats.org/drawingml/2006/main">
+              <a:graphicData uri="http://schemas.openxmlformats.org/drawingml/2006/picture">
+                <pic:pic xmlns:pic="http://schemas.openxmlformats.org/drawingml/2006/picture">
+                  <pic:nvPicPr>
+                    <pic:cNvPr id="1003446833" name="Picture 1003446833"/>
+                    <pic:cNvPicPr/>
+                  </pic:nvPicPr>
+                  <pic:blipFill>
+                    <a:blip r:embed="rId36">
+                      <a:extLst>
+                        <a:ext uri="{28A0092B-C50C-407E-A947-70E740481C1C}">
+                          <a14:useLocalDpi xmlns:a14="http://schemas.microsoft.com/office/drawing/2010/main" val="0"/>
+                        </a:ext>
+                      </a:extLst>
+                    </a:blip>
+                    <a:stretch>
+                      <a:fillRect/>
+                    </a:stretch>
+                  </pic:blipFill>
+                  <pic:spPr>
+                    <a:xfrm>
+                      <a:off x="0" y="0"/>
+                      <a:ext cx="5943600" cy="1440180"/>
+                    </a:xfrm>
+                    <a:prstGeom prst="rect">
+                      <a:avLst/>
+                    </a:prstGeom>
+                  </pic:spPr>
+                </pic:pic>
+              </a:graphicData>
+            </a:graphic>
+          </wp:inline>
+        </w:drawing>
+      </w:r>
+    </w:p>
+    <w:p>
+      <w:pPr>
+        <w:pStyle w:val="Caption"/>
+        <w:rPr>
+          <w:rFonts w:ascii="Times New Roman" w:hAnsi="Times New Roman" w:cs="Times New Roman"/>
+        </w:rPr>
+      </w:pPr>
+      <w:r>
+        <w:rPr>
+          <w:rFonts w:ascii="Times New Roman" w:hAnsi="Times New Roman" w:cs="Times New Roman"/>
+        </w:rPr>
+        <w:t xml:space="preserve">Figure </w:t>
+      </w:r>
+      <w:r>
+        <w:rPr>
+          <w:rFonts w:ascii="Times New Roman" w:hAnsi="Times New Roman" w:cs="Times New Roman"/>
+        </w:rPr>
+        <w:fldChar w:fldCharType="begin"/>
+      </w:r>
+      <w:r>
+        <w:rPr>
+          <w:rFonts w:ascii="Times New Roman" w:hAnsi="Times New Roman" w:cs="Times New Roman"/>
+        </w:rPr>
+        <w:instrText xml:space="preserve"> SEQ Figure \* ARABIC </w:instrText>
+      </w:r>
+      <w:r>
+        <w:rPr>
+          <w:rFonts w:ascii="Times New Roman" w:hAnsi="Times New Roman" w:cs="Times New Roman"/>
+        </w:rPr>
+        <w:fldChar w:fldCharType="separate"/>
+      </w:r>
+      <w:r>
+        <w:rPr>
+          <w:rFonts w:ascii="Times New Roman" w:hAnsi="Times New Roman" w:cs="Times New Roman"/>
+          <w:noProof/>
+        </w:rPr>
+        <w:t>31</w:t>
+      </w:r>
+      <w:r>
+        <w:rPr>
+          <w:rFonts w:ascii="Times New Roman" w:hAnsi="Times New Roman" w:cs="Times New Roman"/>
+        </w:rPr>
+        <w:fldChar w:fldCharType="end"/>
+      </w:r>
+      <w:r>
+        <w:rPr>
+          <w:rFonts w:ascii="Times New Roman" w:hAnsi="Times New Roman" w:cs="Times New Roman"/>
+        </w:rPr>
+        <w:t xml:space="preserve"> the ports open in the environment</w:t>
+      </w:r>
+    </w:p>
+    <w:p>
+      <w:pPr>
+        <w:rPr>
+          <w:rFonts w:ascii="Times New Roman" w:hAnsi="Times New Roman" w:cs="Times New Roman"/>
+        </w:rPr>
+      </w:pPr>
+      <w:r>
+        <w:rPr>
+          <w:rFonts w:ascii="Times New Roman" w:hAnsi="Times New Roman" w:cs="Times New Roman"/>
+          <w:b/>
+          <w:bCs/>
+        </w:rPr>
+        <w:t>Key findings</w:t>
+      </w:r>
+      <w:r>
+        <w:rPr>
+          <w:rFonts w:ascii="Times New Roman" w:hAnsi="Times New Roman" w:cs="Times New Roman"/>
+        </w:rPr>
+        <w:t>:</w:t>
+      </w:r>
+    </w:p>
+    <w:p>
+      <w:pPr>
+        <w:numPr>
+          <w:ilvl w:val="0"/>
+          <w:numId w:val="1"/>
+        </w:numPr>
+        <w:rPr>
+          <w:rFonts w:ascii="Times New Roman" w:hAnsi="Times New Roman" w:cs="Times New Roman"/>
+        </w:rPr>
+      </w:pPr>
+      <w:r>
+        <w:rPr>
+          <w:rFonts w:ascii="Times New Roman" w:hAnsi="Times New Roman" w:cs="Times New Roman"/>
+        </w:rPr>
+        <w:t>Server header reveals Apache version.</w:t>
+      </w:r>
+    </w:p>
+    <w:p>
+      <w:pPr>
+        <w:numPr>
+          <w:ilvl w:val="0"/>
+          <w:numId w:val="1"/>
+        </w:numPr>
+        <w:rPr>
+          <w:rFonts w:ascii="Times New Roman" w:hAnsi="Times New Roman" w:cs="Times New Roman"/>
+        </w:rPr>
+      </w:pPr>
+      <w:r>
+        <w:rPr>
+          <w:rFonts w:ascii="Times New Roman" w:hAnsi="Times New Roman" w:cs="Times New Roman"/>
+        </w:rPr>
+        <w:t>/wordpress/ directory found.</w:t>
+      </w:r>
+    </w:p>
+    <w:p>
+      <w:pPr>
+        <w:numPr>
+          <w:ilvl w:val="0"/>
+          <w:numId w:val="1"/>
+        </w:numPr>
+        <w:rPr>
+          <w:rFonts w:ascii="Times New Roman" w:hAnsi="Times New Roman" w:cs="Times New Roman"/>
+        </w:rPr>
+      </w:pPr>
+      <w:r>
+        <w:rPr>
+          <w:rFonts w:ascii="Times New Roman" w:hAnsi="Times New Roman" w:cs="Times New Roman"/>
+        </w:rPr>
+        <w:t>Multiple WordPress vulnerabilities may exist due to outdated version.</w:t>
+      </w:r>
+    </w:p>
+    <w:p>
+      <w:pPr>
+        <w:rPr>
+          <w:rFonts w:ascii="Times New Roman" w:hAnsi="Times New Roman" w:cs="Times New Roman"/>
+        </w:rPr>
+      </w:pPr>
+    </w:p>
+    <w:p>
+      <w:pPr>
+        <w:rPr>
+          <w:rFonts w:ascii="Times New Roman" w:hAnsi="Times New Roman" w:cs="Times New Roman"/>
+          <w:b/>
+          <w:bCs/>
+        </w:rPr>
+      </w:pPr>
+      <w:r>
+        <w:rPr>
+          <w:rFonts w:ascii="Times New Roman" w:hAnsi="Times New Roman" w:cs="Times New Roman"/>
+          <w:b/>
+          <w:bCs/>
+        </w:rPr>
+        <w:t>Security Recommendations</w:t>
+      </w:r>
+    </w:p>
+    <w:tbl>
+      <w:tblPr>
+        <w:tblW w:w="9360" w:type="dxa"/>
+        <w:tblCellMar>
+          <w:top w:w="15" w:type="dxa"/>
+          <w:left w:w="15" w:type="dxa"/>
+          <w:bottom w:w="15" w:type="dxa"/>
+          <w:right w:w="15" w:type="dxa"/>
+        </w:tblCellMar>
+        <w:tblLook w:val="04A0" w:firstRow="1" w:lastRow="0" w:firstColumn="1" w:lastColumn="0" w:noHBand="0" w:noVBand="1"/>
+      </w:tblPr>
+      <w:tblGrid>
+        <w:gridCol w:w="3038"/>
+        <w:gridCol w:w="5029"/>
+        <w:gridCol w:w="1293"/>
+      </w:tblGrid>
+      <w:tr>
+        <w:trPr>
+          <w:tblHeader/>
+        </w:trPr>
+        <w:tc>
+          <w:tcPr>
+            <w:tcW w:w="0" w:type="auto"/>
+            <w:tcBorders>
+              <w:top w:val="nil"/>
+            </w:tcBorders>
+            <w:tcMar>
+              <w:top w:w="150" w:type="dxa"/>
+              <w:left w:w="0" w:type="dxa"/>
+              <w:bottom w:w="150" w:type="dxa"/>
+              <w:right w:w="240" w:type="dxa"/>
+            </w:tcMar>
+            <w:vAlign w:val="center"/>
+            <w:hideMark/>
+          </w:tcPr>
+          <w:p>
+            <w:pPr>
+              <w:rPr>
+                <w:rFonts w:ascii="Times New Roman" w:hAnsi="Times New Roman" w:cs="Times New Roman"/>
+              </w:rPr>
+            </w:pPr>
+            <w:r>
+              <w:rPr>
+                <w:rFonts w:ascii="Times New Roman" w:hAnsi="Times New Roman" w:cs="Times New Roman"/>
+                <w:b/>
+                <w:bCs/>
+              </w:rPr>
+              <w:t>Finding</w:t>
+            </w:r>
+          </w:p>
+        </w:tc>
+        <w:tc>
+          <w:tcPr>
+            <w:tcW w:w="0" w:type="auto"/>
+            <w:tcBorders>
+              <w:top w:val="nil"/>
+            </w:tcBorders>
+            <w:tcMar>
+              <w:top w:w="150" w:type="dxa"/>
+              <w:left w:w="240" w:type="dxa"/>
+              <w:bottom w:w="150" w:type="dxa"/>
+              <w:right w:w="240" w:type="dxa"/>
+            </w:tcMar>
+            <w:vAlign w:val="center"/>
+            <w:hideMark/>
+          </w:tcPr>
+          <w:p>
+            <w:pPr>
+              <w:rPr>
+                <w:rFonts w:ascii="Times New Roman" w:hAnsi="Times New Roman" w:cs="Times New Roman"/>
+              </w:rPr>
+            </w:pPr>
+            <w:r>
+              <w:rPr>
+                <w:rFonts w:ascii="Times New Roman" w:hAnsi="Times New Roman" w:cs="Times New Roman"/>
+                <w:b/>
+                <w:bCs/>
+              </w:rPr>
+              <w:t>Recommendation</w:t>
+            </w:r>
+          </w:p>
+        </w:tc>
+        <w:tc>
+          <w:tcPr>
+            <w:tcW w:w="0" w:type="auto"/>
+            <w:tcBorders>
+              <w:top w:val="nil"/>
+            </w:tcBorders>
+            <w:tcMar>
+              <w:top w:w="150" w:type="dxa"/>
+              <w:left w:w="240" w:type="dxa"/>
+              <w:bottom w:w="150" w:type="dxa"/>
+              <w:right w:w="240" w:type="dxa"/>
+            </w:tcMar>
+            <w:vAlign w:val="center"/>
+            <w:hideMark/>
+          </w:tcPr>
+          <w:p>
+            <w:pPr>
+              <w:rPr>
+                <w:rFonts w:ascii="Times New Roman" w:hAnsi="Times New Roman" w:cs="Times New Roman"/>
+              </w:rPr>
+            </w:pPr>
+            <w:r>
+              <w:rPr>
+                <w:rFonts w:ascii="Times New Roman" w:hAnsi="Times New Roman" w:cs="Times New Roman"/>
+                <w:b/>
+                <w:bCs/>
+              </w:rPr>
+              <w:t>Priority</w:t>
+            </w:r>
+          </w:p>
+        </w:tc>
+      </w:tr>
+      <w:tr>
+        <w:tc>
+          <w:tcPr>
+            <w:tcW w:w="0" w:type="auto"/>
+            <w:tcMar>
+              <w:top w:w="150" w:type="dxa"/>
+              <w:left w:w="0" w:type="dxa"/>
+              <w:bottom w:w="150" w:type="dxa"/>
+              <w:right w:w="240" w:type="dxa"/>
+            </w:tcMar>
+            <w:vAlign w:val="center"/>
+            <w:hideMark/>
+          </w:tcPr>
+          <w:p>
+            <w:pPr>
+              <w:rPr>
+                <w:rFonts w:ascii="Times New Roman" w:hAnsi="Times New Roman" w:cs="Times New Roman"/>
+              </w:rPr>
+            </w:pPr>
+            <w:r>
+              <w:rPr>
+                <w:rFonts w:ascii="Times New Roman" w:hAnsi="Times New Roman" w:cs="Times New Roman"/>
+              </w:rPr>
+              <w:t>Apache version 2.4.38 (outdated)</w:t>
+            </w:r>
+          </w:p>
+        </w:tc>
+        <w:tc>
+          <w:tcPr>
+            <w:tcW w:w="0" w:type="auto"/>
+            <w:tcMar>
+              <w:top w:w="150" w:type="dxa"/>
+              <w:left w:w="240" w:type="dxa"/>
+              <w:bottom w:w="150" w:type="dxa"/>
+              <w:right w:w="240" w:type="dxa"/>
+            </w:tcMar>
+            <w:vAlign w:val="center"/>
+            <w:hideMark/>
+          </w:tcPr>
+          <w:p>
+            <w:pPr>
+              <w:rPr>
+                <w:rFonts w:ascii="Times New Roman" w:hAnsi="Times New Roman" w:cs="Times New Roman"/>
+              </w:rPr>
+            </w:pPr>
+            <w:r>
+              <w:rPr>
+                <w:rFonts w:ascii="Times New Roman" w:hAnsi="Times New Roman" w:cs="Times New Roman"/>
+              </w:rPr>
+              <w:t>Upgrade to the latest Apache stable release (2.4.5x+) to patch known CVEs.</w:t>
+            </w:r>
+          </w:p>
+        </w:tc>
+        <w:tc>
+          <w:tcPr>
+            <w:tcW w:w="0" w:type="auto"/>
+            <w:tcMar>
+              <w:top w:w="150" w:type="dxa"/>
+              <w:left w:w="240" w:type="dxa"/>
+              <w:bottom w:w="150" w:type="dxa"/>
+              <w:right w:w="0" w:type="dxa"/>
+            </w:tcMar>
+            <w:vAlign w:val="center"/>
+            <w:hideMark/>
+          </w:tcPr>
+          <w:p>
+            <w:pPr>
+              <w:rPr>
+                <w:rFonts w:ascii="Times New Roman" w:hAnsi="Times New Roman" w:cs="Times New Roman"/>
+              </w:rPr>
+            </w:pPr>
+            <w:r>
+              <w:rPr>
+                <w:rFonts w:ascii="Times New Roman" w:hAnsi="Times New Roman" w:cs="Times New Roman"/>
+              </w:rPr>
+              <w:t>High</w:t>
+            </w:r>
+          </w:p>
+        </w:tc>
+      </w:tr>
+      <w:tr>
+        <w:tc>
+          <w:tcPr>
+            <w:tcW w:w="0" w:type="auto"/>
+            <w:tcMar>
+              <w:top w:w="150" w:type="dxa"/>
+              <w:left w:w="0" w:type="dxa"/>
+              <w:bottom w:w="150" w:type="dxa"/>
+              <w:right w:w="240" w:type="dxa"/>
+            </w:tcMar>
+            <w:vAlign w:val="center"/>
+            <w:hideMark/>
+          </w:tcPr>
+          <w:p>
+            <w:pPr>
+              <w:rPr>
+                <w:rFonts w:ascii="Times New Roman" w:hAnsi="Times New Roman" w:cs="Times New Roman"/>
+              </w:rPr>
+            </w:pPr>
+            <w:r>
+              <w:rPr>
+                <w:rFonts w:ascii="Times New Roman" w:hAnsi="Times New Roman" w:cs="Times New Roman"/>
+              </w:rPr>
+              <w:t>WordPress version 5.8.1 (outdated)</w:t>
+            </w:r>
+          </w:p>
+        </w:tc>
+        <w:tc>
+          <w:tcPr>
+            <w:tcW w:w="0" w:type="auto"/>
+            <w:tcMar>
+              <w:top w:w="150" w:type="dxa"/>
+              <w:left w:w="240" w:type="dxa"/>
+              <w:bottom w:w="150" w:type="dxa"/>
+              <w:right w:w="240" w:type="dxa"/>
+            </w:tcMar>
+            <w:vAlign w:val="center"/>
+            <w:hideMark/>
+          </w:tcPr>
+          <w:p>
+            <w:pPr>
+              <w:rPr>
+                <w:rFonts w:ascii="Times New Roman" w:hAnsi="Times New Roman" w:cs="Times New Roman"/>
+              </w:rPr>
+            </w:pPr>
+            <w:r>
+              <w:rPr>
+                <w:rFonts w:ascii="Times New Roman" w:hAnsi="Times New Roman" w:cs="Times New Roman"/>
+              </w:rPr>
+              <w:t>Update WordPress core, themes, and plugins to latest versions immediately.</w:t>
+            </w:r>
+          </w:p>
+        </w:tc>
+        <w:tc>
+          <w:tcPr>
+            <w:tcW w:w="0" w:type="auto"/>
+            <w:tcMar>
+              <w:top w:w="150" w:type="dxa"/>
+              <w:left w:w="240" w:type="dxa"/>
+              <w:bottom w:w="150" w:type="dxa"/>
+              <w:right w:w="0" w:type="dxa"/>
+            </w:tcMar>
+            <w:vAlign w:val="center"/>
+            <w:hideMark/>
+          </w:tcPr>
+          <w:p>
+            <w:pPr>
+              <w:rPr>
+                <w:rFonts w:ascii="Times New Roman" w:hAnsi="Times New Roman" w:cs="Times New Roman"/>
+              </w:rPr>
+            </w:pPr>
+            <w:r>
+              <w:rPr>
+                <w:rFonts w:ascii="Times New Roman" w:hAnsi="Times New Roman" w:cs="Times New Roman"/>
+              </w:rPr>
+              <w:t>High</w:t>
+            </w:r>
+          </w:p>
+        </w:tc>
+      </w:tr>
+      <w:tr>
+        <w:tc>
+          <w:tcPr>
+            <w:tcW w:w="0" w:type="auto"/>
+            <w:tcMar>
+              <w:top w:w="150" w:type="dxa"/>
+              <w:left w:w="0" w:type="dxa"/>
+              <w:bottom w:w="150" w:type="dxa"/>
+              <w:right w:w="240" w:type="dxa"/>
+            </w:tcMar>
+            <w:vAlign w:val="center"/>
+            <w:hideMark/>
+          </w:tcPr>
+          <w:p>
+            <w:pPr>
+              <w:rPr>
+                <w:rFonts w:ascii="Times New Roman" w:hAnsi="Times New Roman" w:cs="Times New Roman"/>
+              </w:rPr>
+            </w:pPr>
+            <w:r>
+              <w:rPr>
+                <w:rFonts w:ascii="Times New Roman" w:hAnsi="Times New Roman" w:cs="Times New Roman"/>
+              </w:rPr>
+              <w:t>Directory listing enabled (/uploads/)</w:t>
+            </w:r>
+          </w:p>
+        </w:tc>
+        <w:tc>
+          <w:tcPr>
+            <w:tcW w:w="0" w:type="auto"/>
+            <w:tcMar>
+              <w:top w:w="150" w:type="dxa"/>
+              <w:left w:w="240" w:type="dxa"/>
+              <w:bottom w:w="150" w:type="dxa"/>
+              <w:right w:w="240" w:type="dxa"/>
+            </w:tcMar>
+            <w:vAlign w:val="center"/>
+            <w:hideMark/>
+          </w:tcPr>
+          <w:p>
+            <w:pPr>
+              <w:rPr>
+                <w:rFonts w:ascii="Times New Roman" w:hAnsi="Times New Roman" w:cs="Times New Roman"/>
+              </w:rPr>
+            </w:pPr>
+            <w:r>
+              <w:rPr>
+                <w:rFonts w:ascii="Times New Roman" w:hAnsi="Times New Roman" w:cs="Times New Roman"/>
+              </w:rPr>
+              <w:t>Disable directory indexing in Apache config: Options -Indexes</w:t>
+            </w:r>
+          </w:p>
+        </w:tc>
+        <w:tc>
+          <w:tcPr>
+            <w:tcW w:w="0" w:type="auto"/>
+            <w:tcMar>
+              <w:top w:w="150" w:type="dxa"/>
+              <w:left w:w="240" w:type="dxa"/>
+              <w:bottom w:w="150" w:type="dxa"/>
+              <w:right w:w="0" w:type="dxa"/>
+            </w:tcMar>
+            <w:vAlign w:val="center"/>
+            <w:hideMark/>
+          </w:tcPr>
+          <w:p>
+            <w:pPr>
+              <w:rPr>
+                <w:rFonts w:ascii="Times New Roman" w:hAnsi="Times New Roman" w:cs="Times New Roman"/>
+              </w:rPr>
+            </w:pPr>
+            <w:r>
+              <w:rPr>
+                <w:rFonts w:ascii="Times New Roman" w:hAnsi="Times New Roman" w:cs="Times New Roman"/>
+              </w:rPr>
+              <w:t>Medium</w:t>
+            </w:r>
+          </w:p>
+        </w:tc>
+      </w:tr>
+      <w:tr>
+        <w:tc>
+          <w:tcPr>
+            <w:tcW w:w="0" w:type="auto"/>
+            <w:tcMar>
+              <w:top w:w="150" w:type="dxa"/>
+              <w:left w:w="0" w:type="dxa"/>
+              <w:bottom w:w="150" w:type="dxa"/>
+              <w:right w:w="240" w:type="dxa"/>
+            </w:tcMar>
+            <w:vAlign w:val="center"/>
+            <w:hideMark/>
+          </w:tcPr>
+          <w:p>
+            <w:pPr>
+              <w:rPr>
+                <w:rFonts w:ascii="Times New Roman" w:hAnsi="Times New Roman" w:cs="Times New Roman"/>
+              </w:rPr>
+            </w:pPr>
+            <w:r>
+              <w:rPr>
+                <w:rFonts w:ascii="Times New Roman" w:hAnsi="Times New Roman" w:cs="Times New Roman"/>
+              </w:rPr>
+              <w:t>Sensitive files (notes.txt, user.txt) exposed</w:t>
+            </w:r>
+          </w:p>
+        </w:tc>
+        <w:tc>
+          <w:tcPr>
+            <w:tcW w:w="0" w:type="auto"/>
+            <w:tcMar>
+              <w:top w:w="150" w:type="dxa"/>
+              <w:left w:w="240" w:type="dxa"/>
+              <w:bottom w:w="150" w:type="dxa"/>
+              <w:right w:w="240" w:type="dxa"/>
+            </w:tcMar>
+            <w:vAlign w:val="center"/>
+            <w:hideMark/>
+          </w:tcPr>
+          <w:p>
+            <w:pPr>
+              <w:rPr>
+                <w:rFonts w:ascii="Times New Roman" w:hAnsi="Times New Roman" w:cs="Times New Roman"/>
+              </w:rPr>
+            </w:pPr>
+            <w:r>
+              <w:rPr>
+                <w:rFonts w:ascii="Times New Roman" w:hAnsi="Times New Roman" w:cs="Times New Roman"/>
+              </w:rPr>
+              <w:t>Move files outside web root or add .htaccess restrictions.</w:t>
+            </w:r>
+          </w:p>
+        </w:tc>
+        <w:tc>
+          <w:tcPr>
+            <w:tcW w:w="0" w:type="auto"/>
+            <w:tcMar>
+              <w:top w:w="150" w:type="dxa"/>
+              <w:left w:w="240" w:type="dxa"/>
+              <w:bottom w:w="150" w:type="dxa"/>
+              <w:right w:w="0" w:type="dxa"/>
+            </w:tcMar>
+            <w:vAlign w:val="center"/>
+            <w:hideMark/>
+          </w:tcPr>
+          <w:p>
+            <w:pPr>
+              <w:rPr>
+                <w:rFonts w:ascii="Times New Roman" w:hAnsi="Times New Roman" w:cs="Times New Roman"/>
+              </w:rPr>
+            </w:pPr>
+            <w:r>
+              <w:rPr>
+                <w:rFonts w:ascii="Times New Roman" w:hAnsi="Times New Roman" w:cs="Times New Roman"/>
+              </w:rPr>
+              <w:t>Medium</w:t>
+            </w:r>
+          </w:p>
+        </w:tc>
+      </w:tr>
+      <w:tr>
+        <w:tc>
+          <w:tcPr>
+            <w:tcW w:w="0" w:type="auto"/>
+            <w:tcMar>
+              <w:top w:w="150" w:type="dxa"/>
+              <w:left w:w="0" w:type="dxa"/>
+              <w:bottom w:w="150" w:type="dxa"/>
+              <w:right w:w="240" w:type="dxa"/>
+            </w:tcMar>
+            <w:vAlign w:val="center"/>
+            <w:hideMark/>
+          </w:tcPr>
+          <w:p>
+            <w:pPr>
+              <w:rPr>
+                <w:rFonts w:ascii="Times New Roman" w:hAnsi="Times New Roman" w:cs="Times New Roman"/>
+              </w:rPr>
+            </w:pPr>
+            <w:r>
+              <w:rPr>
+                <w:rFonts w:ascii="Times New Roman" w:hAnsi="Times New Roman" w:cs="Times New Roman"/>
+              </w:rPr>
+              <w:t>Server version revealed in headers</w:t>
+            </w:r>
+          </w:p>
+        </w:tc>
+        <w:tc>
+          <w:tcPr>
+            <w:tcW w:w="0" w:type="auto"/>
+            <w:tcMar>
+              <w:top w:w="150" w:type="dxa"/>
+              <w:left w:w="240" w:type="dxa"/>
+              <w:bottom w:w="150" w:type="dxa"/>
+              <w:right w:w="240" w:type="dxa"/>
+            </w:tcMar>
+            <w:vAlign w:val="center"/>
+            <w:hideMark/>
+          </w:tcPr>
+          <w:p>
+            <w:pPr>
+              <w:rPr>
+                <w:rFonts w:ascii="Times New Roman" w:hAnsi="Times New Roman" w:cs="Times New Roman"/>
+              </w:rPr>
+            </w:pPr>
+            <w:r>
+              <w:rPr>
+                <w:rFonts w:ascii="Times New Roman" w:hAnsi="Times New Roman" w:cs="Times New Roman"/>
+              </w:rPr>
+              <w:t>Set ServerSignature Off and ServerTokens Prod in Apache config.</w:t>
+            </w:r>
+          </w:p>
+        </w:tc>
+        <w:tc>
+          <w:tcPr>
+            <w:tcW w:w="0" w:type="auto"/>
+            <w:tcMar>
+              <w:top w:w="150" w:type="dxa"/>
+              <w:left w:w="240" w:type="dxa"/>
+              <w:bottom w:w="150" w:type="dxa"/>
+              <w:right w:w="0" w:type="dxa"/>
+            </w:tcMar>
+            <w:vAlign w:val="center"/>
+            <w:hideMark/>
+          </w:tcPr>
+          <w:p>
+            <w:pPr>
+              <w:rPr>
+                <w:rFonts w:ascii="Times New Roman" w:hAnsi="Times New Roman" w:cs="Times New Roman"/>
+              </w:rPr>
+            </w:pPr>
+            <w:r>
+              <w:rPr>
+                <w:rFonts w:ascii="Times New Roman" w:hAnsi="Times New Roman" w:cs="Times New Roman"/>
+              </w:rPr>
+              <w:t>Low</w:t>
+            </w:r>
+          </w:p>
+        </w:tc>
+      </w:tr>
+      <w:tr>
+        <w:tc>
+          <w:tcPr>
+            <w:tcW w:w="0" w:type="auto"/>
+            <w:tcMar>
+              <w:top w:w="150" w:type="dxa"/>
+              <w:left w:w="0" w:type="dxa"/>
+              <w:bottom w:w="150" w:type="dxa"/>
+              <w:right w:w="240" w:type="dxa"/>
+            </w:tcMar>
+            <w:vAlign w:val="center"/>
+            <w:hideMark/>
+          </w:tcPr>
+          <w:p>
+            <w:pPr>
+              <w:rPr>
+                <w:rFonts w:ascii="Times New Roman" w:hAnsi="Times New Roman" w:cs="Times New Roman"/>
+              </w:rPr>
+            </w:pPr>
+            <w:r>
+              <w:rPr>
+                <w:rFonts w:ascii="Times New Roman" w:hAnsi="Times New Roman" w:cs="Times New Roman"/>
+              </w:rPr>
+              <w:t>Domain</w:t>
+            </w:r>
+            <w:r>
+              <w:rPr>
+                <w:rFonts w:ascii="Times New Roman" w:hAnsi="Times New Roman" w:cs="Times New Roman"/>
+              </w:rPr>
+              <w:noBreakHyphen/>
+              <w:t>dependent virtual host</w:t>
+            </w:r>
+          </w:p>
+        </w:tc>
+        <w:tc>
+          <w:tcPr>
+            <w:tcW w:w="0" w:type="auto"/>
+            <w:tcMar>
+              <w:top w:w="150" w:type="dxa"/>
+              <w:left w:w="240" w:type="dxa"/>
+              <w:bottom w:w="150" w:type="dxa"/>
+              <w:right w:w="240" w:type="dxa"/>
+            </w:tcMar>
+            <w:vAlign w:val="center"/>
+            <w:hideMark/>
+          </w:tcPr>
+          <w:p>
+            <w:pPr>
+              <w:rPr>
+                <w:rFonts w:ascii="Times New Roman" w:hAnsi="Times New Roman" w:cs="Times New Roman"/>
+              </w:rPr>
+            </w:pPr>
+            <w:r>
+              <w:rPr>
+                <w:rFonts w:ascii="Times New Roman" w:hAnsi="Times New Roman" w:cs="Times New Roman"/>
+              </w:rPr>
+              <w:t>Configure virtual host to serve content correctly via IP as well.</w:t>
+            </w:r>
+          </w:p>
+        </w:tc>
+        <w:tc>
+          <w:tcPr>
+            <w:tcW w:w="0" w:type="auto"/>
+            <w:tcMar>
+              <w:top w:w="150" w:type="dxa"/>
+              <w:left w:w="240" w:type="dxa"/>
+              <w:bottom w:w="150" w:type="dxa"/>
+              <w:right w:w="0" w:type="dxa"/>
+            </w:tcMar>
+            <w:vAlign w:val="center"/>
+            <w:hideMark/>
+          </w:tcPr>
+          <w:p>
+            <w:pPr>
+              <w:rPr>
+                <w:rFonts w:ascii="Times New Roman" w:hAnsi="Times New Roman" w:cs="Times New Roman"/>
+              </w:rPr>
+            </w:pPr>
+            <w:r>
+              <w:rPr>
+                <w:rFonts w:ascii="Times New Roman" w:hAnsi="Times New Roman" w:cs="Times New Roman"/>
+              </w:rPr>
+              <w:t>Low</w:t>
+            </w:r>
+          </w:p>
+        </w:tc>
+      </w:tr>
+      <w:tr>
+        <w:tc>
+          <w:tcPr>
+            <w:tcW w:w="0" w:type="auto"/>
+            <w:tcMar>
+              <w:top w:w="150" w:type="dxa"/>
+              <w:left w:w="0" w:type="dxa"/>
+              <w:bottom w:w="150" w:type="dxa"/>
+              <w:right w:w="240" w:type="dxa"/>
+            </w:tcMar>
+            <w:vAlign w:val="center"/>
+            <w:hideMark/>
+          </w:tcPr>
+          <w:p>
+            <w:pPr>
+              <w:rPr>
+                <w:rFonts w:ascii="Times New Roman" w:hAnsi="Times New Roman" w:cs="Times New Roman"/>
+              </w:rPr>
+            </w:pPr>
+            <w:r>
+              <w:rPr>
+                <w:rFonts w:ascii="Times New Roman" w:hAnsi="Times New Roman" w:cs="Times New Roman"/>
+              </w:rPr>
+              <w:t>No HTTPS/TLS</w:t>
+            </w:r>
+          </w:p>
+        </w:tc>
+        <w:tc>
+          <w:tcPr>
+            <w:tcW w:w="0" w:type="auto"/>
+            <w:tcMar>
+              <w:top w:w="150" w:type="dxa"/>
+              <w:left w:w="240" w:type="dxa"/>
+              <w:bottom w:w="150" w:type="dxa"/>
+              <w:right w:w="240" w:type="dxa"/>
+            </w:tcMar>
+            <w:vAlign w:val="center"/>
+            <w:hideMark/>
+          </w:tcPr>
+          <w:p>
+            <w:pPr>
+              <w:rPr>
+                <w:rFonts w:ascii="Times New Roman" w:hAnsi="Times New Roman" w:cs="Times New Roman"/>
+              </w:rPr>
+            </w:pPr>
+            <w:r>
+              <w:rPr>
+                <w:rFonts w:ascii="Times New Roman" w:hAnsi="Times New Roman" w:cs="Times New Roman"/>
+              </w:rPr>
+              <w:t>Install SSL certificate (Let’s Encrypt) and enforce HTTPS redirection.</w:t>
+            </w:r>
+          </w:p>
+        </w:tc>
+        <w:tc>
+          <w:tcPr>
+            <w:tcW w:w="0" w:type="auto"/>
+            <w:tcMar>
+              <w:top w:w="150" w:type="dxa"/>
+              <w:left w:w="240" w:type="dxa"/>
+              <w:bottom w:w="150" w:type="dxa"/>
+              <w:right w:w="0" w:type="dxa"/>
+            </w:tcMar>
+            <w:vAlign w:val="center"/>
+            <w:hideMark/>
+          </w:tcPr>
+          <w:p>
+            <w:pPr>
+              <w:rPr>
+                <w:rFonts w:ascii="Times New Roman" w:hAnsi="Times New Roman" w:cs="Times New Roman"/>
+              </w:rPr>
+            </w:pPr>
+            <w:r>
+              <w:rPr>
+                <w:rFonts w:ascii="Times New Roman" w:hAnsi="Times New Roman" w:cs="Times New Roman"/>
+              </w:rPr>
+              <w:t>Medium</w:t>
+            </w:r>
+          </w:p>
+        </w:tc>
+      </w:tr>
+    </w:tbl>
+    <w:p>
+      <w:pPr>
+        <w:rPr>
+          <w:rFonts w:ascii="Times New Roman" w:hAnsi="Times New Roman" w:cs="Times New Roman"/>
+        </w:rPr>
+      </w:pPr>
+    </w:p>
+    <w:p>
+      <w:pPr>
+        <w:rPr>
+          <w:rFonts w:ascii="Times New Roman" w:hAnsi="Times New Roman" w:cs="Times New Roman"/>
+        </w:rPr>
+      </w:pPr>
+    </w:p>
+    <w:p>
+      <w:pPr>
+        <w:rPr>
+          <w:rFonts w:ascii="Times New Roman" w:hAnsi="Times New Roman" w:cs="Times New Roman"/>
+          <w:b/>
+          <w:bCs/>
+        </w:rPr>
+      </w:pPr>
+      <w:r>
+        <w:rPr>
+          <w:rFonts w:ascii="Times New Roman" w:hAnsi="Times New Roman" w:cs="Times New Roman"/>
+          <w:b/>
+          <w:bCs/>
+        </w:rPr>
+        <w:t>PRACTICAL TASK 2 – VULNERABILITY RESEARCH ASSIGNMENT</w:t>
+      </w:r>
+    </w:p>
+    <w:tbl>
+      <w:tblPr>
+        <w:tblW w:w="0" w:type="auto"/>
+        <w:tblCellMar>
+          <w:top w:w="15" w:type="dxa"/>
+          <w:left w:w="15" w:type="dxa"/>
+          <w:bottom w:w="15" w:type="dxa"/>
+          <w:right w:w="15" w:type="dxa"/>
+        </w:tblCellMar>
+        <w:tblLook w:val="04A0" w:firstRow="1" w:lastRow="0" w:firstColumn="1" w:lastColumn="0" w:noHBand="0" w:noVBand="1"/>
+      </w:tblPr>
+      <w:tblGrid>
+        <w:gridCol w:w="1129"/>
+        <w:gridCol w:w="2252"/>
+        <w:gridCol w:w="1456"/>
+        <w:gridCol w:w="2153"/>
+        <w:gridCol w:w="2370"/>
+      </w:tblGrid>
+      <w:tr>
+        <w:trPr>
+          <w:tblHeader/>
+        </w:trPr>
+        <w:tc>
+          <w:tcPr>
+            <w:tcW w:w="0" w:type="auto"/>
+            <w:tcBorders>
+              <w:top w:val="nil"/>
+            </w:tcBorders>
+            <w:tcMar>
+              <w:top w:w="150" w:type="dxa"/>
+              <w:left w:w="0" w:type="dxa"/>
+              <w:bottom w:w="150" w:type="dxa"/>
+              <w:right w:w="240" w:type="dxa"/>
+            </w:tcMar>
+            <w:vAlign w:val="center"/>
+            <w:hideMark/>
+          </w:tcPr>
+          <w:p>
+            <w:pPr>
+              <w:rPr>
+                <w:rFonts w:ascii="Times New Roman" w:hAnsi="Times New Roman" w:cs="Times New Roman"/>
+              </w:rPr>
+            </w:pPr>
+            <w:r>
+              <w:rPr>
+                <w:rFonts w:ascii="Times New Roman" w:hAnsi="Times New Roman" w:cs="Times New Roman"/>
+                <w:b/>
+                <w:bCs/>
+              </w:rPr>
+              <w:t>CVE Number</w:t>
+            </w:r>
+          </w:p>
+        </w:tc>
+        <w:tc>
+          <w:tcPr>
+            <w:tcW w:w="0" w:type="auto"/>
+            <w:tcBorders>
+              <w:top w:val="nil"/>
+            </w:tcBorders>
+            <w:tcMar>
+              <w:top w:w="150" w:type="dxa"/>
+              <w:left w:w="240" w:type="dxa"/>
+              <w:bottom w:w="150" w:type="dxa"/>
+              <w:right w:w="240" w:type="dxa"/>
+            </w:tcMar>
+            <w:vAlign w:val="center"/>
+            <w:hideMark/>
+          </w:tcPr>
+          <w:p>
+            <w:pPr>
+              <w:rPr>
+                <w:rFonts w:ascii="Times New Roman" w:hAnsi="Times New Roman" w:cs="Times New Roman"/>
+              </w:rPr>
+            </w:pPr>
+            <w:r>
+              <w:rPr>
+                <w:rFonts w:ascii="Times New Roman" w:hAnsi="Times New Roman" w:cs="Times New Roman"/>
+                <w:b/>
+                <w:bCs/>
+              </w:rPr>
+              <w:t>Description</w:t>
+            </w:r>
+          </w:p>
+        </w:tc>
+        <w:tc>
+          <w:tcPr>
+            <w:tcW w:w="0" w:type="auto"/>
+            <w:tcBorders>
+              <w:top w:val="nil"/>
+            </w:tcBorders>
+            <w:tcMar>
+              <w:top w:w="150" w:type="dxa"/>
+              <w:left w:w="240" w:type="dxa"/>
+              <w:bottom w:w="150" w:type="dxa"/>
+              <w:right w:w="240" w:type="dxa"/>
+            </w:tcMar>
+            <w:vAlign w:val="center"/>
+            <w:hideMark/>
+          </w:tcPr>
+          <w:p>
+            <w:pPr>
+              <w:rPr>
+                <w:rFonts w:ascii="Times New Roman" w:hAnsi="Times New Roman" w:cs="Times New Roman"/>
+              </w:rPr>
+            </w:pPr>
+            <w:r>
+              <w:rPr>
+                <w:rFonts w:ascii="Times New Roman" w:hAnsi="Times New Roman" w:cs="Times New Roman"/>
+                <w:b/>
+                <w:bCs/>
+              </w:rPr>
+              <w:t>Severity (CVSS)</w:t>
+            </w:r>
+          </w:p>
+        </w:tc>
+        <w:tc>
+          <w:tcPr>
+            <w:tcW w:w="0" w:type="auto"/>
+            <w:tcBorders>
+              <w:top w:val="nil"/>
+            </w:tcBorders>
+            <w:tcMar>
+              <w:top w:w="150" w:type="dxa"/>
+              <w:left w:w="240" w:type="dxa"/>
+              <w:bottom w:w="150" w:type="dxa"/>
+              <w:right w:w="240" w:type="dxa"/>
+            </w:tcMar>
+            <w:vAlign w:val="center"/>
+            <w:hideMark/>
+          </w:tcPr>
+          <w:p>
+            <w:pPr>
+              <w:rPr>
+                <w:rFonts w:ascii="Times New Roman" w:hAnsi="Times New Roman" w:cs="Times New Roman"/>
+              </w:rPr>
+            </w:pPr>
+            <w:r>
+              <w:rPr>
+                <w:rFonts w:ascii="Times New Roman" w:hAnsi="Times New Roman" w:cs="Times New Roman"/>
+                <w:b/>
+                <w:bCs/>
+              </w:rPr>
+              <w:t>Potential Impact</w:t>
+            </w:r>
+          </w:p>
+        </w:tc>
+        <w:tc>
+          <w:tcPr>
+            <w:tcW w:w="0" w:type="auto"/>
+            <w:tcBorders>
+              <w:top w:val="nil"/>
+            </w:tcBorders>
+            <w:tcMar>
+              <w:top w:w="150" w:type="dxa"/>
+              <w:left w:w="240" w:type="dxa"/>
+              <w:bottom w:w="150" w:type="dxa"/>
+              <w:right w:w="240" w:type="dxa"/>
+            </w:tcMar>
+            <w:vAlign w:val="center"/>
+            <w:hideMark/>
+          </w:tcPr>
+          <w:p>
+            <w:pPr>
+              <w:rPr>
+                <w:rFonts w:ascii="Times New Roman" w:hAnsi="Times New Roman" w:cs="Times New Roman"/>
+              </w:rPr>
+            </w:pPr>
+            <w:r>
+              <w:rPr>
+                <w:rFonts w:ascii="Times New Roman" w:hAnsi="Times New Roman" w:cs="Times New Roman"/>
+                <w:b/>
+                <w:bCs/>
+              </w:rPr>
+              <w:t>Mitigation Strategy</w:t>
+            </w:r>
+          </w:p>
+        </w:tc>
+      </w:tr>
+      <w:tr>
+        <w:tc>
+          <w:tcPr>
+            <w:tcW w:w="0" w:type="auto"/>
+            <w:tcMar>
+              <w:top w:w="150" w:type="dxa"/>
+              <w:left w:w="0" w:type="dxa"/>
+              <w:bottom w:w="150" w:type="dxa"/>
+              <w:right w:w="240" w:type="dxa"/>
+            </w:tcMar>
+            <w:vAlign w:val="center"/>
+            <w:hideMark/>
+          </w:tcPr>
+          <w:p>
+            <w:pPr>
+              <w:rPr>
+                <w:rFonts w:ascii="Times New Roman" w:hAnsi="Times New Roman" w:cs="Times New Roman"/>
+              </w:rPr>
+            </w:pPr>
+            <w:r>
+              <w:rPr>
+                <w:rFonts w:ascii="Times New Roman" w:hAnsi="Times New Roman" w:cs="Times New Roman"/>
+                <w:b/>
+                <w:bCs/>
+              </w:rPr>
+              <w:t>CVE-2025-6558</w:t>
+            </w:r>
+          </w:p>
+        </w:tc>
+        <w:tc>
+          <w:tcPr>
+            <w:tcW w:w="0" w:type="auto"/>
+            <w:tcMar>
+              <w:top w:w="150" w:type="dxa"/>
+              <w:left w:w="240" w:type="dxa"/>
+              <w:bottom w:w="150" w:type="dxa"/>
+              <w:right w:w="240" w:type="dxa"/>
+            </w:tcMar>
+            <w:vAlign w:val="center"/>
+            <w:hideMark/>
+          </w:tcPr>
+          <w:p>
+            <w:pPr>
+              <w:rPr>
+                <w:rFonts w:ascii="Times New Roman" w:hAnsi="Times New Roman" w:cs="Times New Roman"/>
+              </w:rPr>
+            </w:pPr>
+            <w:r>
+              <w:rPr>
+                <w:rFonts w:ascii="Times New Roman" w:hAnsi="Times New Roman" w:cs="Times New Roman"/>
+              </w:rPr>
+              <w:t>Google Chromium ANGLE/GPU sandbox escape – actively exploited in the wild.</w:t>
+            </w:r>
+          </w:p>
+        </w:tc>
+        <w:tc>
+          <w:tcPr>
+            <w:tcW w:w="0" w:type="auto"/>
+            <w:tcMar>
+              <w:top w:w="150" w:type="dxa"/>
+              <w:left w:w="240" w:type="dxa"/>
+              <w:bottom w:w="150" w:type="dxa"/>
+              <w:right w:w="240" w:type="dxa"/>
+            </w:tcMar>
+            <w:vAlign w:val="center"/>
+            <w:hideMark/>
+          </w:tcPr>
+          <w:p>
+            <w:pPr>
+              <w:rPr>
+                <w:rFonts w:ascii="Times New Roman" w:hAnsi="Times New Roman" w:cs="Times New Roman"/>
+              </w:rPr>
+            </w:pPr>
+            <w:r>
+              <w:rPr>
+                <w:rFonts w:ascii="Times New Roman" w:hAnsi="Times New Roman" w:cs="Times New Roman"/>
+                <w:b/>
+                <w:bCs/>
+              </w:rPr>
+              <w:t>8.8 (High)</w:t>
+            </w:r>
+          </w:p>
+        </w:tc>
+        <w:tc>
+          <w:tcPr>
+            <w:tcW w:w="0" w:type="auto"/>
+            <w:tcMar>
+              <w:top w:w="150" w:type="dxa"/>
+              <w:left w:w="240" w:type="dxa"/>
+              <w:bottom w:w="150" w:type="dxa"/>
+              <w:right w:w="240" w:type="dxa"/>
+            </w:tcMar>
+            <w:vAlign w:val="center"/>
+            <w:hideMark/>
+          </w:tcPr>
+          <w:p>
+            <w:pPr>
+              <w:rPr>
+                <w:rFonts w:ascii="Times New Roman" w:hAnsi="Times New Roman" w:cs="Times New Roman"/>
+              </w:rPr>
+            </w:pPr>
+            <w:r>
+              <w:rPr>
+                <w:rFonts w:ascii="Times New Roman" w:hAnsi="Times New Roman" w:cs="Times New Roman"/>
+              </w:rPr>
+              <w:t>Remote code execution, full browser compromise, data theft.</w:t>
+            </w:r>
+          </w:p>
+        </w:tc>
+        <w:tc>
+          <w:tcPr>
+            <w:tcW w:w="0" w:type="auto"/>
+            <w:tcMar>
+              <w:top w:w="150" w:type="dxa"/>
+              <w:left w:w="240" w:type="dxa"/>
+              <w:bottom w:w="150" w:type="dxa"/>
+              <w:right w:w="0" w:type="dxa"/>
+            </w:tcMar>
+            <w:vAlign w:val="center"/>
+            <w:hideMark/>
+          </w:tcPr>
+          <w:p>
+            <w:pPr>
+              <w:rPr>
+                <w:rFonts w:ascii="Times New Roman" w:hAnsi="Times New Roman" w:cs="Times New Roman"/>
+              </w:rPr>
+            </w:pPr>
+            <w:r>
+              <w:rPr>
+                <w:rFonts w:ascii="Times New Roman" w:hAnsi="Times New Roman" w:cs="Times New Roman"/>
+              </w:rPr>
+              <w:t>Apply Chrome/Chromium security updates immediately; restrict browser extensions.</w:t>
+            </w:r>
+          </w:p>
+        </w:tc>
+      </w:tr>
+      <w:tr>
+        <w:tc>
+          <w:tcPr>
+            <w:tcW w:w="0" w:type="auto"/>
+            <w:tcMar>
+              <w:top w:w="150" w:type="dxa"/>
+              <w:left w:w="0" w:type="dxa"/>
+              <w:bottom w:w="150" w:type="dxa"/>
+              <w:right w:w="240" w:type="dxa"/>
+            </w:tcMar>
+            <w:vAlign w:val="center"/>
+            <w:hideMark/>
+          </w:tcPr>
+          <w:p>
+            <w:pPr>
+              <w:rPr>
+                <w:rFonts w:ascii="Times New Roman" w:hAnsi="Times New Roman" w:cs="Times New Roman"/>
+              </w:rPr>
+            </w:pPr>
+            <w:r>
+              <w:rPr>
+                <w:rFonts w:ascii="Times New Roman" w:hAnsi="Times New Roman" w:cs="Times New Roman"/>
+                <w:b/>
+                <w:bCs/>
+              </w:rPr>
+              <w:t>CVE-2025-49706</w:t>
+            </w:r>
+          </w:p>
+        </w:tc>
+        <w:tc>
+          <w:tcPr>
+            <w:tcW w:w="0" w:type="auto"/>
+            <w:tcMar>
+              <w:top w:w="150" w:type="dxa"/>
+              <w:left w:w="240" w:type="dxa"/>
+              <w:bottom w:w="150" w:type="dxa"/>
+              <w:right w:w="240" w:type="dxa"/>
+            </w:tcMar>
+            <w:vAlign w:val="center"/>
+            <w:hideMark/>
+          </w:tcPr>
+          <w:p>
+            <w:pPr>
+              <w:rPr>
+                <w:rFonts w:ascii="Times New Roman" w:hAnsi="Times New Roman" w:cs="Times New Roman"/>
+              </w:rPr>
+            </w:pPr>
+            <w:r>
+              <w:rPr>
+                <w:rFonts w:ascii="Times New Roman" w:hAnsi="Times New Roman" w:cs="Times New Roman"/>
+              </w:rPr>
+              <w:t>Microsoft SharePoint Server authentication bypass leading to spoofing.</w:t>
+            </w:r>
+          </w:p>
+        </w:tc>
+        <w:tc>
+          <w:tcPr>
+            <w:tcW w:w="0" w:type="auto"/>
+            <w:tcMar>
+              <w:top w:w="150" w:type="dxa"/>
+              <w:left w:w="240" w:type="dxa"/>
+              <w:bottom w:w="150" w:type="dxa"/>
+              <w:right w:w="240" w:type="dxa"/>
+            </w:tcMar>
+            <w:vAlign w:val="center"/>
+            <w:hideMark/>
+          </w:tcPr>
+          <w:p>
+            <w:pPr>
+              <w:rPr>
+                <w:rFonts w:ascii="Times New Roman" w:hAnsi="Times New Roman" w:cs="Times New Roman"/>
+              </w:rPr>
+            </w:pPr>
+            <w:r>
+              <w:rPr>
+                <w:rFonts w:ascii="Times New Roman" w:hAnsi="Times New Roman" w:cs="Times New Roman"/>
+                <w:b/>
+                <w:bCs/>
+              </w:rPr>
+              <w:t>7.9 (High)</w:t>
+            </w:r>
+          </w:p>
+        </w:tc>
+        <w:tc>
+          <w:tcPr>
+            <w:tcW w:w="0" w:type="auto"/>
+            <w:tcMar>
+              <w:top w:w="150" w:type="dxa"/>
+              <w:left w:w="240" w:type="dxa"/>
+              <w:bottom w:w="150" w:type="dxa"/>
+              <w:right w:w="240" w:type="dxa"/>
+            </w:tcMar>
+            <w:vAlign w:val="center"/>
+            <w:hideMark/>
+          </w:tcPr>
+          <w:p>
+            <w:pPr>
+              <w:rPr>
+                <w:rFonts w:ascii="Times New Roman" w:hAnsi="Times New Roman" w:cs="Times New Roman"/>
+              </w:rPr>
+            </w:pPr>
+            <w:r>
+              <w:rPr>
+                <w:rFonts w:ascii="Times New Roman" w:hAnsi="Times New Roman" w:cs="Times New Roman"/>
+              </w:rPr>
+              <w:t>Attackers can impersonate legitimate users without credentials.</w:t>
+            </w:r>
+          </w:p>
+        </w:tc>
+        <w:tc>
+          <w:tcPr>
+            <w:tcW w:w="0" w:type="auto"/>
+            <w:tcMar>
+              <w:top w:w="150" w:type="dxa"/>
+              <w:left w:w="240" w:type="dxa"/>
+              <w:bottom w:w="150" w:type="dxa"/>
+              <w:right w:w="0" w:type="dxa"/>
+            </w:tcMar>
+            <w:vAlign w:val="center"/>
+            <w:hideMark/>
+          </w:tcPr>
+          <w:p>
+            <w:pPr>
+              <w:rPr>
+                <w:rFonts w:ascii="Times New Roman" w:hAnsi="Times New Roman" w:cs="Times New Roman"/>
+              </w:rPr>
+            </w:pPr>
+            <w:r>
+              <w:rPr>
+                <w:rFonts w:ascii="Times New Roman" w:hAnsi="Times New Roman" w:cs="Times New Roman"/>
+              </w:rPr>
+              <w:t>Install official Microsoft patch; restrict SharePoint access to internal networks.</w:t>
+            </w:r>
+          </w:p>
+        </w:tc>
+      </w:tr>
+      <w:tr>
+        <w:tc>
+          <w:tcPr>
+            <w:tcW w:w="0" w:type="auto"/>
+            <w:tcMar>
+              <w:top w:w="150" w:type="dxa"/>
+              <w:left w:w="0" w:type="dxa"/>
+              <w:bottom w:w="150" w:type="dxa"/>
+              <w:right w:w="240" w:type="dxa"/>
+            </w:tcMar>
+            <w:vAlign w:val="center"/>
+            <w:hideMark/>
+          </w:tcPr>
+          <w:p>
+            <w:pPr>
+              <w:rPr>
+                <w:rFonts w:ascii="Times New Roman" w:hAnsi="Times New Roman" w:cs="Times New Roman"/>
+              </w:rPr>
+            </w:pPr>
+            <w:r>
+              <w:rPr>
+                <w:rFonts w:ascii="Times New Roman" w:hAnsi="Times New Roman" w:cs="Times New Roman"/>
+                <w:b/>
+                <w:bCs/>
+              </w:rPr>
+              <w:t>CVE-2025-59287</w:t>
+            </w:r>
+          </w:p>
+        </w:tc>
+        <w:tc>
+          <w:tcPr>
+            <w:tcW w:w="0" w:type="auto"/>
+            <w:tcMar>
+              <w:top w:w="150" w:type="dxa"/>
+              <w:left w:w="240" w:type="dxa"/>
+              <w:bottom w:w="150" w:type="dxa"/>
+              <w:right w:w="240" w:type="dxa"/>
+            </w:tcMar>
+            <w:vAlign w:val="center"/>
+            <w:hideMark/>
+          </w:tcPr>
+          <w:p>
+            <w:pPr>
+              <w:rPr>
+                <w:rFonts w:ascii="Times New Roman" w:hAnsi="Times New Roman" w:cs="Times New Roman"/>
+              </w:rPr>
+            </w:pPr>
+            <w:r>
+              <w:rPr>
+                <w:rFonts w:ascii="Times New Roman" w:hAnsi="Times New Roman" w:cs="Times New Roman"/>
+              </w:rPr>
+              <w:t>Microsoft WSUS deserialization vulnerability – unauthenticated RCE.</w:t>
+            </w:r>
+          </w:p>
+        </w:tc>
+        <w:tc>
+          <w:tcPr>
+            <w:tcW w:w="0" w:type="auto"/>
+            <w:tcMar>
+              <w:top w:w="150" w:type="dxa"/>
+              <w:left w:w="240" w:type="dxa"/>
+              <w:bottom w:w="150" w:type="dxa"/>
+              <w:right w:w="240" w:type="dxa"/>
+            </w:tcMar>
+            <w:vAlign w:val="center"/>
+            <w:hideMark/>
+          </w:tcPr>
+          <w:p>
+            <w:pPr>
+              <w:rPr>
+                <w:rFonts w:ascii="Times New Roman" w:hAnsi="Times New Roman" w:cs="Times New Roman"/>
+              </w:rPr>
+            </w:pPr>
+            <w:r>
+              <w:rPr>
+                <w:rFonts w:ascii="Times New Roman" w:hAnsi="Times New Roman" w:cs="Times New Roman"/>
+                <w:b/>
+                <w:bCs/>
+              </w:rPr>
+              <w:t>9.8 (Critical)</w:t>
+            </w:r>
+          </w:p>
+        </w:tc>
+        <w:tc>
+          <w:tcPr>
+            <w:tcW w:w="0" w:type="auto"/>
+            <w:tcMar>
+              <w:top w:w="150" w:type="dxa"/>
+              <w:left w:w="240" w:type="dxa"/>
+              <w:bottom w:w="150" w:type="dxa"/>
+              <w:right w:w="240" w:type="dxa"/>
+            </w:tcMar>
+            <w:vAlign w:val="center"/>
+            <w:hideMark/>
+          </w:tcPr>
+          <w:p>
+            <w:pPr>
+              <w:rPr>
+                <w:rFonts w:ascii="Times New Roman" w:hAnsi="Times New Roman" w:cs="Times New Roman"/>
+              </w:rPr>
+            </w:pPr>
+            <w:r>
+              <w:rPr>
+                <w:rFonts w:ascii="Times New Roman" w:hAnsi="Times New Roman" w:cs="Times New Roman"/>
+              </w:rPr>
+              <w:t>Remote code execution on WSUS servers, compromising the entire update infrastructure.</w:t>
+            </w:r>
+          </w:p>
+        </w:tc>
+        <w:tc>
+          <w:tcPr>
+            <w:tcW w:w="0" w:type="auto"/>
+            <w:tcMar>
+              <w:top w:w="150" w:type="dxa"/>
+              <w:left w:w="240" w:type="dxa"/>
+              <w:bottom w:w="150" w:type="dxa"/>
+              <w:right w:w="0" w:type="dxa"/>
+            </w:tcMar>
+            <w:vAlign w:val="center"/>
+            <w:hideMark/>
+          </w:tcPr>
+          <w:p>
+            <w:pPr>
+              <w:rPr>
+                <w:rFonts w:ascii="Times New Roman" w:hAnsi="Times New Roman" w:cs="Times New Roman"/>
+              </w:rPr>
+            </w:pPr>
+            <w:r>
+              <w:rPr>
+                <w:rFonts w:ascii="Times New Roman" w:hAnsi="Times New Roman" w:cs="Times New Roman"/>
+              </w:rPr>
+              <w:t>Apply cumulative Windows update; restrict WSUS to internal IPs only.</w:t>
+            </w:r>
+          </w:p>
+        </w:tc>
+      </w:tr>
+      <w:tr>
+        <w:tc>
+          <w:tcPr>
+            <w:tcW w:w="0" w:type="auto"/>
+            <w:tcMar>
+              <w:top w:w="150" w:type="dxa"/>
+              <w:left w:w="0" w:type="dxa"/>
+              <w:bottom w:w="150" w:type="dxa"/>
+              <w:right w:w="240" w:type="dxa"/>
+            </w:tcMar>
+            <w:vAlign w:val="center"/>
+            <w:hideMark/>
+          </w:tcPr>
+          <w:p>
+            <w:pPr>
+              <w:rPr>
+                <w:rFonts w:ascii="Times New Roman" w:hAnsi="Times New Roman" w:cs="Times New Roman"/>
+              </w:rPr>
+            </w:pPr>
+            <w:r>
+              <w:rPr>
+                <w:rFonts w:ascii="Times New Roman" w:hAnsi="Times New Roman" w:cs="Times New Roman"/>
+                <w:b/>
+                <w:bCs/>
+              </w:rPr>
+              <w:t>CVE-2025-32989</w:t>
+            </w:r>
+          </w:p>
+        </w:tc>
+        <w:tc>
+          <w:tcPr>
+            <w:tcW w:w="0" w:type="auto"/>
+            <w:tcMar>
+              <w:top w:w="150" w:type="dxa"/>
+              <w:left w:w="240" w:type="dxa"/>
+              <w:bottom w:w="150" w:type="dxa"/>
+              <w:right w:w="240" w:type="dxa"/>
+            </w:tcMar>
+            <w:vAlign w:val="center"/>
+            <w:hideMark/>
+          </w:tcPr>
+          <w:p>
+            <w:pPr>
+              <w:rPr>
+                <w:rFonts w:ascii="Times New Roman" w:hAnsi="Times New Roman" w:cs="Times New Roman"/>
+              </w:rPr>
+            </w:pPr>
+            <w:r>
+              <w:rPr>
+                <w:rFonts w:ascii="Times New Roman" w:hAnsi="Times New Roman" w:cs="Times New Roman"/>
+              </w:rPr>
+              <w:t>GnuTLS heap</w:t>
+            </w:r>
+            <w:r>
+              <w:rPr>
+                <w:rFonts w:ascii="Times New Roman" w:hAnsi="Times New Roman" w:cs="Times New Roman"/>
+              </w:rPr>
+              <w:noBreakHyphen/>
+              <w:t>based buffer over</w:t>
+            </w:r>
+            <w:r>
+              <w:rPr>
+                <w:rFonts w:ascii="Times New Roman" w:hAnsi="Times New Roman" w:cs="Times New Roman"/>
+              </w:rPr>
+              <w:noBreakHyphen/>
+              <w:t>read during certificate parsing.</w:t>
+            </w:r>
+          </w:p>
+        </w:tc>
+        <w:tc>
+          <w:tcPr>
+            <w:tcW w:w="0" w:type="auto"/>
+            <w:tcMar>
+              <w:top w:w="150" w:type="dxa"/>
+              <w:left w:w="240" w:type="dxa"/>
+              <w:bottom w:w="150" w:type="dxa"/>
+              <w:right w:w="240" w:type="dxa"/>
+            </w:tcMar>
+            <w:vAlign w:val="center"/>
+            <w:hideMark/>
+          </w:tcPr>
+          <w:p>
+            <w:pPr>
+              <w:rPr>
+                <w:rFonts w:ascii="Times New Roman" w:hAnsi="Times New Roman" w:cs="Times New Roman"/>
+              </w:rPr>
+            </w:pPr>
+            <w:r>
+              <w:rPr>
+                <w:rFonts w:ascii="Times New Roman" w:hAnsi="Times New Roman" w:cs="Times New Roman"/>
+                <w:b/>
+                <w:bCs/>
+              </w:rPr>
+              <w:t>8.2 (High)</w:t>
+            </w:r>
+          </w:p>
+        </w:tc>
+        <w:tc>
+          <w:tcPr>
+            <w:tcW w:w="0" w:type="auto"/>
+            <w:tcMar>
+              <w:top w:w="150" w:type="dxa"/>
+              <w:left w:w="240" w:type="dxa"/>
+              <w:bottom w:w="150" w:type="dxa"/>
+              <w:right w:w="240" w:type="dxa"/>
+            </w:tcMar>
+            <w:vAlign w:val="center"/>
+            <w:hideMark/>
+          </w:tcPr>
+          <w:p>
+            <w:pPr>
+              <w:rPr>
+                <w:rFonts w:ascii="Times New Roman" w:hAnsi="Times New Roman" w:cs="Times New Roman"/>
+              </w:rPr>
+            </w:pPr>
+            <w:r>
+              <w:rPr>
+                <w:rFonts w:ascii="Times New Roman" w:hAnsi="Times New Roman" w:cs="Times New Roman"/>
+              </w:rPr>
+              <w:t>Denial of Service (DoS) or information disclosure.</w:t>
+            </w:r>
+          </w:p>
+        </w:tc>
+        <w:tc>
+          <w:tcPr>
+            <w:tcW w:w="0" w:type="auto"/>
+            <w:tcMar>
+              <w:top w:w="150" w:type="dxa"/>
+              <w:left w:w="240" w:type="dxa"/>
+              <w:bottom w:w="150" w:type="dxa"/>
+              <w:right w:w="0" w:type="dxa"/>
+            </w:tcMar>
+            <w:vAlign w:val="center"/>
+            <w:hideMark/>
+          </w:tcPr>
+          <w:p>
+            <w:pPr>
+              <w:rPr>
+                <w:rFonts w:ascii="Times New Roman" w:hAnsi="Times New Roman" w:cs="Times New Roman"/>
+              </w:rPr>
+            </w:pPr>
+            <w:r>
+              <w:rPr>
+                <w:rFonts w:ascii="Times New Roman" w:hAnsi="Times New Roman" w:cs="Times New Roman"/>
+              </w:rPr>
+              <w:t>Upgrade GnuTLS to 3.8.8+; restart services using GnuTLS.</w:t>
+            </w:r>
+          </w:p>
+        </w:tc>
+      </w:tr>
+      <w:tr>
+        <w:tc>
+          <w:tcPr>
+            <w:tcW w:w="0" w:type="auto"/>
+            <w:tcMar>
+              <w:top w:w="150" w:type="dxa"/>
+              <w:left w:w="0" w:type="dxa"/>
+              <w:bottom w:w="150" w:type="dxa"/>
+              <w:right w:w="240" w:type="dxa"/>
+            </w:tcMar>
+            <w:vAlign w:val="center"/>
+            <w:hideMark/>
+          </w:tcPr>
+          <w:p>
+            <w:pPr>
+              <w:rPr>
+                <w:rFonts w:ascii="Times New Roman" w:hAnsi="Times New Roman" w:cs="Times New Roman"/>
+              </w:rPr>
+            </w:pPr>
+            <w:r>
+              <w:rPr>
+                <w:rFonts w:ascii="Times New Roman" w:hAnsi="Times New Roman" w:cs="Times New Roman"/>
+                <w:b/>
+                <w:bCs/>
+              </w:rPr>
+              <w:t>CVE-2025-2746</w:t>
+            </w:r>
+          </w:p>
+        </w:tc>
+        <w:tc>
+          <w:tcPr>
+            <w:tcW w:w="0" w:type="auto"/>
+            <w:tcMar>
+              <w:top w:w="150" w:type="dxa"/>
+              <w:left w:w="240" w:type="dxa"/>
+              <w:bottom w:w="150" w:type="dxa"/>
+              <w:right w:w="240" w:type="dxa"/>
+            </w:tcMar>
+            <w:vAlign w:val="center"/>
+            <w:hideMark/>
+          </w:tcPr>
+          <w:p>
+            <w:pPr>
+              <w:rPr>
+                <w:rFonts w:ascii="Times New Roman" w:hAnsi="Times New Roman" w:cs="Times New Roman"/>
+              </w:rPr>
+            </w:pPr>
+            <w:r>
+              <w:rPr>
+                <w:rFonts w:ascii="Times New Roman" w:hAnsi="Times New Roman" w:cs="Times New Roman"/>
+              </w:rPr>
+              <w:t>Kentico Xperience CMS authentication bypass + XSS leading to admin access.</w:t>
+            </w:r>
+          </w:p>
+        </w:tc>
+        <w:tc>
+          <w:tcPr>
+            <w:tcW w:w="0" w:type="auto"/>
+            <w:tcMar>
+              <w:top w:w="150" w:type="dxa"/>
+              <w:left w:w="240" w:type="dxa"/>
+              <w:bottom w:w="150" w:type="dxa"/>
+              <w:right w:w="240" w:type="dxa"/>
+            </w:tcMar>
+            <w:vAlign w:val="center"/>
+            <w:hideMark/>
+          </w:tcPr>
+          <w:p>
+            <w:pPr>
+              <w:rPr>
+                <w:rFonts w:ascii="Times New Roman" w:hAnsi="Times New Roman" w:cs="Times New Roman"/>
+              </w:rPr>
+            </w:pPr>
+            <w:r>
+              <w:rPr>
+                <w:rFonts w:ascii="Times New Roman" w:hAnsi="Times New Roman" w:cs="Times New Roman"/>
+                <w:b/>
+                <w:bCs/>
+              </w:rPr>
+              <w:t>8.0 (High)</w:t>
+            </w:r>
+          </w:p>
+        </w:tc>
+        <w:tc>
+          <w:tcPr>
+            <w:tcW w:w="0" w:type="auto"/>
+            <w:tcMar>
+              <w:top w:w="150" w:type="dxa"/>
+              <w:left w:w="240" w:type="dxa"/>
+              <w:bottom w:w="150" w:type="dxa"/>
+              <w:right w:w="240" w:type="dxa"/>
+            </w:tcMar>
+            <w:vAlign w:val="center"/>
+            <w:hideMark/>
+          </w:tcPr>
+          <w:p>
+            <w:pPr>
+              <w:rPr>
+                <w:rFonts w:ascii="Times New Roman" w:hAnsi="Times New Roman" w:cs="Times New Roman"/>
+              </w:rPr>
+            </w:pPr>
+            <w:r>
+              <w:rPr>
+                <w:rFonts w:ascii="Times New Roman" w:hAnsi="Times New Roman" w:cs="Times New Roman"/>
+              </w:rPr>
+              <w:t>Unauthorized admin access, website defacement, data exfiltration.</w:t>
+            </w:r>
+          </w:p>
+        </w:tc>
+        <w:tc>
+          <w:tcPr>
+            <w:tcW w:w="0" w:type="auto"/>
+            <w:tcMar>
+              <w:top w:w="150" w:type="dxa"/>
+              <w:left w:w="240" w:type="dxa"/>
+              <w:bottom w:w="150" w:type="dxa"/>
+              <w:right w:w="0" w:type="dxa"/>
+            </w:tcMar>
+            <w:vAlign w:val="center"/>
+            <w:hideMark/>
+          </w:tcPr>
+          <w:p>
+            <w:pPr>
+              <w:rPr>
+                <w:rFonts w:ascii="Times New Roman" w:hAnsi="Times New Roman" w:cs="Times New Roman"/>
+              </w:rPr>
+            </w:pPr>
+            <w:r>
+              <w:rPr>
+                <w:rFonts w:ascii="Times New Roman" w:hAnsi="Times New Roman" w:cs="Times New Roman"/>
+              </w:rPr>
+              <w:t>Apply vendor patch; sanitize inputs; restrict admin interfaces via IP whitelist.</w:t>
+            </w:r>
+          </w:p>
+        </w:tc>
+      </w:tr>
+    </w:tbl>
+    <w:p>
+      <w:pPr>
+        <w:rPr>
+          <w:rFonts w:ascii="Times New Roman" w:hAnsi="Times New Roman" w:cs="Times New Roman"/>
+        </w:rPr>
+      </w:pPr>
+      <w:r>
+        <w:rPr>
+          <w:rFonts w:ascii="Times New Roman" w:hAnsi="Times New Roman" w:cs="Times New Roman"/>
+          <w:i/>
+          <w:iCs/>
+        </w:rPr>
+        <w:t>(Sources: NVD, CISA KEV Catalog, Rapid7)</w:t>
+      </w:r>
+    </w:p>
+    <w:p>
+      <w:pPr>
+        <w:rPr>
+          <w:rFonts w:ascii="Times New Roman" w:hAnsi="Times New Roman" w:cs="Times New Roman"/>
+        </w:rPr>
+      </w:pPr>
+    </w:p>
+    <w:p>
+      <w:pPr>
+        <w:rPr>
+          <w:rFonts w:ascii="Times New Roman" w:hAnsi="Times New Roman" w:cs="Times New Roman"/>
+        </w:rPr>
+      </w:pPr>
+    </w:p>
+    <w:p>
+      <w:pPr>
+        <w:rPr>
+          <w:rFonts w:ascii="Times New Roman" w:hAnsi="Times New Roman" w:cs="Times New Roman"/>
+        </w:rPr>
+      </w:pPr>
+    </w:p>
+    <w:p>
+      <w:pPr>
+        <w:rPr>
+          <w:rFonts w:ascii="Times New Roman" w:hAnsi="Times New Roman" w:cs="Times New Roman"/>
+        </w:rPr>
+      </w:pPr>
+    </w:p>
+    <w:p>
+      <w:pPr>
+        <w:rPr>
+          <w:rFonts w:ascii="Times New Roman" w:hAnsi="Times New Roman" w:cs="Times New Roman"/>
+        </w:rPr>
+      </w:pPr>
+    </w:p>
+    <w:p>
+      <w:pPr>
+        <w:rPr>
+          <w:rFonts w:ascii="Times New Roman" w:hAnsi="Times New Roman" w:cs="Times New Roman"/>
+        </w:rPr>
+      </w:pPr>
+    </w:p>
+    <w:p>
+      <w:pPr>
+        <w:rPr>
+          <w:rFonts w:ascii="Times New Roman" w:hAnsi="Times New Roman" w:cs="Times New Roman"/>
+        </w:rPr>
+      </w:pPr>
+    </w:p>
+    <w:p>
+      <w:pPr>
+        <w:rPr>
+          <w:rFonts w:ascii="Times New Roman" w:hAnsi="Times New Roman" w:cs="Times New Roman"/>
+          <w:b/>
+          <w:bCs/>
+        </w:rPr>
+      </w:pPr>
+      <w:r>
+        <w:rPr>
+          <w:rFonts w:ascii="Times New Roman" w:hAnsi="Times New Roman" w:cs="Times New Roman"/>
+          <w:b/>
+          <w:bCs/>
+        </w:rPr>
+        <w:t> PRACTICAL TASK 3 – ORGANIZATIONAL VULNERABILITY ASSESSMENT PLANS</w:t>
+      </w:r>
+    </w:p>
+    <w:p>
+      <w:pPr>
+        <w:rPr>
+          <w:rFonts w:ascii="Times New Roman" w:hAnsi="Times New Roman" w:cs="Times New Roman"/>
+          <w:b/>
+          <w:bCs/>
+        </w:rPr>
+      </w:pPr>
+      <w:r>
+        <w:rPr>
+          <w:rFonts w:ascii="Times New Roman" w:hAnsi="Times New Roman" w:cs="Times New Roman"/>
+          <w:b/>
+          <w:bCs/>
+        </w:rPr>
+        <w:t>A. University Network</w:t>
+      </w:r>
+    </w:p>
+    <w:tbl>
+      <w:tblPr>
+        <w:tblW w:w="9360" w:type="dxa"/>
+        <w:tblCellMar>
+          <w:top w:w="15" w:type="dxa"/>
+          <w:left w:w="15" w:type="dxa"/>
+          <w:bottom w:w="15" w:type="dxa"/>
+          <w:right w:w="15" w:type="dxa"/>
+        </w:tblCellMar>
+        <w:tblLook w:val="04A0" w:firstRow="1" w:lastRow="0" w:firstColumn="1" w:lastColumn="0" w:noHBand="0" w:noVBand="1"/>
+      </w:tblPr>
+      <w:tblGrid>
+        <w:gridCol w:w="1280"/>
+        <w:gridCol w:w="8080"/>
+      </w:tblGrid>
+      <w:tr>
+        <w:trPr>
+          <w:tblHeader/>
+        </w:trPr>
+        <w:tc>
+          <w:tcPr>
+            <w:tcW w:w="0" w:type="auto"/>
+            <w:tcBorders>
+              <w:top w:val="nil"/>
+            </w:tcBorders>
+            <w:tcMar>
+              <w:top w:w="150" w:type="dxa"/>
+              <w:left w:w="0" w:type="dxa"/>
+              <w:bottom w:w="150" w:type="dxa"/>
+              <w:right w:w="240" w:type="dxa"/>
+            </w:tcMar>
+            <w:vAlign w:val="center"/>
+            <w:hideMark/>
+          </w:tcPr>
+          <w:p>
+            <w:pPr>
+              <w:rPr>
+                <w:rFonts w:ascii="Times New Roman" w:hAnsi="Times New Roman" w:cs="Times New Roman"/>
+              </w:rPr>
+            </w:pPr>
+            <w:r>
+              <w:rPr>
+                <w:rFonts w:ascii="Times New Roman" w:hAnsi="Times New Roman" w:cs="Times New Roman"/>
+                <w:b/>
+                <w:bCs/>
+              </w:rPr>
+              <w:t>Scope</w:t>
+            </w:r>
+          </w:p>
+        </w:tc>
+        <w:tc>
+          <w:tcPr>
+            <w:tcW w:w="0" w:type="auto"/>
+            <w:tcBorders>
+              <w:top w:val="nil"/>
+            </w:tcBorders>
+            <w:tcMar>
+              <w:top w:w="150" w:type="dxa"/>
+              <w:left w:w="240" w:type="dxa"/>
+              <w:bottom w:w="150" w:type="dxa"/>
+              <w:right w:w="240" w:type="dxa"/>
+            </w:tcMar>
+            <w:vAlign w:val="center"/>
+            <w:hideMark/>
+          </w:tcPr>
+          <w:p>
+            <w:pPr>
+              <w:rPr>
+                <w:rFonts w:ascii="Times New Roman" w:hAnsi="Times New Roman" w:cs="Times New Roman"/>
+              </w:rPr>
+            </w:pPr>
+            <w:r>
+              <w:rPr>
+                <w:rFonts w:ascii="Times New Roman" w:hAnsi="Times New Roman" w:cs="Times New Roman"/>
+              </w:rPr>
+              <w:t>All public</w:t>
+            </w:r>
+            <w:r>
+              <w:rPr>
+                <w:rFonts w:ascii="Times New Roman" w:hAnsi="Times New Roman" w:cs="Times New Roman"/>
+              </w:rPr>
+              <w:noBreakHyphen/>
+              <w:t>facing web portals, student database systems, library catalog, and campus Wi</w:t>
+            </w:r>
+            <w:r>
+              <w:rPr>
+                <w:rFonts w:ascii="Times New Roman" w:hAnsi="Times New Roman" w:cs="Times New Roman"/>
+              </w:rPr>
+              <w:noBreakHyphen/>
+              <w:t>Fi infrastructure.</w:t>
+            </w:r>
+          </w:p>
+        </w:tc>
+      </w:tr>
+      <w:tr>
+        <w:tc>
+          <w:tcPr>
+            <w:tcW w:w="0" w:type="auto"/>
+            <w:tcMar>
+              <w:top w:w="150" w:type="dxa"/>
+              <w:left w:w="0" w:type="dxa"/>
+              <w:bottom w:w="150" w:type="dxa"/>
+              <w:right w:w="240" w:type="dxa"/>
+            </w:tcMar>
+            <w:vAlign w:val="center"/>
+            <w:hideMark/>
+          </w:tcPr>
+          <w:p>
+            <w:pPr>
+              <w:rPr>
+                <w:rFonts w:ascii="Times New Roman" w:hAnsi="Times New Roman" w:cs="Times New Roman"/>
+              </w:rPr>
+            </w:pPr>
+            <w:r>
+              <w:rPr>
+                <w:rFonts w:ascii="Times New Roman" w:hAnsi="Times New Roman" w:cs="Times New Roman"/>
+                <w:b/>
+                <w:bCs/>
+              </w:rPr>
+              <w:t>Tools</w:t>
+            </w:r>
+          </w:p>
+        </w:tc>
+        <w:tc>
+          <w:tcPr>
+            <w:tcW w:w="0" w:type="auto"/>
+            <w:tcMar>
+              <w:top w:w="150" w:type="dxa"/>
+              <w:left w:w="240" w:type="dxa"/>
+              <w:bottom w:w="150" w:type="dxa"/>
+              <w:right w:w="0" w:type="dxa"/>
+            </w:tcMar>
+            <w:vAlign w:val="center"/>
+            <w:hideMark/>
+          </w:tcPr>
+          <w:p>
+            <w:pPr>
+              <w:rPr>
+                <w:rFonts w:ascii="Times New Roman" w:hAnsi="Times New Roman" w:cs="Times New Roman"/>
+              </w:rPr>
+            </w:pPr>
+            <w:r>
+              <w:rPr>
+                <w:rFonts w:ascii="Times New Roman" w:hAnsi="Times New Roman" w:cs="Times New Roman"/>
+              </w:rPr>
+              <w:t>OpenVAS (internal scanning), Nmap (network mapping), WPScan (web apps).</w:t>
+            </w:r>
+          </w:p>
+        </w:tc>
+      </w:tr>
+      <w:tr>
+        <w:tc>
+          <w:tcPr>
+            <w:tcW w:w="0" w:type="auto"/>
+            <w:tcMar>
+              <w:top w:w="150" w:type="dxa"/>
+              <w:left w:w="0" w:type="dxa"/>
+              <w:bottom w:w="150" w:type="dxa"/>
+              <w:right w:w="240" w:type="dxa"/>
+            </w:tcMar>
+            <w:vAlign w:val="center"/>
+            <w:hideMark/>
+          </w:tcPr>
+          <w:p>
+            <w:pPr>
+              <w:rPr>
+                <w:rFonts w:ascii="Times New Roman" w:hAnsi="Times New Roman" w:cs="Times New Roman"/>
+              </w:rPr>
+            </w:pPr>
+            <w:r>
+              <w:rPr>
+                <w:rFonts w:ascii="Times New Roman" w:hAnsi="Times New Roman" w:cs="Times New Roman"/>
+                <w:b/>
+                <w:bCs/>
+              </w:rPr>
+              <w:t>Schedule</w:t>
+            </w:r>
+          </w:p>
+        </w:tc>
+        <w:tc>
+          <w:tcPr>
+            <w:tcW w:w="0" w:type="auto"/>
+            <w:tcMar>
+              <w:top w:w="150" w:type="dxa"/>
+              <w:left w:w="240" w:type="dxa"/>
+              <w:bottom w:w="150" w:type="dxa"/>
+              <w:right w:w="0" w:type="dxa"/>
+            </w:tcMar>
+            <w:vAlign w:val="center"/>
+            <w:hideMark/>
+          </w:tcPr>
+          <w:p>
+            <w:pPr>
+              <w:rPr>
+                <w:rFonts w:ascii="Times New Roman" w:hAnsi="Times New Roman" w:cs="Times New Roman"/>
+              </w:rPr>
+            </w:pPr>
+            <w:r>
+              <w:rPr>
+                <w:rFonts w:ascii="Times New Roman" w:hAnsi="Times New Roman" w:cs="Times New Roman"/>
+              </w:rPr>
+              <w:t>Monthly external scans; weekly scans of student data servers; ad</w:t>
+            </w:r>
+            <w:r>
+              <w:rPr>
+                <w:rFonts w:ascii="Times New Roman" w:hAnsi="Times New Roman" w:cs="Times New Roman"/>
+              </w:rPr>
+              <w:noBreakHyphen/>
+              <w:t>hoc scans after enrollment periods.</w:t>
+            </w:r>
+          </w:p>
+        </w:tc>
+      </w:tr>
+      <w:tr>
+        <w:tc>
+          <w:tcPr>
+            <w:tcW w:w="0" w:type="auto"/>
+            <w:tcMar>
+              <w:top w:w="150" w:type="dxa"/>
+              <w:left w:w="0" w:type="dxa"/>
+              <w:bottom w:w="150" w:type="dxa"/>
+              <w:right w:w="240" w:type="dxa"/>
+            </w:tcMar>
+            <w:vAlign w:val="center"/>
+            <w:hideMark/>
+          </w:tcPr>
+          <w:p>
+            <w:pPr>
+              <w:rPr>
+                <w:rFonts w:ascii="Times New Roman" w:hAnsi="Times New Roman" w:cs="Times New Roman"/>
+              </w:rPr>
+            </w:pPr>
+            <w:r>
+              <w:rPr>
+                <w:rFonts w:ascii="Times New Roman" w:hAnsi="Times New Roman" w:cs="Times New Roman"/>
+                <w:b/>
+                <w:bCs/>
+              </w:rPr>
+              <w:t>Reporting</w:t>
+            </w:r>
+          </w:p>
+        </w:tc>
+        <w:tc>
+          <w:tcPr>
+            <w:tcW w:w="0" w:type="auto"/>
+            <w:tcMar>
+              <w:top w:w="150" w:type="dxa"/>
+              <w:left w:w="240" w:type="dxa"/>
+              <w:bottom w:w="150" w:type="dxa"/>
+              <w:right w:w="0" w:type="dxa"/>
+            </w:tcMar>
+            <w:vAlign w:val="center"/>
+            <w:hideMark/>
+          </w:tcPr>
+          <w:p>
+            <w:pPr>
+              <w:rPr>
+                <w:rFonts w:ascii="Times New Roman" w:hAnsi="Times New Roman" w:cs="Times New Roman"/>
+              </w:rPr>
+            </w:pPr>
+            <w:r>
+              <w:rPr>
+                <w:rFonts w:ascii="Times New Roman" w:hAnsi="Times New Roman" w:cs="Times New Roman"/>
+              </w:rPr>
+              <w:t>Weekly reports to IT Director; quarterly summary to the Data Protection Officer (DPO) for FERPA compliance.</w:t>
+            </w:r>
+          </w:p>
+        </w:tc>
+      </w:tr>
+    </w:tbl>
+    <w:p>
+      <w:pPr>
+        <w:rPr>
+          <w:rFonts w:ascii="Times New Roman" w:hAnsi="Times New Roman" w:cs="Times New Roman"/>
+          <w:b/>
+          <w:bCs/>
+        </w:rPr>
+      </w:pPr>
+      <w:r>
+        <w:rPr>
+          <w:rFonts w:ascii="Times New Roman" w:hAnsi="Times New Roman" w:cs="Times New Roman"/>
+          <w:b/>
+          <w:bCs/>
+        </w:rPr>
+        <w:t>B. Small Business</w:t>
+      </w:r>
+    </w:p>
+    <w:tbl>
+      <w:tblPr>
+        <w:tblW w:w="9360" w:type="dxa"/>
+        <w:tblCellMar>
+          <w:top w:w="15" w:type="dxa"/>
+          <w:left w:w="15" w:type="dxa"/>
+          <w:bottom w:w="15" w:type="dxa"/>
+          <w:right w:w="15" w:type="dxa"/>
+        </w:tblCellMar>
+        <w:tblLook w:val="04A0" w:firstRow="1" w:lastRow="0" w:firstColumn="1" w:lastColumn="0" w:noHBand="0" w:noVBand="1"/>
+      </w:tblPr>
+      <w:tblGrid>
+        <w:gridCol w:w="1280"/>
+        <w:gridCol w:w="8080"/>
+      </w:tblGrid>
+      <w:tr>
+        <w:trPr>
+          <w:tblHeader/>
+        </w:trPr>
+        <w:tc>
+          <w:tcPr>
+            <w:tcW w:w="0" w:type="auto"/>
+            <w:tcBorders>
+              <w:top w:val="nil"/>
+            </w:tcBorders>
+            <w:tcMar>
+              <w:top w:w="150" w:type="dxa"/>
+              <w:left w:w="0" w:type="dxa"/>
+              <w:bottom w:w="150" w:type="dxa"/>
+              <w:right w:w="240" w:type="dxa"/>
+            </w:tcMar>
+            <w:vAlign w:val="center"/>
+            <w:hideMark/>
+          </w:tcPr>
+          <w:p>
+            <w:pPr>
+              <w:rPr>
+                <w:rFonts w:ascii="Times New Roman" w:hAnsi="Times New Roman" w:cs="Times New Roman"/>
+              </w:rPr>
+            </w:pPr>
+            <w:r>
+              <w:rPr>
+                <w:rFonts w:ascii="Times New Roman" w:hAnsi="Times New Roman" w:cs="Times New Roman"/>
+                <w:b/>
+                <w:bCs/>
+              </w:rPr>
+              <w:t>Scope</w:t>
+            </w:r>
+          </w:p>
+        </w:tc>
+        <w:tc>
+          <w:tcPr>
+            <w:tcW w:w="0" w:type="auto"/>
+            <w:tcBorders>
+              <w:top w:val="nil"/>
+            </w:tcBorders>
+            <w:tcMar>
+              <w:top w:w="150" w:type="dxa"/>
+              <w:left w:w="240" w:type="dxa"/>
+              <w:bottom w:w="150" w:type="dxa"/>
+              <w:right w:w="240" w:type="dxa"/>
+            </w:tcMar>
+            <w:vAlign w:val="center"/>
+            <w:hideMark/>
+          </w:tcPr>
+          <w:p>
+            <w:pPr>
+              <w:rPr>
+                <w:rFonts w:ascii="Times New Roman" w:hAnsi="Times New Roman" w:cs="Times New Roman"/>
+              </w:rPr>
+            </w:pPr>
+            <w:r>
+              <w:rPr>
+                <w:rFonts w:ascii="Times New Roman" w:hAnsi="Times New Roman" w:cs="Times New Roman"/>
+              </w:rPr>
+              <w:t>Office network, company website, cloud</w:t>
+            </w:r>
+            <w:r>
+              <w:rPr>
+                <w:rFonts w:ascii="Times New Roman" w:hAnsi="Times New Roman" w:cs="Times New Roman"/>
+              </w:rPr>
+              <w:noBreakHyphen/>
+              <w:t>based email (O365), and POS systems.</w:t>
+            </w:r>
+          </w:p>
+        </w:tc>
+      </w:tr>
+      <w:tr>
+        <w:tc>
+          <w:tcPr>
+            <w:tcW w:w="0" w:type="auto"/>
+            <w:tcMar>
+              <w:top w:w="150" w:type="dxa"/>
+              <w:left w:w="0" w:type="dxa"/>
+              <w:bottom w:w="150" w:type="dxa"/>
+              <w:right w:w="240" w:type="dxa"/>
+            </w:tcMar>
+            <w:vAlign w:val="center"/>
+            <w:hideMark/>
+          </w:tcPr>
+          <w:p>
+            <w:pPr>
+              <w:rPr>
+                <w:rFonts w:ascii="Times New Roman" w:hAnsi="Times New Roman" w:cs="Times New Roman"/>
+              </w:rPr>
+            </w:pPr>
+            <w:r>
+              <w:rPr>
+                <w:rFonts w:ascii="Times New Roman" w:hAnsi="Times New Roman" w:cs="Times New Roman"/>
+                <w:b/>
+                <w:bCs/>
+              </w:rPr>
+              <w:t>Tools</w:t>
+            </w:r>
+          </w:p>
+        </w:tc>
+        <w:tc>
+          <w:tcPr>
+            <w:tcW w:w="0" w:type="auto"/>
+            <w:tcMar>
+              <w:top w:w="150" w:type="dxa"/>
+              <w:left w:w="240" w:type="dxa"/>
+              <w:bottom w:w="150" w:type="dxa"/>
+              <w:right w:w="0" w:type="dxa"/>
+            </w:tcMar>
+            <w:vAlign w:val="center"/>
+            <w:hideMark/>
+          </w:tcPr>
+          <w:p>
+            <w:pPr>
+              <w:rPr>
+                <w:rFonts w:ascii="Times New Roman" w:hAnsi="Times New Roman" w:cs="Times New Roman"/>
+              </w:rPr>
+            </w:pPr>
+            <w:r>
+              <w:rPr>
+                <w:rFonts w:ascii="Times New Roman" w:hAnsi="Times New Roman" w:cs="Times New Roman"/>
+              </w:rPr>
+              <w:t>Nessus Essentials (free for small networks), Nikto (web), OpenVAS.</w:t>
+            </w:r>
+          </w:p>
+        </w:tc>
+      </w:tr>
+      <w:tr>
+        <w:tc>
+          <w:tcPr>
+            <w:tcW w:w="0" w:type="auto"/>
+            <w:tcMar>
+              <w:top w:w="150" w:type="dxa"/>
+              <w:left w:w="0" w:type="dxa"/>
+              <w:bottom w:w="150" w:type="dxa"/>
+              <w:right w:w="240" w:type="dxa"/>
+            </w:tcMar>
+            <w:vAlign w:val="center"/>
+            <w:hideMark/>
+          </w:tcPr>
+          <w:p>
+            <w:pPr>
+              <w:rPr>
+                <w:rFonts w:ascii="Times New Roman" w:hAnsi="Times New Roman" w:cs="Times New Roman"/>
+              </w:rPr>
+            </w:pPr>
+            <w:r>
+              <w:rPr>
+                <w:rFonts w:ascii="Times New Roman" w:hAnsi="Times New Roman" w:cs="Times New Roman"/>
+                <w:b/>
+                <w:bCs/>
+              </w:rPr>
+              <w:t>Schedule</w:t>
+            </w:r>
+          </w:p>
+        </w:tc>
+        <w:tc>
+          <w:tcPr>
+            <w:tcW w:w="0" w:type="auto"/>
+            <w:tcMar>
+              <w:top w:w="150" w:type="dxa"/>
+              <w:left w:w="240" w:type="dxa"/>
+              <w:bottom w:w="150" w:type="dxa"/>
+              <w:right w:w="0" w:type="dxa"/>
+            </w:tcMar>
+            <w:vAlign w:val="center"/>
+            <w:hideMark/>
+          </w:tcPr>
+          <w:p>
+            <w:pPr>
+              <w:rPr>
+                <w:rFonts w:ascii="Times New Roman" w:hAnsi="Times New Roman" w:cs="Times New Roman"/>
+              </w:rPr>
+            </w:pPr>
+            <w:r>
+              <w:rPr>
+                <w:rFonts w:ascii="Times New Roman" w:hAnsi="Times New Roman" w:cs="Times New Roman"/>
+              </w:rPr>
+              <w:t>Quarterly full scans; weekly vulnerability alerts via Nessus.</w:t>
+            </w:r>
+          </w:p>
+        </w:tc>
+      </w:tr>
+      <w:tr>
+        <w:tc>
+          <w:tcPr>
+            <w:tcW w:w="0" w:type="auto"/>
+            <w:tcMar>
+              <w:top w:w="150" w:type="dxa"/>
+              <w:left w:w="0" w:type="dxa"/>
+              <w:bottom w:w="150" w:type="dxa"/>
+              <w:right w:w="240" w:type="dxa"/>
+            </w:tcMar>
+            <w:vAlign w:val="center"/>
+            <w:hideMark/>
+          </w:tcPr>
+          <w:p>
+            <w:pPr>
+              <w:rPr>
+                <w:rFonts w:ascii="Times New Roman" w:hAnsi="Times New Roman" w:cs="Times New Roman"/>
+              </w:rPr>
+            </w:pPr>
+            <w:r>
+              <w:rPr>
+                <w:rFonts w:ascii="Times New Roman" w:hAnsi="Times New Roman" w:cs="Times New Roman"/>
+                <w:b/>
+                <w:bCs/>
+              </w:rPr>
+              <w:t>Reporting</w:t>
+            </w:r>
+          </w:p>
+        </w:tc>
+        <w:tc>
+          <w:tcPr>
+            <w:tcW w:w="0" w:type="auto"/>
+            <w:tcMar>
+              <w:top w:w="150" w:type="dxa"/>
+              <w:left w:w="240" w:type="dxa"/>
+              <w:bottom w:w="150" w:type="dxa"/>
+              <w:right w:w="0" w:type="dxa"/>
+            </w:tcMar>
+            <w:vAlign w:val="center"/>
+            <w:hideMark/>
+          </w:tcPr>
+          <w:p>
+            <w:pPr>
+              <w:rPr>
+                <w:rFonts w:ascii="Times New Roman" w:hAnsi="Times New Roman" w:cs="Times New Roman"/>
+              </w:rPr>
+            </w:pPr>
+            <w:r>
+              <w:rPr>
+                <w:rFonts w:ascii="Times New Roman" w:hAnsi="Times New Roman" w:cs="Times New Roman"/>
+              </w:rPr>
+              <w:t>Email summary to the business owner; monthly meetings for high</w:t>
+            </w:r>
+            <w:r>
+              <w:rPr>
+                <w:rFonts w:ascii="Times New Roman" w:hAnsi="Times New Roman" w:cs="Times New Roman"/>
+              </w:rPr>
+              <w:noBreakHyphen/>
+              <w:t>priority fixes.</w:t>
+            </w:r>
+          </w:p>
+        </w:tc>
+      </w:tr>
+    </w:tbl>
+    <w:p>
+      <w:pPr>
+        <w:rPr>
+          <w:rFonts w:ascii="Times New Roman" w:hAnsi="Times New Roman" w:cs="Times New Roman"/>
+          <w:b/>
+          <w:bCs/>
+        </w:rPr>
+      </w:pPr>
+      <w:r>
+        <w:rPr>
+          <w:rFonts w:ascii="Times New Roman" w:hAnsi="Times New Roman" w:cs="Times New Roman"/>
+          <w:b/>
+          <w:bCs/>
+        </w:rPr>
+        <w:t>C. Hospital</w:t>
+      </w:r>
+    </w:p>
+    <w:tbl>
+      <w:tblPr>
+        <w:tblW w:w="9360" w:type="dxa"/>
+        <w:tblCellMar>
+          <w:top w:w="15" w:type="dxa"/>
+          <w:left w:w="15" w:type="dxa"/>
+          <w:bottom w:w="15" w:type="dxa"/>
+          <w:right w:w="15" w:type="dxa"/>
+        </w:tblCellMar>
+        <w:tblLook w:val="04A0" w:firstRow="1" w:lastRow="0" w:firstColumn="1" w:lastColumn="0" w:noHBand="0" w:noVBand="1"/>
+      </w:tblPr>
+      <w:tblGrid>
+        <w:gridCol w:w="1280"/>
+        <w:gridCol w:w="8080"/>
+      </w:tblGrid>
+      <w:tr>
+        <w:trPr>
+          <w:tblHeader/>
+        </w:trPr>
+        <w:tc>
+          <w:tcPr>
+            <w:tcW w:w="0" w:type="auto"/>
+            <w:tcBorders>
+              <w:top w:val="nil"/>
+            </w:tcBorders>
+            <w:tcMar>
+              <w:top w:w="150" w:type="dxa"/>
+              <w:left w:w="0" w:type="dxa"/>
+              <w:bottom w:w="150" w:type="dxa"/>
+              <w:right w:w="240" w:type="dxa"/>
+            </w:tcMar>
+            <w:vAlign w:val="center"/>
+            <w:hideMark/>
+          </w:tcPr>
+          <w:p>
+            <w:pPr>
+              <w:rPr>
+                <w:rFonts w:ascii="Times New Roman" w:hAnsi="Times New Roman" w:cs="Times New Roman"/>
+              </w:rPr>
+            </w:pPr>
+            <w:r>
+              <w:rPr>
+                <w:rFonts w:ascii="Times New Roman" w:hAnsi="Times New Roman" w:cs="Times New Roman"/>
+                <w:b/>
+                <w:bCs/>
+              </w:rPr>
+              <w:t>Scope</w:t>
+            </w:r>
+          </w:p>
+        </w:tc>
+        <w:tc>
+          <w:tcPr>
+            <w:tcW w:w="0" w:type="auto"/>
+            <w:tcBorders>
+              <w:top w:val="nil"/>
+            </w:tcBorders>
+            <w:tcMar>
+              <w:top w:w="150" w:type="dxa"/>
+              <w:left w:w="240" w:type="dxa"/>
+              <w:bottom w:w="150" w:type="dxa"/>
+              <w:right w:w="240" w:type="dxa"/>
+            </w:tcMar>
+            <w:vAlign w:val="center"/>
+            <w:hideMark/>
+          </w:tcPr>
+          <w:p>
+            <w:pPr>
+              <w:rPr>
+                <w:rFonts w:ascii="Times New Roman" w:hAnsi="Times New Roman" w:cs="Times New Roman"/>
+              </w:rPr>
+            </w:pPr>
+            <w:r>
+              <w:rPr>
+                <w:rFonts w:ascii="Times New Roman" w:hAnsi="Times New Roman" w:cs="Times New Roman"/>
+              </w:rPr>
+              <w:t>EHR (Electronic Health Records) systems, medical IoT devices (monitors, pumps), patient portals, and internal staff workstations.</w:t>
+            </w:r>
+          </w:p>
+        </w:tc>
+      </w:tr>
+      <w:tr>
+        <w:tc>
+          <w:tcPr>
+            <w:tcW w:w="0" w:type="auto"/>
+            <w:tcMar>
+              <w:top w:w="150" w:type="dxa"/>
+              <w:left w:w="0" w:type="dxa"/>
+              <w:bottom w:w="150" w:type="dxa"/>
+              <w:right w:w="240" w:type="dxa"/>
+            </w:tcMar>
+            <w:vAlign w:val="center"/>
+            <w:hideMark/>
+          </w:tcPr>
+          <w:p>
+            <w:pPr>
+              <w:rPr>
+                <w:rFonts w:ascii="Times New Roman" w:hAnsi="Times New Roman" w:cs="Times New Roman"/>
+              </w:rPr>
+            </w:pPr>
+            <w:r>
+              <w:rPr>
+                <w:rFonts w:ascii="Times New Roman" w:hAnsi="Times New Roman" w:cs="Times New Roman"/>
+                <w:b/>
+                <w:bCs/>
+              </w:rPr>
+              <w:t>Tools</w:t>
+            </w:r>
+          </w:p>
+        </w:tc>
+        <w:tc>
+          <w:tcPr>
+            <w:tcW w:w="0" w:type="auto"/>
+            <w:tcMar>
+              <w:top w:w="150" w:type="dxa"/>
+              <w:left w:w="240" w:type="dxa"/>
+              <w:bottom w:w="150" w:type="dxa"/>
+              <w:right w:w="0" w:type="dxa"/>
+            </w:tcMar>
+            <w:vAlign w:val="center"/>
+            <w:hideMark/>
+          </w:tcPr>
+          <w:p>
+            <w:pPr>
+              <w:rPr>
+                <w:rFonts w:ascii="Times New Roman" w:hAnsi="Times New Roman" w:cs="Times New Roman"/>
+              </w:rPr>
+            </w:pPr>
+            <w:hyperlink r:id="rId37" w:tgtFrame="_blank" w:history="1">
+              <w:r>
+                <w:rPr>
+                  <w:rStyle w:val="Hyperlink"/>
+                  <w:rFonts w:ascii="Times New Roman" w:hAnsi="Times New Roman" w:cs="Times New Roman"/>
+                </w:rPr>
+                <w:t>Tenable.sc</w:t>
+              </w:r>
+            </w:hyperlink>
+            <w:r>
+              <w:rPr>
+                <w:rFonts w:ascii="Times New Roman" w:hAnsi="Times New Roman" w:cs="Times New Roman"/>
+              </w:rPr>
+              <w:t> (or OpenVAS), Wireshark (IoT traffic analysis), specialized medical device scanners (if budget permits).</w:t>
+            </w:r>
+          </w:p>
+        </w:tc>
+      </w:tr>
+      <w:tr>
+        <w:tc>
+          <w:tcPr>
+            <w:tcW w:w="0" w:type="auto"/>
+            <w:tcMar>
+              <w:top w:w="150" w:type="dxa"/>
+              <w:left w:w="0" w:type="dxa"/>
+              <w:bottom w:w="150" w:type="dxa"/>
+              <w:right w:w="240" w:type="dxa"/>
+            </w:tcMar>
+            <w:vAlign w:val="center"/>
+            <w:hideMark/>
+          </w:tcPr>
+          <w:p>
+            <w:pPr>
+              <w:rPr>
+                <w:rFonts w:ascii="Times New Roman" w:hAnsi="Times New Roman" w:cs="Times New Roman"/>
+              </w:rPr>
+            </w:pPr>
+            <w:r>
+              <w:rPr>
+                <w:rFonts w:ascii="Times New Roman" w:hAnsi="Times New Roman" w:cs="Times New Roman"/>
+                <w:b/>
+                <w:bCs/>
+              </w:rPr>
+              <w:t>Schedule</w:t>
+            </w:r>
+          </w:p>
+        </w:tc>
+        <w:tc>
+          <w:tcPr>
+            <w:tcW w:w="0" w:type="auto"/>
+            <w:tcMar>
+              <w:top w:w="150" w:type="dxa"/>
+              <w:left w:w="240" w:type="dxa"/>
+              <w:bottom w:w="150" w:type="dxa"/>
+              <w:right w:w="0" w:type="dxa"/>
+            </w:tcMar>
+            <w:vAlign w:val="center"/>
+            <w:hideMark/>
+          </w:tcPr>
+          <w:p>
+            <w:pPr>
+              <w:rPr>
+                <w:rFonts w:ascii="Times New Roman" w:hAnsi="Times New Roman" w:cs="Times New Roman"/>
+              </w:rPr>
+            </w:pPr>
+            <w:r>
+              <w:rPr>
+                <w:rFonts w:ascii="Times New Roman" w:hAnsi="Times New Roman" w:cs="Times New Roman"/>
+              </w:rPr>
+              <w:t>Continuous monitoring for IoT; monthly full scans of EHR; immediate re</w:t>
+            </w:r>
+            <w:r>
+              <w:rPr>
+                <w:rFonts w:ascii="Times New Roman" w:hAnsi="Times New Roman" w:cs="Times New Roman"/>
+              </w:rPr>
+              <w:noBreakHyphen/>
+              <w:t>scans after patches.</w:t>
+            </w:r>
+          </w:p>
+        </w:tc>
+      </w:tr>
+      <w:tr>
+        <w:tc>
+          <w:tcPr>
+            <w:tcW w:w="0" w:type="auto"/>
+            <w:tcMar>
+              <w:top w:w="150" w:type="dxa"/>
+              <w:left w:w="0" w:type="dxa"/>
+              <w:bottom w:w="150" w:type="dxa"/>
+              <w:right w:w="240" w:type="dxa"/>
+            </w:tcMar>
+            <w:vAlign w:val="center"/>
+            <w:hideMark/>
+          </w:tcPr>
+          <w:p>
+            <w:pPr>
+              <w:rPr>
+                <w:rFonts w:ascii="Times New Roman" w:hAnsi="Times New Roman" w:cs="Times New Roman"/>
+              </w:rPr>
+            </w:pPr>
+            <w:r>
+              <w:rPr>
+                <w:rFonts w:ascii="Times New Roman" w:hAnsi="Times New Roman" w:cs="Times New Roman"/>
+                <w:b/>
+                <w:bCs/>
+              </w:rPr>
+              <w:t>Reporting</w:t>
+            </w:r>
+          </w:p>
+        </w:tc>
+        <w:tc>
+          <w:tcPr>
+            <w:tcW w:w="0" w:type="auto"/>
+            <w:tcMar>
+              <w:top w:w="150" w:type="dxa"/>
+              <w:left w:w="240" w:type="dxa"/>
+              <w:bottom w:w="150" w:type="dxa"/>
+              <w:right w:w="0" w:type="dxa"/>
+            </w:tcMar>
+            <w:vAlign w:val="center"/>
+            <w:hideMark/>
+          </w:tcPr>
+          <w:p>
+            <w:pPr>
+              <w:rPr>
+                <w:rFonts w:ascii="Times New Roman" w:hAnsi="Times New Roman" w:cs="Times New Roman"/>
+              </w:rPr>
+            </w:pPr>
+            <w:r>
+              <w:rPr>
+                <w:rFonts w:ascii="Times New Roman" w:hAnsi="Times New Roman" w:cs="Times New Roman"/>
+              </w:rPr>
+              <w:t>Immediate alerts for Critical/High findings (HIPAA breach prevention); detailed quarterly compliance reports.</w:t>
+            </w:r>
+          </w:p>
+        </w:tc>
+      </w:tr>
+    </w:tbl>
+    <w:p>
+      <w:pPr>
+        <w:rPr>
+          <w:rFonts w:ascii="Times New Roman" w:hAnsi="Times New Roman" w:cs="Times New Roman"/>
+          <w:b/>
+          <w:bCs/>
+        </w:rPr>
+      </w:pPr>
+      <w:r>
+        <w:rPr>
+          <w:rFonts w:ascii="Times New Roman" w:hAnsi="Times New Roman" w:cs="Times New Roman"/>
+          <w:b/>
+          <w:bCs/>
+        </w:rPr>
+        <w:t>D. Financial Institution</w:t>
+      </w:r>
+    </w:p>
+    <w:tbl>
+      <w:tblPr>
+        <w:tblW w:w="9360" w:type="dxa"/>
+        <w:tblCellMar>
+          <w:top w:w="15" w:type="dxa"/>
+          <w:left w:w="15" w:type="dxa"/>
+          <w:bottom w:w="15" w:type="dxa"/>
+          <w:right w:w="15" w:type="dxa"/>
+        </w:tblCellMar>
+        <w:tblLook w:val="04A0" w:firstRow="1" w:lastRow="0" w:firstColumn="1" w:lastColumn="0" w:noHBand="0" w:noVBand="1"/>
+      </w:tblPr>
+      <w:tblGrid>
+        <w:gridCol w:w="1280"/>
+        <w:gridCol w:w="8080"/>
+      </w:tblGrid>
+      <w:tr>
+        <w:trPr>
+          <w:tblHeader/>
+        </w:trPr>
+        <w:tc>
+          <w:tcPr>
+            <w:tcW w:w="0" w:type="auto"/>
+            <w:tcBorders>
+              <w:top w:val="nil"/>
+            </w:tcBorders>
+            <w:tcMar>
+              <w:top w:w="150" w:type="dxa"/>
+              <w:left w:w="0" w:type="dxa"/>
+              <w:bottom w:w="150" w:type="dxa"/>
+              <w:right w:w="240" w:type="dxa"/>
+            </w:tcMar>
+            <w:vAlign w:val="center"/>
+            <w:hideMark/>
+          </w:tcPr>
+          <w:p>
+            <w:pPr>
+              <w:rPr>
+                <w:rFonts w:ascii="Times New Roman" w:hAnsi="Times New Roman" w:cs="Times New Roman"/>
+              </w:rPr>
+            </w:pPr>
+            <w:r>
+              <w:rPr>
+                <w:rFonts w:ascii="Times New Roman" w:hAnsi="Times New Roman" w:cs="Times New Roman"/>
+                <w:b/>
+                <w:bCs/>
+              </w:rPr>
+              <w:t>Scope</w:t>
+            </w:r>
+          </w:p>
+        </w:tc>
+        <w:tc>
+          <w:tcPr>
+            <w:tcW w:w="0" w:type="auto"/>
+            <w:tcBorders>
+              <w:top w:val="nil"/>
+            </w:tcBorders>
+            <w:tcMar>
+              <w:top w:w="150" w:type="dxa"/>
+              <w:left w:w="240" w:type="dxa"/>
+              <w:bottom w:w="150" w:type="dxa"/>
+              <w:right w:w="240" w:type="dxa"/>
+            </w:tcMar>
+            <w:vAlign w:val="center"/>
+            <w:hideMark/>
+          </w:tcPr>
+          <w:p>
+            <w:pPr>
+              <w:rPr>
+                <w:rFonts w:ascii="Times New Roman" w:hAnsi="Times New Roman" w:cs="Times New Roman"/>
+              </w:rPr>
+            </w:pPr>
+            <w:r>
+              <w:rPr>
+                <w:rFonts w:ascii="Times New Roman" w:hAnsi="Times New Roman" w:cs="Times New Roman"/>
+              </w:rPr>
+              <w:t>Online banking portals, payment gateways, transaction databases, internal network, and ATM infrastructure.</w:t>
+            </w:r>
+          </w:p>
+        </w:tc>
+      </w:tr>
+      <w:tr>
+        <w:tc>
+          <w:tcPr>
+            <w:tcW w:w="0" w:type="auto"/>
+            <w:tcMar>
+              <w:top w:w="150" w:type="dxa"/>
+              <w:left w:w="0" w:type="dxa"/>
+              <w:bottom w:w="150" w:type="dxa"/>
+              <w:right w:w="240" w:type="dxa"/>
+            </w:tcMar>
+            <w:vAlign w:val="center"/>
+            <w:hideMark/>
+          </w:tcPr>
+          <w:p>
+            <w:pPr>
+              <w:rPr>
+                <w:rFonts w:ascii="Times New Roman" w:hAnsi="Times New Roman" w:cs="Times New Roman"/>
+              </w:rPr>
+            </w:pPr>
+            <w:r>
+              <w:rPr>
+                <w:rFonts w:ascii="Times New Roman" w:hAnsi="Times New Roman" w:cs="Times New Roman"/>
+                <w:b/>
+                <w:bCs/>
+              </w:rPr>
+              <w:t>Tools</w:t>
+            </w:r>
+          </w:p>
+        </w:tc>
+        <w:tc>
+          <w:tcPr>
+            <w:tcW w:w="0" w:type="auto"/>
+            <w:tcMar>
+              <w:top w:w="150" w:type="dxa"/>
+              <w:left w:w="240" w:type="dxa"/>
+              <w:bottom w:w="150" w:type="dxa"/>
+              <w:right w:w="0" w:type="dxa"/>
+            </w:tcMar>
+            <w:vAlign w:val="center"/>
+            <w:hideMark/>
+          </w:tcPr>
+          <w:p>
+            <w:pPr>
+              <w:rPr>
+                <w:rFonts w:ascii="Times New Roman" w:hAnsi="Times New Roman" w:cs="Times New Roman"/>
+              </w:rPr>
+            </w:pPr>
+            <w:r>
+              <w:rPr>
+                <w:rFonts w:ascii="Times New Roman" w:hAnsi="Times New Roman" w:cs="Times New Roman"/>
+              </w:rPr>
+              <w:t>Qualys (or Rapid7 Nexpose), Burp Suite Pro (web), Nessus.</w:t>
+            </w:r>
+          </w:p>
+        </w:tc>
+      </w:tr>
+      <w:tr>
+        <w:tc>
+          <w:tcPr>
+            <w:tcW w:w="0" w:type="auto"/>
+            <w:tcMar>
+              <w:top w:w="150" w:type="dxa"/>
+              <w:left w:w="0" w:type="dxa"/>
+              <w:bottom w:w="150" w:type="dxa"/>
+              <w:right w:w="240" w:type="dxa"/>
+            </w:tcMar>
+            <w:vAlign w:val="center"/>
+            <w:hideMark/>
+          </w:tcPr>
+          <w:p>
+            <w:pPr>
+              <w:rPr>
+                <w:rFonts w:ascii="Times New Roman" w:hAnsi="Times New Roman" w:cs="Times New Roman"/>
+              </w:rPr>
+            </w:pPr>
+            <w:r>
+              <w:rPr>
+                <w:rFonts w:ascii="Times New Roman" w:hAnsi="Times New Roman" w:cs="Times New Roman"/>
+                <w:b/>
+                <w:bCs/>
+              </w:rPr>
+              <w:t>Schedule</w:t>
+            </w:r>
+          </w:p>
+        </w:tc>
+        <w:tc>
+          <w:tcPr>
+            <w:tcW w:w="0" w:type="auto"/>
+            <w:tcMar>
+              <w:top w:w="150" w:type="dxa"/>
+              <w:left w:w="240" w:type="dxa"/>
+              <w:bottom w:w="150" w:type="dxa"/>
+              <w:right w:w="0" w:type="dxa"/>
+            </w:tcMar>
+            <w:vAlign w:val="center"/>
+            <w:hideMark/>
+          </w:tcPr>
+          <w:p>
+            <w:pPr>
+              <w:rPr>
+                <w:rFonts w:ascii="Times New Roman" w:hAnsi="Times New Roman" w:cs="Times New Roman"/>
+              </w:rPr>
+            </w:pPr>
+            <w:r>
+              <w:rPr>
+                <w:rFonts w:ascii="Times New Roman" w:hAnsi="Times New Roman" w:cs="Times New Roman"/>
+              </w:rPr>
+              <w:t>Weekly external scans (PCI DSS requirement); daily internal authenticated scans.</w:t>
+            </w:r>
+          </w:p>
+        </w:tc>
+      </w:tr>
+      <w:tr>
+        <w:tc>
+          <w:tcPr>
+            <w:tcW w:w="0" w:type="auto"/>
+            <w:tcMar>
+              <w:top w:w="150" w:type="dxa"/>
+              <w:left w:w="0" w:type="dxa"/>
+              <w:bottom w:w="150" w:type="dxa"/>
+              <w:right w:w="240" w:type="dxa"/>
+            </w:tcMar>
+            <w:vAlign w:val="center"/>
+            <w:hideMark/>
+          </w:tcPr>
+          <w:p>
+            <w:pPr>
+              <w:rPr>
+                <w:rFonts w:ascii="Times New Roman" w:hAnsi="Times New Roman" w:cs="Times New Roman"/>
+              </w:rPr>
+            </w:pPr>
+            <w:r>
+              <w:rPr>
+                <w:rFonts w:ascii="Times New Roman" w:hAnsi="Times New Roman" w:cs="Times New Roman"/>
+                <w:b/>
+                <w:bCs/>
+              </w:rPr>
+              <w:t>Reporting</w:t>
+            </w:r>
+          </w:p>
+        </w:tc>
+        <w:tc>
+          <w:tcPr>
+            <w:tcW w:w="0" w:type="auto"/>
+            <w:tcMar>
+              <w:top w:w="150" w:type="dxa"/>
+              <w:left w:w="240" w:type="dxa"/>
+              <w:bottom w:w="150" w:type="dxa"/>
+              <w:right w:w="0" w:type="dxa"/>
+            </w:tcMar>
+            <w:vAlign w:val="center"/>
+            <w:hideMark/>
+          </w:tcPr>
+          <w:p>
+            <w:pPr>
+              <w:rPr>
+                <w:rFonts w:ascii="Times New Roman" w:hAnsi="Times New Roman" w:cs="Times New Roman"/>
+              </w:rPr>
+            </w:pPr>
+            <w:r>
+              <w:rPr>
+                <w:rFonts w:ascii="Times New Roman" w:hAnsi="Times New Roman" w:cs="Times New Roman"/>
+              </w:rPr>
+              <w:t>PCI DSS compliance reports; real</w:t>
+            </w:r>
+            <w:r>
+              <w:rPr>
+                <w:rFonts w:ascii="Times New Roman" w:hAnsi="Times New Roman" w:cs="Times New Roman"/>
+              </w:rPr>
+              <w:noBreakHyphen/>
+              <w:t>time dashboard for security operations; board</w:t>
+            </w:r>
+            <w:r>
+              <w:rPr>
+                <w:rFonts w:ascii="Times New Roman" w:hAnsi="Times New Roman" w:cs="Times New Roman"/>
+              </w:rPr>
+              <w:noBreakHyphen/>
+              <w:t>level quarterly risk reports.</w:t>
+            </w:r>
+          </w:p>
+        </w:tc>
+      </w:tr>
+    </w:tbl>
+    <w:p/>
+    <w:p/>
+    <w:p/>
+    <w:p/>
+    <w:p/>
+    <w:p/>
+    <w:p/>
+    <w:p/>
+    <w:p/>
+    <w:p/>
+    <w:p/>
+    <w:p>
+      <w:pPr>
+        <w:rPr>
+          <w:rFonts w:ascii="Times New Roman" w:hAnsi="Times New Roman" w:cs="Times New Roman"/>
+          <w:b/>
+          <w:bCs/>
+        </w:rPr>
+      </w:pPr>
+      <w:r>
+        <w:rPr>
+          <w:rFonts w:ascii="Times New Roman" w:hAnsi="Times New Roman" w:cs="Times New Roman"/>
+          <w:b/>
+          <w:bCs/>
+        </w:rPr>
+        <w:t>V</w:t>
+      </w:r>
+      <w:r>
+        <w:rPr>
+          <w:rFonts w:ascii="Times New Roman" w:hAnsi="Times New Roman" w:cs="Times New Roman"/>
+          <w:b/>
+          <w:bCs/>
+        </w:rPr>
+        <w:t>ulnerability tracking spreadsheet</w:t>
+      </w:r>
+    </w:p>
+    <w:bookmarkStart w:id="7" w:name="_MON_1843382830"/>
+    <w:bookmarkEnd w:id="7"/>
+    <w:p>
+      <w:pPr>
+        <w:keepNext/>
+      </w:pPr>
+      <w:r>
+        <w:object w:dxaOrig="10345" w:dyaOrig="6394" w14:anchorId="54A27DB9">
+          <v:shapetype id="_x0000_t75" coordsize="21600,21600" o:spt="75" o:preferrelative="t" path="m@4@5l@4@11@9@11@9@5xe" filled="f" stroked="f">
+            <v:stroke joinstyle="miter"/>
+            <v:formulas>
+              <v:f eqn="if lineDrawn pixelLineWidth 0"/>
+              <v:f eqn="sum @0 1 0"/>
+              <v:f eqn="sum 0 0 @1"/>
+              <v:f eqn="prod @2 1 2"/>
+              <v:f eqn="prod @3 21600 pixelWidth"/>
+              <v:f eqn="prod @3 21600 pixelHeight"/>
+              <v:f eqn="sum @0 0 1"/>
+              <v:f eqn="prod @6 1 2"/>
+              <v:f eqn="prod @7 21600 pixelWidth"/>
+              <v:f eqn="sum @8 21600 0"/>
+              <v:f eqn="prod @7 21600 pixelHeight"/>
+              <v:f eqn="sum @10 21600 0"/>
+            </v:formulas>
+            <v:path o:extrusionok="f" gradientshapeok="t" o:connecttype="rect"/>
+            <o:lock v:ext="edit" aspectratio="t"/>
+          </v:shapetype>
+          <v:shape id="_x0000_i1025" type="#_x0000_t75" style="width:517.25pt;height:319.7pt" o:ole="">
+            <v:imagedata r:id="rId38" o:title=""/>
+          </v:shape>
+          <o:OLEObject Type="Embed" ProgID="Excel.Sheet.12" ShapeID="_x0000_i1025" DrawAspect="Content" ObjectID="_1843564847" r:id="rId39"/>
+        </w:object>
+      </w:r>
+    </w:p>
+    <w:p>
+      <w:pPr>
+        <w:pStyle w:val="Caption"/>
+      </w:pPr>
+      <w:r>
+        <w:t xml:space="preserve">Figure </w:t>
+      </w:r>
+      <w:fldSimple w:instr=" SEQ Figure \* ARABIC ">
+        <w:r>
+          <w:rPr>
+            <w:noProof/>
+          </w:rPr>
+          <w:t>32</w:t>
+        </w:r>
+      </w:fldSimple>
+      <w:r>
+        <w:t xml:space="preserve"> table showing a vulnerability tracker for my organization</w:t>
+      </w:r>
+    </w:p>
+    <w:p/>
+    <w:p>
+      <w:pPr>
+        <w:jc w:val="center"/>
+        <w:rPr>
+          <w:rFonts w:ascii="Times New Roman" w:hAnsi="Times New Roman" w:cs="Times New Roman"/>
+          <w:b/>
+          <w:bCs/>
+        </w:rPr>
+      </w:pPr>
+      <w:r>
+        <w:rPr>
+          <w:rFonts w:ascii="Times New Roman" w:hAnsi="Times New Roman" w:cs="Times New Roman"/>
+          <w:b/>
+          <w:bCs/>
+        </w:rPr>
+        <w:t>Vulnerability Management Framework for an organization</w:t>
+      </w:r>
+    </w:p>
+    <w:p>
+      <w:pPr>
+        <w:rPr>
+          <w:rFonts w:ascii="Times New Roman" w:hAnsi="Times New Roman" w:cs="Times New Roman"/>
+        </w:rPr>
+      </w:pPr>
+      <w:r>
+        <w:rPr>
+          <w:rFonts w:ascii="Times New Roman" w:hAnsi="Times New Roman" w:cs="Times New Roman"/>
+          <w:b/>
+          <w:bCs/>
+        </w:rPr>
+        <w:t>Asset Inventory</w:t>
+      </w:r>
+      <w:r>
+        <w:rPr>
+          <w:rFonts w:ascii="Times New Roman" w:hAnsi="Times New Roman" w:cs="Times New Roman"/>
+        </w:rPr>
+        <w:br/>
+        <w:t>You can't secure an asset you don't know exists. Inventory is the foundation the rest of the framework depends on — scanning coverage, risk scoring, and SLA tracking are all only as accurate as the inventory underneath them. Inventory should be reconciled automatically (via discovery scans and cloud APIs), not maintained manually, since manual lists go stale within weeks.</w:t>
+      </w:r>
+    </w:p>
+    <w:p>
+      <w:pPr>
+        <w:rPr>
+          <w:rFonts w:ascii="Times New Roman" w:hAnsi="Times New Roman" w:cs="Times New Roman"/>
+        </w:rPr>
+      </w:pPr>
+      <w:r>
+        <w:rPr>
+          <w:rFonts w:ascii="Times New Roman" w:hAnsi="Times New Roman" w:cs="Times New Roman"/>
+          <w:b/>
+          <w:bCs/>
+        </w:rPr>
+        <w:t>Scanning Schedule</w:t>
+      </w:r>
+      <w:r>
+        <w:rPr>
+          <w:rFonts w:ascii="Times New Roman" w:hAnsi="Times New Roman" w:cs="Times New Roman"/>
+        </w:rPr>
+        <w:br/>
+        <w:t>Scan frequency should scale with exposure, not be uniform across the environment — an internet-facing server and an internal dev box don't carry the same risk, so they shouldn't share a scan cadence.</w:t>
+      </w:r>
+    </w:p>
+    <w:tbl>
+      <w:tblPr>
+        <w:tblW w:w="0" w:type="auto"/>
+        <w:tblCellSpacing w:w="15" w:type="dxa"/>
+        <w:tblCellMar>
+          <w:top w:w="15" w:type="dxa"/>
+          <w:left w:w="15" w:type="dxa"/>
+          <w:bottom w:w="15" w:type="dxa"/>
+          <w:right w:w="15" w:type="dxa"/>
+        </w:tblCellMar>
+        <w:tblLook w:val="04A0" w:firstRow="1" w:lastRow="0" w:firstColumn="1" w:lastColumn="0" w:noHBand="0" w:noVBand="1"/>
+      </w:tblPr>
+      <w:tblGrid>
+        <w:gridCol w:w="2300"/>
+        <w:gridCol w:w="2160"/>
+        <w:gridCol w:w="4900"/>
+      </w:tblGrid>
+      <w:tr>
+        <w:trPr>
+          <w:tblHeader/>
+          <w:tblCellSpacing w:w="15" w:type="dxa"/>
+        </w:trPr>
+        <w:tc>
+          <w:tcPr>
+            <w:tcW w:w="0" w:type="auto"/>
+            <w:vAlign w:val="center"/>
+            <w:hideMark/>
+          </w:tcPr>
+          <w:p>
+            <w:pPr>
+              <w:rPr>
+                <w:rFonts w:ascii="Times New Roman" w:hAnsi="Times New Roman" w:cs="Times New Roman"/>
+                <w:b/>
+                <w:bCs/>
+              </w:rPr>
+            </w:pPr>
+            <w:r>
+              <w:rPr>
+                <w:rFonts w:ascii="Times New Roman" w:hAnsi="Times New Roman" w:cs="Times New Roman"/>
+                <w:b/>
+                <w:bCs/>
+              </w:rPr>
+              <w:t>Asset Type</w:t>
+            </w:r>
+          </w:p>
+        </w:tc>
+        <w:tc>
+          <w:tcPr>
+            <w:tcW w:w="0" w:type="auto"/>
+            <w:vAlign w:val="center"/>
+            <w:hideMark/>
+          </w:tcPr>
+          <w:p>
+            <w:pPr>
+              <w:rPr>
+                <w:rFonts w:ascii="Times New Roman" w:hAnsi="Times New Roman" w:cs="Times New Roman"/>
+                <w:b/>
+                <w:bCs/>
+              </w:rPr>
+            </w:pPr>
+            <w:r>
+              <w:rPr>
+                <w:rFonts w:ascii="Times New Roman" w:hAnsi="Times New Roman" w:cs="Times New Roman"/>
+                <w:b/>
+                <w:bCs/>
+              </w:rPr>
+              <w:t>Frequency</w:t>
+            </w:r>
+          </w:p>
+        </w:tc>
+        <w:tc>
+          <w:tcPr>
+            <w:tcW w:w="0" w:type="auto"/>
+            <w:vAlign w:val="center"/>
+            <w:hideMark/>
+          </w:tcPr>
+          <w:p>
+            <w:pPr>
+              <w:rPr>
+                <w:rFonts w:ascii="Times New Roman" w:hAnsi="Times New Roman" w:cs="Times New Roman"/>
+                <w:b/>
+                <w:bCs/>
+              </w:rPr>
+            </w:pPr>
+            <w:r>
+              <w:rPr>
+                <w:rFonts w:ascii="Times New Roman" w:hAnsi="Times New Roman" w:cs="Times New Roman"/>
+                <w:b/>
+                <w:bCs/>
+              </w:rPr>
+              <w:t>Why</w:t>
+            </w:r>
+          </w:p>
+        </w:tc>
+      </w:tr>
+      <w:tr>
+        <w:trPr>
+          <w:tblCellSpacing w:w="15" w:type="dxa"/>
+        </w:trPr>
+        <w:tc>
+          <w:tcPr>
+            <w:tcW w:w="0" w:type="auto"/>
+            <w:vAlign w:val="center"/>
+            <w:hideMark/>
+          </w:tcPr>
+          <w:p>
+            <w:pPr>
+              <w:rPr>
+                <w:rFonts w:ascii="Times New Roman" w:hAnsi="Times New Roman" w:cs="Times New Roman"/>
+              </w:rPr>
+            </w:pPr>
+            <w:r>
+              <w:rPr>
+                <w:rFonts w:ascii="Times New Roman" w:hAnsi="Times New Roman" w:cs="Times New Roman"/>
+              </w:rPr>
+              <w:t>Internet-facing systems</w:t>
+            </w:r>
+          </w:p>
+        </w:tc>
+        <w:tc>
+          <w:tcPr>
+            <w:tcW w:w="0" w:type="auto"/>
+            <w:vAlign w:val="center"/>
+            <w:hideMark/>
+          </w:tcPr>
+          <w:p>
+            <w:pPr>
+              <w:rPr>
+                <w:rFonts w:ascii="Times New Roman" w:hAnsi="Times New Roman" w:cs="Times New Roman"/>
+              </w:rPr>
+            </w:pPr>
+            <w:r>
+              <w:rPr>
+                <w:rFonts w:ascii="Times New Roman" w:hAnsi="Times New Roman" w:cs="Times New Roman"/>
+              </w:rPr>
+              <w:t>Weekly</w:t>
+            </w:r>
+          </w:p>
+        </w:tc>
+        <w:tc>
+          <w:tcPr>
+            <w:tcW w:w="0" w:type="auto"/>
+            <w:vAlign w:val="center"/>
+            <w:hideMark/>
+          </w:tcPr>
+          <w:p>
+            <w:pPr>
+              <w:rPr>
+                <w:rFonts w:ascii="Times New Roman" w:hAnsi="Times New Roman" w:cs="Times New Roman"/>
+              </w:rPr>
+            </w:pPr>
+            <w:r>
+              <w:rPr>
+                <w:rFonts w:ascii="Times New Roman" w:hAnsi="Times New Roman" w:cs="Times New Roman"/>
+              </w:rPr>
+              <w:t>Largest attack surface, first thing adversaries probe</w:t>
+            </w:r>
+          </w:p>
+        </w:tc>
+      </w:tr>
+      <w:tr>
+        <w:trPr>
+          <w:tblCellSpacing w:w="15" w:type="dxa"/>
+        </w:trPr>
+        <w:tc>
+          <w:tcPr>
+            <w:tcW w:w="0" w:type="auto"/>
+            <w:vAlign w:val="center"/>
+            <w:hideMark/>
+          </w:tcPr>
+          <w:p>
+            <w:pPr>
+              <w:rPr>
+                <w:rFonts w:ascii="Times New Roman" w:hAnsi="Times New Roman" w:cs="Times New Roman"/>
+              </w:rPr>
+            </w:pPr>
+            <w:r>
+              <w:rPr>
+                <w:rFonts w:ascii="Times New Roman" w:hAnsi="Times New Roman" w:cs="Times New Roman"/>
+              </w:rPr>
+              <w:t>Internal servers</w:t>
+            </w:r>
+          </w:p>
+        </w:tc>
+        <w:tc>
+          <w:tcPr>
+            <w:tcW w:w="0" w:type="auto"/>
+            <w:vAlign w:val="center"/>
+            <w:hideMark/>
+          </w:tcPr>
+          <w:p>
+            <w:pPr>
+              <w:rPr>
+                <w:rFonts w:ascii="Times New Roman" w:hAnsi="Times New Roman" w:cs="Times New Roman"/>
+              </w:rPr>
+            </w:pPr>
+            <w:r>
+              <w:rPr>
+                <w:rFonts w:ascii="Times New Roman" w:hAnsi="Times New Roman" w:cs="Times New Roman"/>
+              </w:rPr>
+              <w:t>Bi-weekly</w:t>
+            </w:r>
+          </w:p>
+        </w:tc>
+        <w:tc>
+          <w:tcPr>
+            <w:tcW w:w="0" w:type="auto"/>
+            <w:vAlign w:val="center"/>
+            <w:hideMark/>
+          </w:tcPr>
+          <w:p>
+            <w:pPr>
+              <w:rPr>
+                <w:rFonts w:ascii="Times New Roman" w:hAnsi="Times New Roman" w:cs="Times New Roman"/>
+              </w:rPr>
+            </w:pPr>
+            <w:r>
+              <w:rPr>
+                <w:rFonts w:ascii="Times New Roman" w:hAnsi="Times New Roman" w:cs="Times New Roman"/>
+              </w:rPr>
+              <w:t>Lower exposure, still business-critical</w:t>
+            </w:r>
+          </w:p>
+        </w:tc>
+      </w:tr>
+      <w:tr>
+        <w:trPr>
+          <w:tblCellSpacing w:w="15" w:type="dxa"/>
+        </w:trPr>
+        <w:tc>
+          <w:tcPr>
+            <w:tcW w:w="0" w:type="auto"/>
+            <w:vAlign w:val="center"/>
+            <w:hideMark/>
+          </w:tcPr>
+          <w:p>
+            <w:pPr>
+              <w:rPr>
+                <w:rFonts w:ascii="Times New Roman" w:hAnsi="Times New Roman" w:cs="Times New Roman"/>
+              </w:rPr>
+            </w:pPr>
+            <w:r>
+              <w:rPr>
+                <w:rFonts w:ascii="Times New Roman" w:hAnsi="Times New Roman" w:cs="Times New Roman"/>
+              </w:rPr>
+              <w:t>Workstations</w:t>
+            </w:r>
+          </w:p>
+        </w:tc>
+        <w:tc>
+          <w:tcPr>
+            <w:tcW w:w="0" w:type="auto"/>
+            <w:vAlign w:val="center"/>
+            <w:hideMark/>
+          </w:tcPr>
+          <w:p>
+            <w:pPr>
+              <w:rPr>
+                <w:rFonts w:ascii="Times New Roman" w:hAnsi="Times New Roman" w:cs="Times New Roman"/>
+              </w:rPr>
+            </w:pPr>
+            <w:r>
+              <w:rPr>
+                <w:rFonts w:ascii="Times New Roman" w:hAnsi="Times New Roman" w:cs="Times New Roman"/>
+              </w:rPr>
+              <w:t>Continuous (agent)</w:t>
+            </w:r>
+          </w:p>
+        </w:tc>
+        <w:tc>
+          <w:tcPr>
+            <w:tcW w:w="0" w:type="auto"/>
+            <w:vAlign w:val="center"/>
+            <w:hideMark/>
+          </w:tcPr>
+          <w:p>
+            <w:pPr>
+              <w:rPr>
+                <w:rFonts w:ascii="Times New Roman" w:hAnsi="Times New Roman" w:cs="Times New Roman"/>
+              </w:rPr>
+            </w:pPr>
+            <w:r>
+              <w:rPr>
+                <w:rFonts w:ascii="Times New Roman" w:hAnsi="Times New Roman" w:cs="Times New Roman"/>
+              </w:rPr>
+              <w:t>High volume, frequent change</w:t>
+            </w:r>
+          </w:p>
+        </w:tc>
+      </w:tr>
+      <w:tr>
+        <w:trPr>
+          <w:tblCellSpacing w:w="15" w:type="dxa"/>
+        </w:trPr>
+        <w:tc>
+          <w:tcPr>
+            <w:tcW w:w="0" w:type="auto"/>
+            <w:vAlign w:val="center"/>
+            <w:hideMark/>
+          </w:tcPr>
+          <w:p>
+            <w:pPr>
+              <w:rPr>
+                <w:rFonts w:ascii="Times New Roman" w:hAnsi="Times New Roman" w:cs="Times New Roman"/>
+              </w:rPr>
+            </w:pPr>
+            <w:r>
+              <w:rPr>
+                <w:rFonts w:ascii="Times New Roman" w:hAnsi="Times New Roman" w:cs="Times New Roman"/>
+              </w:rPr>
+              <w:t>Web apps</w:t>
+            </w:r>
+          </w:p>
+        </w:tc>
+        <w:tc>
+          <w:tcPr>
+            <w:tcW w:w="0" w:type="auto"/>
+            <w:vAlign w:val="center"/>
+            <w:hideMark/>
+          </w:tcPr>
+          <w:p>
+            <w:pPr>
+              <w:rPr>
+                <w:rFonts w:ascii="Times New Roman" w:hAnsi="Times New Roman" w:cs="Times New Roman"/>
+              </w:rPr>
+            </w:pPr>
+            <w:r>
+              <w:rPr>
+                <w:rFonts w:ascii="Times New Roman" w:hAnsi="Times New Roman" w:cs="Times New Roman"/>
+              </w:rPr>
+              <w:t>Pre-release + monthly</w:t>
+            </w:r>
+          </w:p>
+        </w:tc>
+        <w:tc>
+          <w:tcPr>
+            <w:tcW w:w="0" w:type="auto"/>
+            <w:vAlign w:val="center"/>
+            <w:hideMark/>
+          </w:tcPr>
+          <w:p>
+            <w:pPr>
+              <w:rPr>
+                <w:rFonts w:ascii="Times New Roman" w:hAnsi="Times New Roman" w:cs="Times New Roman"/>
+              </w:rPr>
+            </w:pPr>
+            <w:r>
+              <w:rPr>
+                <w:rFonts w:ascii="Times New Roman" w:hAnsi="Times New Roman" w:cs="Times New Roman"/>
+              </w:rPr>
+              <w:t>Code changes introduce new flaws between scans</w:t>
+            </w:r>
+          </w:p>
+        </w:tc>
+      </w:tr>
+    </w:tbl>
+    <w:p>
+      <w:pPr>
+        <w:rPr>
+          <w:rFonts w:ascii="Times New Roman" w:hAnsi="Times New Roman" w:cs="Times New Roman"/>
+          <w:b/>
+          <w:bCs/>
+        </w:rPr>
+      </w:pPr>
+    </w:p>
+    <w:p>
+      <w:pPr>
+        <w:rPr>
+          <w:rFonts w:ascii="Times New Roman" w:hAnsi="Times New Roman" w:cs="Times New Roman"/>
+        </w:rPr>
+      </w:pPr>
+      <w:r>
+        <w:rPr>
+          <w:rFonts w:ascii="Times New Roman" w:hAnsi="Times New Roman" w:cs="Times New Roman"/>
+          <w:b/>
+          <w:bCs/>
+        </w:rPr>
+        <w:t>Risk Assessment Process</w:t>
+      </w:r>
+      <w:r>
+        <w:rPr>
+          <w:rFonts w:ascii="Times New Roman" w:hAnsi="Times New Roman" w:cs="Times New Roman"/>
+        </w:rPr>
+        <w:br/>
+        <w:t>CVSS score alone is a weak prioritization signal — a 9.8 on an isolated internal test box is lower real-world risk than a 7.0 actively being exploited on a public-facing system. Prioritization should factor in exploitability (e.g., CISA KEV listing), exposure, and asset criticality, not severity score in isolation.</w:t>
+      </w:r>
+    </w:p>
+    <w:tbl>
+      <w:tblPr>
+        <w:tblW w:w="0" w:type="auto"/>
+        <w:tblCellSpacing w:w="15" w:type="dxa"/>
+        <w:tblCellMar>
+          <w:top w:w="15" w:type="dxa"/>
+          <w:left w:w="15" w:type="dxa"/>
+          <w:bottom w:w="15" w:type="dxa"/>
+          <w:right w:w="15" w:type="dxa"/>
+        </w:tblCellMar>
+        <w:tblLook w:val="04A0" w:firstRow="1" w:lastRow="0" w:firstColumn="1" w:lastColumn="0" w:noHBand="0" w:noVBand="1"/>
+      </w:tblPr>
+      <w:tblGrid>
+        <w:gridCol w:w="889"/>
+        <w:gridCol w:w="4308"/>
+        <w:gridCol w:w="815"/>
+      </w:tblGrid>
+      <w:tr>
+        <w:trPr>
+          <w:tblHeader/>
+          <w:tblCellSpacing w:w="15" w:type="dxa"/>
+        </w:trPr>
+        <w:tc>
+          <w:tcPr>
+            <w:tcW w:w="0" w:type="auto"/>
+            <w:vAlign w:val="center"/>
+            <w:hideMark/>
+          </w:tcPr>
+          <w:p>
+            <w:pPr>
+              <w:rPr>
+                <w:rFonts w:ascii="Times New Roman" w:hAnsi="Times New Roman" w:cs="Times New Roman"/>
+                <w:b/>
+                <w:bCs/>
+              </w:rPr>
+            </w:pPr>
+            <w:r>
+              <w:rPr>
+                <w:rFonts w:ascii="Times New Roman" w:hAnsi="Times New Roman" w:cs="Times New Roman"/>
+                <w:b/>
+                <w:bCs/>
+              </w:rPr>
+              <w:t>Tier</w:t>
+            </w:r>
+          </w:p>
+        </w:tc>
+        <w:tc>
+          <w:tcPr>
+            <w:tcW w:w="0" w:type="auto"/>
+            <w:vAlign w:val="center"/>
+            <w:hideMark/>
+          </w:tcPr>
+          <w:p>
+            <w:pPr>
+              <w:rPr>
+                <w:rFonts w:ascii="Times New Roman" w:hAnsi="Times New Roman" w:cs="Times New Roman"/>
+                <w:b/>
+                <w:bCs/>
+              </w:rPr>
+            </w:pPr>
+            <w:r>
+              <w:rPr>
+                <w:rFonts w:ascii="Times New Roman" w:hAnsi="Times New Roman" w:cs="Times New Roman"/>
+                <w:b/>
+                <w:bCs/>
+              </w:rPr>
+              <w:t>Trigger</w:t>
+            </w:r>
+          </w:p>
+        </w:tc>
+        <w:tc>
+          <w:tcPr>
+            <w:tcW w:w="0" w:type="auto"/>
+            <w:vAlign w:val="center"/>
+            <w:hideMark/>
+          </w:tcPr>
+          <w:p>
+            <w:pPr>
+              <w:rPr>
+                <w:rFonts w:ascii="Times New Roman" w:hAnsi="Times New Roman" w:cs="Times New Roman"/>
+                <w:b/>
+                <w:bCs/>
+              </w:rPr>
+            </w:pPr>
+            <w:r>
+              <w:rPr>
+                <w:rFonts w:ascii="Times New Roman" w:hAnsi="Times New Roman" w:cs="Times New Roman"/>
+                <w:b/>
+                <w:bCs/>
+              </w:rPr>
+              <w:t>SLA</w:t>
+            </w:r>
+          </w:p>
+        </w:tc>
+      </w:tr>
+      <w:tr>
+        <w:trPr>
+          <w:tblCellSpacing w:w="15" w:type="dxa"/>
+        </w:trPr>
+        <w:tc>
+          <w:tcPr>
+            <w:tcW w:w="0" w:type="auto"/>
+            <w:vAlign w:val="center"/>
+            <w:hideMark/>
+          </w:tcPr>
+          <w:p>
+            <w:pPr>
+              <w:rPr>
+                <w:rFonts w:ascii="Times New Roman" w:hAnsi="Times New Roman" w:cs="Times New Roman"/>
+              </w:rPr>
+            </w:pPr>
+            <w:r>
+              <w:rPr>
+                <w:rFonts w:ascii="Times New Roman" w:hAnsi="Times New Roman" w:cs="Times New Roman"/>
+              </w:rPr>
+              <w:t>Critical</w:t>
+            </w:r>
+          </w:p>
+        </w:tc>
+        <w:tc>
+          <w:tcPr>
+            <w:tcW w:w="0" w:type="auto"/>
+            <w:vAlign w:val="center"/>
+            <w:hideMark/>
+          </w:tcPr>
+          <w:p>
+            <w:pPr>
+              <w:rPr>
+                <w:rFonts w:ascii="Times New Roman" w:hAnsi="Times New Roman" w:cs="Times New Roman"/>
+              </w:rPr>
+            </w:pPr>
+            <w:r>
+              <w:rPr>
+                <w:rFonts w:ascii="Times New Roman" w:hAnsi="Times New Roman" w:cs="Times New Roman"/>
+              </w:rPr>
+              <w:t>Actively exploited or public-facing + severe</w:t>
+            </w:r>
+          </w:p>
+        </w:tc>
+        <w:tc>
+          <w:tcPr>
+            <w:tcW w:w="0" w:type="auto"/>
+            <w:vAlign w:val="center"/>
+            <w:hideMark/>
+          </w:tcPr>
+          <w:p>
+            <w:pPr>
+              <w:rPr>
+                <w:rFonts w:ascii="Times New Roman" w:hAnsi="Times New Roman" w:cs="Times New Roman"/>
+              </w:rPr>
+            </w:pPr>
+            <w:r>
+              <w:rPr>
+                <w:rFonts w:ascii="Times New Roman" w:hAnsi="Times New Roman" w:cs="Times New Roman"/>
+              </w:rPr>
+              <w:t>72 hrs</w:t>
+            </w:r>
+          </w:p>
+        </w:tc>
+      </w:tr>
+      <w:tr>
+        <w:trPr>
+          <w:tblCellSpacing w:w="15" w:type="dxa"/>
+        </w:trPr>
+        <w:tc>
+          <w:tcPr>
+            <w:tcW w:w="0" w:type="auto"/>
+            <w:vAlign w:val="center"/>
+            <w:hideMark/>
+          </w:tcPr>
+          <w:p>
+            <w:pPr>
+              <w:rPr>
+                <w:rFonts w:ascii="Times New Roman" w:hAnsi="Times New Roman" w:cs="Times New Roman"/>
+              </w:rPr>
+            </w:pPr>
+            <w:r>
+              <w:rPr>
+                <w:rFonts w:ascii="Times New Roman" w:hAnsi="Times New Roman" w:cs="Times New Roman"/>
+              </w:rPr>
+              <w:t>High</w:t>
+            </w:r>
+          </w:p>
+        </w:tc>
+        <w:tc>
+          <w:tcPr>
+            <w:tcW w:w="0" w:type="auto"/>
+            <w:vAlign w:val="center"/>
+            <w:hideMark/>
+          </w:tcPr>
+          <w:p>
+            <w:pPr>
+              <w:rPr>
+                <w:rFonts w:ascii="Times New Roman" w:hAnsi="Times New Roman" w:cs="Times New Roman"/>
+              </w:rPr>
+            </w:pPr>
+            <w:r>
+              <w:rPr>
+                <w:rFonts w:ascii="Times New Roman" w:hAnsi="Times New Roman" w:cs="Times New Roman"/>
+              </w:rPr>
+              <w:t>Severe, not yet exploited</w:t>
+            </w:r>
+          </w:p>
+        </w:tc>
+        <w:tc>
+          <w:tcPr>
+            <w:tcW w:w="0" w:type="auto"/>
+            <w:vAlign w:val="center"/>
+            <w:hideMark/>
+          </w:tcPr>
+          <w:p>
+            <w:pPr>
+              <w:rPr>
+                <w:rFonts w:ascii="Times New Roman" w:hAnsi="Times New Roman" w:cs="Times New Roman"/>
+              </w:rPr>
+            </w:pPr>
+            <w:r>
+              <w:rPr>
+                <w:rFonts w:ascii="Times New Roman" w:hAnsi="Times New Roman" w:cs="Times New Roman"/>
+              </w:rPr>
+              <w:t>14 days</w:t>
+            </w:r>
+          </w:p>
+        </w:tc>
+      </w:tr>
+      <w:tr>
+        <w:trPr>
+          <w:tblCellSpacing w:w="15" w:type="dxa"/>
+        </w:trPr>
+        <w:tc>
+          <w:tcPr>
+            <w:tcW w:w="0" w:type="auto"/>
+            <w:vAlign w:val="center"/>
+            <w:hideMark/>
+          </w:tcPr>
+          <w:p>
+            <w:pPr>
+              <w:rPr>
+                <w:rFonts w:ascii="Times New Roman" w:hAnsi="Times New Roman" w:cs="Times New Roman"/>
+              </w:rPr>
+            </w:pPr>
+            <w:r>
+              <w:rPr>
+                <w:rFonts w:ascii="Times New Roman" w:hAnsi="Times New Roman" w:cs="Times New Roman"/>
+              </w:rPr>
+              <w:t>Medium</w:t>
+            </w:r>
+          </w:p>
+        </w:tc>
+        <w:tc>
+          <w:tcPr>
+            <w:tcW w:w="0" w:type="auto"/>
+            <w:vAlign w:val="center"/>
+            <w:hideMark/>
+          </w:tcPr>
+          <w:p>
+            <w:pPr>
+              <w:rPr>
+                <w:rFonts w:ascii="Times New Roman" w:hAnsi="Times New Roman" w:cs="Times New Roman"/>
+              </w:rPr>
+            </w:pPr>
+            <w:r>
+              <w:rPr>
+                <w:rFonts w:ascii="Times New Roman" w:hAnsi="Times New Roman" w:cs="Times New Roman"/>
+              </w:rPr>
+              <w:t>Moderate impact</w:t>
+            </w:r>
+          </w:p>
+        </w:tc>
+        <w:tc>
+          <w:tcPr>
+            <w:tcW w:w="0" w:type="auto"/>
+            <w:vAlign w:val="center"/>
+            <w:hideMark/>
+          </w:tcPr>
+          <w:p>
+            <w:pPr>
+              <w:rPr>
+                <w:rFonts w:ascii="Times New Roman" w:hAnsi="Times New Roman" w:cs="Times New Roman"/>
+              </w:rPr>
+            </w:pPr>
+            <w:r>
+              <w:rPr>
+                <w:rFonts w:ascii="Times New Roman" w:hAnsi="Times New Roman" w:cs="Times New Roman"/>
+              </w:rPr>
+              <w:t>30 days</w:t>
+            </w:r>
+          </w:p>
+        </w:tc>
+      </w:tr>
+      <w:tr>
+        <w:trPr>
+          <w:tblCellSpacing w:w="15" w:type="dxa"/>
+        </w:trPr>
+        <w:tc>
+          <w:tcPr>
+            <w:tcW w:w="0" w:type="auto"/>
+            <w:vAlign w:val="center"/>
+            <w:hideMark/>
+          </w:tcPr>
+          <w:p>
+            <w:pPr>
+              <w:rPr>
+                <w:rFonts w:ascii="Times New Roman" w:hAnsi="Times New Roman" w:cs="Times New Roman"/>
+              </w:rPr>
+            </w:pPr>
+            <w:r>
+              <w:rPr>
+                <w:rFonts w:ascii="Times New Roman" w:hAnsi="Times New Roman" w:cs="Times New Roman"/>
+              </w:rPr>
+              <w:t>Low</w:t>
+            </w:r>
+          </w:p>
+        </w:tc>
+        <w:tc>
+          <w:tcPr>
+            <w:tcW w:w="0" w:type="auto"/>
+            <w:vAlign w:val="center"/>
+            <w:hideMark/>
+          </w:tcPr>
+          <w:p>
+            <w:pPr>
+              <w:rPr>
+                <w:rFonts w:ascii="Times New Roman" w:hAnsi="Times New Roman" w:cs="Times New Roman"/>
+              </w:rPr>
+            </w:pPr>
+            <w:r>
+              <w:rPr>
+                <w:rFonts w:ascii="Times New Roman" w:hAnsi="Times New Roman" w:cs="Times New Roman"/>
+              </w:rPr>
+              <w:t>Minimal impact</w:t>
+            </w:r>
+          </w:p>
+        </w:tc>
+        <w:tc>
+          <w:tcPr>
+            <w:tcW w:w="0" w:type="auto"/>
+            <w:vAlign w:val="center"/>
+            <w:hideMark/>
+          </w:tcPr>
+          <w:p>
+            <w:pPr>
+              <w:rPr>
+                <w:rFonts w:ascii="Times New Roman" w:hAnsi="Times New Roman" w:cs="Times New Roman"/>
+              </w:rPr>
+            </w:pPr>
+            <w:r>
+              <w:rPr>
+                <w:rFonts w:ascii="Times New Roman" w:hAnsi="Times New Roman" w:cs="Times New Roman"/>
+              </w:rPr>
+              <w:t>90 days</w:t>
+            </w:r>
+          </w:p>
+        </w:tc>
+      </w:tr>
+    </w:tbl>
+    <w:p>
+      <w:pPr>
+        <w:rPr>
+          <w:rFonts w:ascii="Times New Roman" w:hAnsi="Times New Roman" w:cs="Times New Roman"/>
+          <w:b/>
+          <w:bCs/>
+        </w:rPr>
+      </w:pPr>
+    </w:p>
+    <w:p>
+      <w:pPr>
+        <w:rPr>
+          <w:rFonts w:ascii="Times New Roman" w:hAnsi="Times New Roman" w:cs="Times New Roman"/>
+          <w:b/>
+          <w:bCs/>
+        </w:rPr>
+      </w:pPr>
+      <w:r>
+        <w:rPr>
+          <w:rFonts w:ascii="Times New Roman" w:hAnsi="Times New Roman" w:cs="Times New Roman"/>
+          <w:b/>
+          <w:bCs/>
+        </w:rPr>
+        <w:t>Patch Management</w:t>
+      </w:r>
+      <w:r>
+        <w:rPr>
+          <w:rFonts w:ascii="Times New Roman" w:hAnsi="Times New Roman" w:cs="Times New Roman"/>
+        </w:rPr>
+        <w:br/>
+        <w:t>Patching isn't just "apply and done" — it requires staged rollout (test → pilot → production) and a tested rollback plan, since a bad patch causing an outage is often worse than the vulnerability it fixed.</w:t>
+      </w:r>
+    </w:p>
+    <w:p>
+      <w:pPr>
+        <w:rPr>
+          <w:rFonts w:ascii="Times New Roman" w:hAnsi="Times New Roman" w:cs="Times New Roman"/>
+          <w:b/>
+          <w:bCs/>
+        </w:rPr>
+      </w:pPr>
+    </w:p>
+    <w:p>
+      <w:pPr>
+        <w:rPr>
+          <w:rFonts w:ascii="Times New Roman" w:hAnsi="Times New Roman" w:cs="Times New Roman"/>
+        </w:rPr>
+      </w:pPr>
+      <w:r>
+        <w:rPr>
+          <w:rFonts w:ascii="Times New Roman" w:hAnsi="Times New Roman" w:cs="Times New Roman"/>
+          <w:b/>
+          <w:bCs/>
+        </w:rPr>
+        <w:t>Reporting Procedures</w:t>
+      </w:r>
+      <w:r>
+        <w:rPr>
+          <w:rFonts w:ascii="Times New Roman" w:hAnsi="Times New Roman" w:cs="Times New Roman"/>
+        </w:rPr>
+        <w:br/>
+        <w:t>Reporting should be tiered by audience: engineers need ticket-level detail to act, leadership needs trend lines and SLA compliance to make resourcing decisions. Sending the same report to both wastes the first group's time and loses the second group's attention.</w:t>
+      </w:r>
+    </w:p>
+    <w:p>
+      <w:pPr>
+        <w:rPr>
+          <w:rFonts w:ascii="Times New Roman" w:hAnsi="Times New Roman" w:cs="Times New Roman"/>
+          <w:b/>
+          <w:bCs/>
+        </w:rPr>
+      </w:pPr>
+    </w:p>
+    <w:p>
+      <w:pPr>
+        <w:rPr>
+          <w:rFonts w:ascii="Times New Roman" w:hAnsi="Times New Roman" w:cs="Times New Roman"/>
+        </w:rPr>
+      </w:pPr>
+      <w:r>
+        <w:rPr>
+          <w:rFonts w:ascii="Times New Roman" w:hAnsi="Times New Roman" w:cs="Times New Roman"/>
+          <w:b/>
+          <w:bCs/>
+        </w:rPr>
+        <w:t>Continuous Monitoring</w:t>
+      </w:r>
+      <w:r>
+        <w:rPr>
+          <w:rFonts w:ascii="Times New Roman" w:hAnsi="Times New Roman" w:cs="Times New Roman"/>
+        </w:rPr>
+        <w:br/>
+        <w:t>Scheduled scans leave a blind spot between cycles — most damage from a new zero-day happens in that gap. Continuous monitoring (threat intel feeds, EDR, CSPM) closes it by triggering action the moment a vulnerability becomes actively dangerous, rather than waiting for the next scan window.</w:t>
+      </w:r>
+    </w:p>
+    <w:p/>
+    <w:p/>
+    <w:p/>
+    <w:p/>
+    <w:p/>
+    <w:p/>
+    <w:p/>
+    <w:p/>
+    <w:p/>
+    <w:p/>
+    <w:p/>
+    <w:p/>
+    <w:p/>
+    <w:p/>
+    <w:p/>
+    <w:p/>
+    <w:p/>
+    <w:p/>
+    <w:p/>
+    <w:p/>
+    <w:p/>
+    <w:p/>
+    <w:p>
+      <w:pPr>
+        <w:pStyle w:val="Heading1"/>
+        <w:jc w:val="center"/>
+        <w:rPr>
+          <w:rFonts w:ascii="Times New Roman" w:hAnsi="Times New Roman" w:cs="Times New Roman"/>
+          <w:color w:val="auto"/>
+        </w:rPr>
+      </w:pPr>
+      <w:bookmarkStart w:id="8" w:name="_Toc232952106"/>
+      <w:r>
+        <w:rPr>
+          <w:rFonts w:ascii="Times New Roman" w:hAnsi="Times New Roman" w:cs="Times New Roman"/>
+          <w:color w:val="auto"/>
+        </w:rPr>
+        <w:t>Week 7</w:t>
+      </w:r>
+      <w:bookmarkEnd w:id="8"/>
+    </w:p>
     <w:p/>
     <w:sectPr>
       <w:pgSz w:w="12240" w:h="15840"/>
@@ -2434,6 +6864,923 @@
     </w:sectPr>
   </w:body>
 </w:document>
+</file>
+
+<file path=word/numbering.xml><?xml version="1.0" encoding="utf-8"?>
+<w:numbering xmlns:wpc="http://schemas.microsoft.com/office/word/2010/wordprocessingCanvas" xmlns:cx="http://schemas.microsoft.com/office/drawing/2014/chartex" xmlns:cx1="http://schemas.microsoft.com/office/drawing/2015/9/8/chartex" xmlns:cx2="http://schemas.microsoft.com/office/drawing/2015/10/21/chartex" xmlns:cx3="http://schemas.microsoft.com/office/drawing/2016/5/9/chartex" xmlns:cx4="http://schemas.microsoft.com/office/drawing/2016/5/10/chartex" xmlns:cx5="http://schemas.microsoft.com/office/drawing/2016/5/11/chartex" xmlns:cx6="http://schemas.microsoft.com/office/drawing/2016/5/12/chartex" xmlns:cx7="http://schemas.microsoft.com/office/drawing/2016/5/13/chartex" xmlns:cx8="http://schemas.microsoft.com/office/drawing/2016/5/14/chartex" xmlns:mc="http://schemas.openxmlformats.org/markup-compatibility/2006" xmlns:aink="http://schemas.microsoft.com/office/drawing/2016/ink" xmlns:am3d="http://schemas.microsoft.com/office/drawing/2017/model3d" xmlns:o="urn:schemas-microsoft-com:office:office" xmlns:oel="http://schemas.microsoft.com/office/2019/extlst" xmlns:r="http://schemas.openxmlformats.org/officeDocument/2006/relationships" xmlns:m="http://schemas.openxmlformats.org/officeDocument/2006/math" xmlns:v="urn:schemas-microsoft-com:vml" xmlns:wp14="http://schemas.microsoft.com/office/word/2010/wordprocessingDrawing" xmlns:wp="http://schemas.openxmlformats.org/drawingml/2006/wordprocessingDrawing" xmlns:w10="urn:schemas-microsoft-com:office:word" xmlns:w="http://schemas.openxmlformats.org/wordprocessingml/2006/main" xmlns:w14="http://schemas.microsoft.com/office/word/2010/wordml" xmlns:w15="http://schemas.microsoft.com/office/word/2012/wordml" xmlns:w16cex="http://schemas.microsoft.com/office/word/2018/wordml/cex" xmlns:w16cid="http://schemas.microsoft.com/office/word/2016/wordml/cid" xmlns:w16="http://schemas.microsoft.com/office/word/2018/wordml" xmlns:w16du="http://schemas.microsoft.com/office/word/2023/wordml/word16du" xmlns:w16sdtdh="http://schemas.microsoft.com/office/word/2020/wordml/sdtdatahash" xmlns:w16sdtfl="http://schemas.microsoft.com/office/word/2024/wordml/sdtformatlock" xmlns:w16se="http://schemas.microsoft.com/office/word/2015/wordml/symex" xmlns:wpg="http://schemas.microsoft.com/office/word/2010/wordprocessingGroup" xmlns:wpi="http://schemas.microsoft.com/office/word/2010/wordprocessingInk" xmlns:wne="http://schemas.microsoft.com/office/word/2006/wordml" xmlns:wps="http://schemas.microsoft.com/office/word/2010/wordprocessingShape" mc:Ignorable="w14 w15 w16se w16cid w16 w16cex w16sdtdh w16sdtfl w16du wp14">
+  <w:abstractNum w:abstractNumId="0" w15:restartNumberingAfterBreak="0">
+    <w:nsid w:val="28BF6D38"/>
+    <w:multiLevelType w:val="multilevel"/>
+    <w:tmpl w:val="7FD23014"/>
+    <w:lvl w:ilvl="0">
+      <w:start w:val="1"/>
+      <w:numFmt w:val="bullet"/>
+      <w:lvlText w:val=""/>
+      <w:lvlJc w:val="left"/>
+      <w:pPr>
+        <w:tabs>
+          <w:tab w:val="num" w:pos="720"/>
+        </w:tabs>
+        <w:ind w:left="720" w:hanging="360"/>
+      </w:pPr>
+      <w:rPr>
+        <w:rFonts w:ascii="Symbol" w:hAnsi="Symbol" w:hint="default"/>
+        <w:sz w:val="20"/>
+      </w:rPr>
+    </w:lvl>
+    <w:lvl w:ilvl="1" w:tentative="1">
+      <w:start w:val="1"/>
+      <w:numFmt w:val="bullet"/>
+      <w:lvlText w:val="o"/>
+      <w:lvlJc w:val="left"/>
+      <w:pPr>
+        <w:tabs>
+          <w:tab w:val="num" w:pos="1440"/>
+        </w:tabs>
+        <w:ind w:left="1440" w:hanging="360"/>
+      </w:pPr>
+      <w:rPr>
+        <w:rFonts w:ascii="Courier New" w:hAnsi="Courier New" w:hint="default"/>
+        <w:sz w:val="20"/>
+      </w:rPr>
+    </w:lvl>
+    <w:lvl w:ilvl="2" w:tentative="1">
+      <w:start w:val="1"/>
+      <w:numFmt w:val="bullet"/>
+      <w:lvlText w:val=""/>
+      <w:lvlJc w:val="left"/>
+      <w:pPr>
+        <w:tabs>
+          <w:tab w:val="num" w:pos="2160"/>
+        </w:tabs>
+        <w:ind w:left="2160" w:hanging="360"/>
+      </w:pPr>
+      <w:rPr>
+        <w:rFonts w:ascii="Wingdings" w:hAnsi="Wingdings" w:hint="default"/>
+        <w:sz w:val="20"/>
+      </w:rPr>
+    </w:lvl>
+    <w:lvl w:ilvl="3" w:tentative="1">
+      <w:start w:val="1"/>
+      <w:numFmt w:val="bullet"/>
+      <w:lvlText w:val=""/>
+      <w:lvlJc w:val="left"/>
+      <w:pPr>
+        <w:tabs>
+          <w:tab w:val="num" w:pos="2880"/>
+        </w:tabs>
+        <w:ind w:left="2880" w:hanging="360"/>
+      </w:pPr>
+      <w:rPr>
+        <w:rFonts w:ascii="Wingdings" w:hAnsi="Wingdings" w:hint="default"/>
+        <w:sz w:val="20"/>
+      </w:rPr>
+    </w:lvl>
+    <w:lvl w:ilvl="4" w:tentative="1">
+      <w:start w:val="1"/>
+      <w:numFmt w:val="bullet"/>
+      <w:lvlText w:val=""/>
+      <w:lvlJc w:val="left"/>
+      <w:pPr>
+        <w:tabs>
+          <w:tab w:val="num" w:pos="3600"/>
+        </w:tabs>
+        <w:ind w:left="3600" w:hanging="360"/>
+      </w:pPr>
+      <w:rPr>
+        <w:rFonts w:ascii="Wingdings" w:hAnsi="Wingdings" w:hint="default"/>
+        <w:sz w:val="20"/>
+      </w:rPr>
+    </w:lvl>
+    <w:lvl w:ilvl="5" w:tentative="1">
+      <w:start w:val="1"/>
+      <w:numFmt w:val="bullet"/>
+      <w:lvlText w:val=""/>
+      <w:lvlJc w:val="left"/>
+      <w:pPr>
+        <w:tabs>
+          <w:tab w:val="num" w:pos="4320"/>
+        </w:tabs>
+        <w:ind w:left="4320" w:hanging="360"/>
+      </w:pPr>
+      <w:rPr>
+        <w:rFonts w:ascii="Wingdings" w:hAnsi="Wingdings" w:hint="default"/>
+        <w:sz w:val="20"/>
+      </w:rPr>
+    </w:lvl>
+    <w:lvl w:ilvl="6" w:tentative="1">
+      <w:start w:val="1"/>
+      <w:numFmt w:val="bullet"/>
+      <w:lvlText w:val=""/>
+      <w:lvlJc w:val="left"/>
+      <w:pPr>
+        <w:tabs>
+          <w:tab w:val="num" w:pos="5040"/>
+        </w:tabs>
+        <w:ind w:left="5040" w:hanging="360"/>
+      </w:pPr>
+      <w:rPr>
+        <w:rFonts w:ascii="Wingdings" w:hAnsi="Wingdings" w:hint="default"/>
+        <w:sz w:val="20"/>
+      </w:rPr>
+    </w:lvl>
+    <w:lvl w:ilvl="7" w:tentative="1">
+      <w:start w:val="1"/>
+      <w:numFmt w:val="bullet"/>
+      <w:lvlText w:val=""/>
+      <w:lvlJc w:val="left"/>
+      <w:pPr>
+        <w:tabs>
+          <w:tab w:val="num" w:pos="5760"/>
+        </w:tabs>
+        <w:ind w:left="5760" w:hanging="360"/>
+      </w:pPr>
+      <w:rPr>
+        <w:rFonts w:ascii="Wingdings" w:hAnsi="Wingdings" w:hint="default"/>
+        <w:sz w:val="20"/>
+      </w:rPr>
+    </w:lvl>
+    <w:lvl w:ilvl="8" w:tentative="1">
+      <w:start w:val="1"/>
+      <w:numFmt w:val="bullet"/>
+      <w:lvlText w:val=""/>
+      <w:lvlJc w:val="left"/>
+      <w:pPr>
+        <w:tabs>
+          <w:tab w:val="num" w:pos="6480"/>
+        </w:tabs>
+        <w:ind w:left="6480" w:hanging="360"/>
+      </w:pPr>
+      <w:rPr>
+        <w:rFonts w:ascii="Wingdings" w:hAnsi="Wingdings" w:hint="default"/>
+        <w:sz w:val="20"/>
+      </w:rPr>
+    </w:lvl>
+  </w:abstractNum>
+  <w:abstractNum w:abstractNumId="1" w15:restartNumberingAfterBreak="0">
+    <w:nsid w:val="460F781D"/>
+    <w:multiLevelType w:val="multilevel"/>
+    <w:tmpl w:val="634CC026"/>
+    <w:lvl w:ilvl="0">
+      <w:start w:val="1"/>
+      <w:numFmt w:val="bullet"/>
+      <w:lvlText w:val=""/>
+      <w:lvlJc w:val="left"/>
+      <w:pPr>
+        <w:tabs>
+          <w:tab w:val="num" w:pos="720"/>
+        </w:tabs>
+        <w:ind w:left="720" w:hanging="360"/>
+      </w:pPr>
+      <w:rPr>
+        <w:rFonts w:ascii="Symbol" w:hAnsi="Symbol" w:hint="default"/>
+        <w:sz w:val="20"/>
+      </w:rPr>
+    </w:lvl>
+    <w:lvl w:ilvl="1" w:tentative="1">
+      <w:start w:val="1"/>
+      <w:numFmt w:val="bullet"/>
+      <w:lvlText w:val="o"/>
+      <w:lvlJc w:val="left"/>
+      <w:pPr>
+        <w:tabs>
+          <w:tab w:val="num" w:pos="1440"/>
+        </w:tabs>
+        <w:ind w:left="1440" w:hanging="360"/>
+      </w:pPr>
+      <w:rPr>
+        <w:rFonts w:ascii="Courier New" w:hAnsi="Courier New" w:hint="default"/>
+        <w:sz w:val="20"/>
+      </w:rPr>
+    </w:lvl>
+    <w:lvl w:ilvl="2" w:tentative="1">
+      <w:start w:val="1"/>
+      <w:numFmt w:val="bullet"/>
+      <w:lvlText w:val=""/>
+      <w:lvlJc w:val="left"/>
+      <w:pPr>
+        <w:tabs>
+          <w:tab w:val="num" w:pos="2160"/>
+        </w:tabs>
+        <w:ind w:left="2160" w:hanging="360"/>
+      </w:pPr>
+      <w:rPr>
+        <w:rFonts w:ascii="Wingdings" w:hAnsi="Wingdings" w:hint="default"/>
+        <w:sz w:val="20"/>
+      </w:rPr>
+    </w:lvl>
+    <w:lvl w:ilvl="3" w:tentative="1">
+      <w:start w:val="1"/>
+      <w:numFmt w:val="bullet"/>
+      <w:lvlText w:val=""/>
+      <w:lvlJc w:val="left"/>
+      <w:pPr>
+        <w:tabs>
+          <w:tab w:val="num" w:pos="2880"/>
+        </w:tabs>
+        <w:ind w:left="2880" w:hanging="360"/>
+      </w:pPr>
+      <w:rPr>
+        <w:rFonts w:ascii="Wingdings" w:hAnsi="Wingdings" w:hint="default"/>
+        <w:sz w:val="20"/>
+      </w:rPr>
+    </w:lvl>
+    <w:lvl w:ilvl="4" w:tentative="1">
+      <w:start w:val="1"/>
+      <w:numFmt w:val="bullet"/>
+      <w:lvlText w:val=""/>
+      <w:lvlJc w:val="left"/>
+      <w:pPr>
+        <w:tabs>
+          <w:tab w:val="num" w:pos="3600"/>
+        </w:tabs>
+        <w:ind w:left="3600" w:hanging="360"/>
+      </w:pPr>
+      <w:rPr>
+        <w:rFonts w:ascii="Wingdings" w:hAnsi="Wingdings" w:hint="default"/>
+        <w:sz w:val="20"/>
+      </w:rPr>
+    </w:lvl>
+    <w:lvl w:ilvl="5" w:tentative="1">
+      <w:start w:val="1"/>
+      <w:numFmt w:val="bullet"/>
+      <w:lvlText w:val=""/>
+      <w:lvlJc w:val="left"/>
+      <w:pPr>
+        <w:tabs>
+          <w:tab w:val="num" w:pos="4320"/>
+        </w:tabs>
+        <w:ind w:left="4320" w:hanging="360"/>
+      </w:pPr>
+      <w:rPr>
+        <w:rFonts w:ascii="Wingdings" w:hAnsi="Wingdings" w:hint="default"/>
+        <w:sz w:val="20"/>
+      </w:rPr>
+    </w:lvl>
+    <w:lvl w:ilvl="6" w:tentative="1">
+      <w:start w:val="1"/>
+      <w:numFmt w:val="bullet"/>
+      <w:lvlText w:val=""/>
+      <w:lvlJc w:val="left"/>
+      <w:pPr>
+        <w:tabs>
+          <w:tab w:val="num" w:pos="5040"/>
+        </w:tabs>
+        <w:ind w:left="5040" w:hanging="360"/>
+      </w:pPr>
+      <w:rPr>
+        <w:rFonts w:ascii="Wingdings" w:hAnsi="Wingdings" w:hint="default"/>
+        <w:sz w:val="20"/>
+      </w:rPr>
+    </w:lvl>
+    <w:lvl w:ilvl="7" w:tentative="1">
+      <w:start w:val="1"/>
+      <w:numFmt w:val="bullet"/>
+      <w:lvlText w:val=""/>
+      <w:lvlJc w:val="left"/>
+      <w:pPr>
+        <w:tabs>
+          <w:tab w:val="num" w:pos="5760"/>
+        </w:tabs>
+        <w:ind w:left="5760" w:hanging="360"/>
+      </w:pPr>
+      <w:rPr>
+        <w:rFonts w:ascii="Wingdings" w:hAnsi="Wingdings" w:hint="default"/>
+        <w:sz w:val="20"/>
+      </w:rPr>
+    </w:lvl>
+    <w:lvl w:ilvl="8" w:tentative="1">
+      <w:start w:val="1"/>
+      <w:numFmt w:val="bullet"/>
+      <w:lvlText w:val=""/>
+      <w:lvlJc w:val="left"/>
+      <w:pPr>
+        <w:tabs>
+          <w:tab w:val="num" w:pos="6480"/>
+        </w:tabs>
+        <w:ind w:left="6480" w:hanging="360"/>
+      </w:pPr>
+      <w:rPr>
+        <w:rFonts w:ascii="Wingdings" w:hAnsi="Wingdings" w:hint="default"/>
+        <w:sz w:val="20"/>
+      </w:rPr>
+    </w:lvl>
+  </w:abstractNum>
+  <w:abstractNum w:abstractNumId="2" w15:restartNumberingAfterBreak="0">
+    <w:nsid w:val="608512C4"/>
+    <w:multiLevelType w:val="multilevel"/>
+    <w:tmpl w:val="4912A258"/>
+    <w:lvl w:ilvl="0">
+      <w:start w:val="1"/>
+      <w:numFmt w:val="bullet"/>
+      <w:lvlText w:val=""/>
+      <w:lvlJc w:val="left"/>
+      <w:pPr>
+        <w:tabs>
+          <w:tab w:val="num" w:pos="720"/>
+        </w:tabs>
+        <w:ind w:left="720" w:hanging="360"/>
+      </w:pPr>
+      <w:rPr>
+        <w:rFonts w:ascii="Symbol" w:hAnsi="Symbol" w:hint="default"/>
+        <w:sz w:val="20"/>
+      </w:rPr>
+    </w:lvl>
+    <w:lvl w:ilvl="1">
+      <w:start w:val="1"/>
+      <w:numFmt w:val="bullet"/>
+      <w:lvlText w:val="o"/>
+      <w:lvlJc w:val="left"/>
+      <w:pPr>
+        <w:tabs>
+          <w:tab w:val="num" w:pos="1440"/>
+        </w:tabs>
+        <w:ind w:left="1440" w:hanging="360"/>
+      </w:pPr>
+      <w:rPr>
+        <w:rFonts w:ascii="Courier New" w:hAnsi="Courier New" w:hint="default"/>
+        <w:sz w:val="20"/>
+      </w:rPr>
+    </w:lvl>
+    <w:lvl w:ilvl="2" w:tentative="1">
+      <w:start w:val="1"/>
+      <w:numFmt w:val="bullet"/>
+      <w:lvlText w:val=""/>
+      <w:lvlJc w:val="left"/>
+      <w:pPr>
+        <w:tabs>
+          <w:tab w:val="num" w:pos="2160"/>
+        </w:tabs>
+        <w:ind w:left="2160" w:hanging="360"/>
+      </w:pPr>
+      <w:rPr>
+        <w:rFonts w:ascii="Wingdings" w:hAnsi="Wingdings" w:hint="default"/>
+        <w:sz w:val="20"/>
+      </w:rPr>
+    </w:lvl>
+    <w:lvl w:ilvl="3" w:tentative="1">
+      <w:start w:val="1"/>
+      <w:numFmt w:val="bullet"/>
+      <w:lvlText w:val=""/>
+      <w:lvlJc w:val="left"/>
+      <w:pPr>
+        <w:tabs>
+          <w:tab w:val="num" w:pos="2880"/>
+        </w:tabs>
+        <w:ind w:left="2880" w:hanging="360"/>
+      </w:pPr>
+      <w:rPr>
+        <w:rFonts w:ascii="Wingdings" w:hAnsi="Wingdings" w:hint="default"/>
+        <w:sz w:val="20"/>
+      </w:rPr>
+    </w:lvl>
+    <w:lvl w:ilvl="4" w:tentative="1">
+      <w:start w:val="1"/>
+      <w:numFmt w:val="bullet"/>
+      <w:lvlText w:val=""/>
+      <w:lvlJc w:val="left"/>
+      <w:pPr>
+        <w:tabs>
+          <w:tab w:val="num" w:pos="3600"/>
+        </w:tabs>
+        <w:ind w:left="3600" w:hanging="360"/>
+      </w:pPr>
+      <w:rPr>
+        <w:rFonts w:ascii="Wingdings" w:hAnsi="Wingdings" w:hint="default"/>
+        <w:sz w:val="20"/>
+      </w:rPr>
+    </w:lvl>
+    <w:lvl w:ilvl="5" w:tentative="1">
+      <w:start w:val="1"/>
+      <w:numFmt w:val="bullet"/>
+      <w:lvlText w:val=""/>
+      <w:lvlJc w:val="left"/>
+      <w:pPr>
+        <w:tabs>
+          <w:tab w:val="num" w:pos="4320"/>
+        </w:tabs>
+        <w:ind w:left="4320" w:hanging="360"/>
+      </w:pPr>
+      <w:rPr>
+        <w:rFonts w:ascii="Wingdings" w:hAnsi="Wingdings" w:hint="default"/>
+        <w:sz w:val="20"/>
+      </w:rPr>
+    </w:lvl>
+    <w:lvl w:ilvl="6" w:tentative="1">
+      <w:start w:val="1"/>
+      <w:numFmt w:val="bullet"/>
+      <w:lvlText w:val=""/>
+      <w:lvlJc w:val="left"/>
+      <w:pPr>
+        <w:tabs>
+          <w:tab w:val="num" w:pos="5040"/>
+        </w:tabs>
+        <w:ind w:left="5040" w:hanging="360"/>
+      </w:pPr>
+      <w:rPr>
+        <w:rFonts w:ascii="Wingdings" w:hAnsi="Wingdings" w:hint="default"/>
+        <w:sz w:val="20"/>
+      </w:rPr>
+    </w:lvl>
+    <w:lvl w:ilvl="7" w:tentative="1">
+      <w:start w:val="1"/>
+      <w:numFmt w:val="bullet"/>
+      <w:lvlText w:val=""/>
+      <w:lvlJc w:val="left"/>
+      <w:pPr>
+        <w:tabs>
+          <w:tab w:val="num" w:pos="5760"/>
+        </w:tabs>
+        <w:ind w:left="5760" w:hanging="360"/>
+      </w:pPr>
+      <w:rPr>
+        <w:rFonts w:ascii="Wingdings" w:hAnsi="Wingdings" w:hint="default"/>
+        <w:sz w:val="20"/>
+      </w:rPr>
+    </w:lvl>
+    <w:lvl w:ilvl="8" w:tentative="1">
+      <w:start w:val="1"/>
+      <w:numFmt w:val="bullet"/>
+      <w:lvlText w:val=""/>
+      <w:lvlJc w:val="left"/>
+      <w:pPr>
+        <w:tabs>
+          <w:tab w:val="num" w:pos="6480"/>
+        </w:tabs>
+        <w:ind w:left="6480" w:hanging="360"/>
+      </w:pPr>
+      <w:rPr>
+        <w:rFonts w:ascii="Wingdings" w:hAnsi="Wingdings" w:hint="default"/>
+        <w:sz w:val="20"/>
+      </w:rPr>
+    </w:lvl>
+  </w:abstractNum>
+  <w:abstractNum w:abstractNumId="3" w15:restartNumberingAfterBreak="0">
+    <w:nsid w:val="60EF6B7E"/>
+    <w:multiLevelType w:val="multilevel"/>
+    <w:tmpl w:val="FFA4FF5E"/>
+    <w:lvl w:ilvl="0">
+      <w:start w:val="1"/>
+      <w:numFmt w:val="bullet"/>
+      <w:lvlText w:val=""/>
+      <w:lvlJc w:val="left"/>
+      <w:pPr>
+        <w:tabs>
+          <w:tab w:val="num" w:pos="720"/>
+        </w:tabs>
+        <w:ind w:left="720" w:hanging="360"/>
+      </w:pPr>
+      <w:rPr>
+        <w:rFonts w:ascii="Symbol" w:hAnsi="Symbol" w:hint="default"/>
+        <w:sz w:val="20"/>
+      </w:rPr>
+    </w:lvl>
+    <w:lvl w:ilvl="1">
+      <w:start w:val="1"/>
+      <w:numFmt w:val="bullet"/>
+      <w:lvlText w:val="o"/>
+      <w:lvlJc w:val="left"/>
+      <w:pPr>
+        <w:tabs>
+          <w:tab w:val="num" w:pos="1440"/>
+        </w:tabs>
+        <w:ind w:left="1440" w:hanging="360"/>
+      </w:pPr>
+      <w:rPr>
+        <w:rFonts w:ascii="Courier New" w:hAnsi="Courier New" w:hint="default"/>
+        <w:sz w:val="20"/>
+      </w:rPr>
+    </w:lvl>
+    <w:lvl w:ilvl="2" w:tentative="1">
+      <w:start w:val="1"/>
+      <w:numFmt w:val="bullet"/>
+      <w:lvlText w:val=""/>
+      <w:lvlJc w:val="left"/>
+      <w:pPr>
+        <w:tabs>
+          <w:tab w:val="num" w:pos="2160"/>
+        </w:tabs>
+        <w:ind w:left="2160" w:hanging="360"/>
+      </w:pPr>
+      <w:rPr>
+        <w:rFonts w:ascii="Wingdings" w:hAnsi="Wingdings" w:hint="default"/>
+        <w:sz w:val="20"/>
+      </w:rPr>
+    </w:lvl>
+    <w:lvl w:ilvl="3" w:tentative="1">
+      <w:start w:val="1"/>
+      <w:numFmt w:val="bullet"/>
+      <w:lvlText w:val=""/>
+      <w:lvlJc w:val="left"/>
+      <w:pPr>
+        <w:tabs>
+          <w:tab w:val="num" w:pos="2880"/>
+        </w:tabs>
+        <w:ind w:left="2880" w:hanging="360"/>
+      </w:pPr>
+      <w:rPr>
+        <w:rFonts w:ascii="Wingdings" w:hAnsi="Wingdings" w:hint="default"/>
+        <w:sz w:val="20"/>
+      </w:rPr>
+    </w:lvl>
+    <w:lvl w:ilvl="4" w:tentative="1">
+      <w:start w:val="1"/>
+      <w:numFmt w:val="bullet"/>
+      <w:lvlText w:val=""/>
+      <w:lvlJc w:val="left"/>
+      <w:pPr>
+        <w:tabs>
+          <w:tab w:val="num" w:pos="3600"/>
+        </w:tabs>
+        <w:ind w:left="3600" w:hanging="360"/>
+      </w:pPr>
+      <w:rPr>
+        <w:rFonts w:ascii="Wingdings" w:hAnsi="Wingdings" w:hint="default"/>
+        <w:sz w:val="20"/>
+      </w:rPr>
+    </w:lvl>
+    <w:lvl w:ilvl="5" w:tentative="1">
+      <w:start w:val="1"/>
+      <w:numFmt w:val="bullet"/>
+      <w:lvlText w:val=""/>
+      <w:lvlJc w:val="left"/>
+      <w:pPr>
+        <w:tabs>
+          <w:tab w:val="num" w:pos="4320"/>
+        </w:tabs>
+        <w:ind w:left="4320" w:hanging="360"/>
+      </w:pPr>
+      <w:rPr>
+        <w:rFonts w:ascii="Wingdings" w:hAnsi="Wingdings" w:hint="default"/>
+        <w:sz w:val="20"/>
+      </w:rPr>
+    </w:lvl>
+    <w:lvl w:ilvl="6" w:tentative="1">
+      <w:start w:val="1"/>
+      <w:numFmt w:val="bullet"/>
+      <w:lvlText w:val=""/>
+      <w:lvlJc w:val="left"/>
+      <w:pPr>
+        <w:tabs>
+          <w:tab w:val="num" w:pos="5040"/>
+        </w:tabs>
+        <w:ind w:left="5040" w:hanging="360"/>
+      </w:pPr>
+      <w:rPr>
+        <w:rFonts w:ascii="Wingdings" w:hAnsi="Wingdings" w:hint="default"/>
+        <w:sz w:val="20"/>
+      </w:rPr>
+    </w:lvl>
+    <w:lvl w:ilvl="7" w:tentative="1">
+      <w:start w:val="1"/>
+      <w:numFmt w:val="bullet"/>
+      <w:lvlText w:val=""/>
+      <w:lvlJc w:val="left"/>
+      <w:pPr>
+        <w:tabs>
+          <w:tab w:val="num" w:pos="5760"/>
+        </w:tabs>
+        <w:ind w:left="5760" w:hanging="360"/>
+      </w:pPr>
+      <w:rPr>
+        <w:rFonts w:ascii="Wingdings" w:hAnsi="Wingdings" w:hint="default"/>
+        <w:sz w:val="20"/>
+      </w:rPr>
+    </w:lvl>
+    <w:lvl w:ilvl="8" w:tentative="1">
+      <w:start w:val="1"/>
+      <w:numFmt w:val="bullet"/>
+      <w:lvlText w:val=""/>
+      <w:lvlJc w:val="left"/>
+      <w:pPr>
+        <w:tabs>
+          <w:tab w:val="num" w:pos="6480"/>
+        </w:tabs>
+        <w:ind w:left="6480" w:hanging="360"/>
+      </w:pPr>
+      <w:rPr>
+        <w:rFonts w:ascii="Wingdings" w:hAnsi="Wingdings" w:hint="default"/>
+        <w:sz w:val="20"/>
+      </w:rPr>
+    </w:lvl>
+  </w:abstractNum>
+  <w:abstractNum w:abstractNumId="4" w15:restartNumberingAfterBreak="0">
+    <w:nsid w:val="6CCC1D4A"/>
+    <w:multiLevelType w:val="multilevel"/>
+    <w:tmpl w:val="C3E6CD8C"/>
+    <w:lvl w:ilvl="0">
+      <w:start w:val="1"/>
+      <w:numFmt w:val="bullet"/>
+      <w:lvlText w:val=""/>
+      <w:lvlJc w:val="left"/>
+      <w:pPr>
+        <w:tabs>
+          <w:tab w:val="num" w:pos="720"/>
+        </w:tabs>
+        <w:ind w:left="720" w:hanging="360"/>
+      </w:pPr>
+      <w:rPr>
+        <w:rFonts w:ascii="Symbol" w:hAnsi="Symbol" w:hint="default"/>
+        <w:sz w:val="20"/>
+      </w:rPr>
+    </w:lvl>
+    <w:lvl w:ilvl="1" w:tentative="1">
+      <w:start w:val="1"/>
+      <w:numFmt w:val="bullet"/>
+      <w:lvlText w:val="o"/>
+      <w:lvlJc w:val="left"/>
+      <w:pPr>
+        <w:tabs>
+          <w:tab w:val="num" w:pos="1440"/>
+        </w:tabs>
+        <w:ind w:left="1440" w:hanging="360"/>
+      </w:pPr>
+      <w:rPr>
+        <w:rFonts w:ascii="Courier New" w:hAnsi="Courier New" w:hint="default"/>
+        <w:sz w:val="20"/>
+      </w:rPr>
+    </w:lvl>
+    <w:lvl w:ilvl="2" w:tentative="1">
+      <w:start w:val="1"/>
+      <w:numFmt w:val="bullet"/>
+      <w:lvlText w:val=""/>
+      <w:lvlJc w:val="left"/>
+      <w:pPr>
+        <w:tabs>
+          <w:tab w:val="num" w:pos="2160"/>
+        </w:tabs>
+        <w:ind w:left="2160" w:hanging="360"/>
+      </w:pPr>
+      <w:rPr>
+        <w:rFonts w:ascii="Wingdings" w:hAnsi="Wingdings" w:hint="default"/>
+        <w:sz w:val="20"/>
+      </w:rPr>
+    </w:lvl>
+    <w:lvl w:ilvl="3" w:tentative="1">
+      <w:start w:val="1"/>
+      <w:numFmt w:val="bullet"/>
+      <w:lvlText w:val=""/>
+      <w:lvlJc w:val="left"/>
+      <w:pPr>
+        <w:tabs>
+          <w:tab w:val="num" w:pos="2880"/>
+        </w:tabs>
+        <w:ind w:left="2880" w:hanging="360"/>
+      </w:pPr>
+      <w:rPr>
+        <w:rFonts w:ascii="Wingdings" w:hAnsi="Wingdings" w:hint="default"/>
+        <w:sz w:val="20"/>
+      </w:rPr>
+    </w:lvl>
+    <w:lvl w:ilvl="4" w:tentative="1">
+      <w:start w:val="1"/>
+      <w:numFmt w:val="bullet"/>
+      <w:lvlText w:val=""/>
+      <w:lvlJc w:val="left"/>
+      <w:pPr>
+        <w:tabs>
+          <w:tab w:val="num" w:pos="3600"/>
+        </w:tabs>
+        <w:ind w:left="3600" w:hanging="360"/>
+      </w:pPr>
+      <w:rPr>
+        <w:rFonts w:ascii="Wingdings" w:hAnsi="Wingdings" w:hint="default"/>
+        <w:sz w:val="20"/>
+      </w:rPr>
+    </w:lvl>
+    <w:lvl w:ilvl="5" w:tentative="1">
+      <w:start w:val="1"/>
+      <w:numFmt w:val="bullet"/>
+      <w:lvlText w:val=""/>
+      <w:lvlJc w:val="left"/>
+      <w:pPr>
+        <w:tabs>
+          <w:tab w:val="num" w:pos="4320"/>
+        </w:tabs>
+        <w:ind w:left="4320" w:hanging="360"/>
+      </w:pPr>
+      <w:rPr>
+        <w:rFonts w:ascii="Wingdings" w:hAnsi="Wingdings" w:hint="default"/>
+        <w:sz w:val="20"/>
+      </w:rPr>
+    </w:lvl>
+    <w:lvl w:ilvl="6" w:tentative="1">
+      <w:start w:val="1"/>
+      <w:numFmt w:val="bullet"/>
+      <w:lvlText w:val=""/>
+      <w:lvlJc w:val="left"/>
+      <w:pPr>
+        <w:tabs>
+          <w:tab w:val="num" w:pos="5040"/>
+        </w:tabs>
+        <w:ind w:left="5040" w:hanging="360"/>
+      </w:pPr>
+      <w:rPr>
+        <w:rFonts w:ascii="Wingdings" w:hAnsi="Wingdings" w:hint="default"/>
+        <w:sz w:val="20"/>
+      </w:rPr>
+    </w:lvl>
+    <w:lvl w:ilvl="7" w:tentative="1">
+      <w:start w:val="1"/>
+      <w:numFmt w:val="bullet"/>
+      <w:lvlText w:val=""/>
+      <w:lvlJc w:val="left"/>
+      <w:pPr>
+        <w:tabs>
+          <w:tab w:val="num" w:pos="5760"/>
+        </w:tabs>
+        <w:ind w:left="5760" w:hanging="360"/>
+      </w:pPr>
+      <w:rPr>
+        <w:rFonts w:ascii="Wingdings" w:hAnsi="Wingdings" w:hint="default"/>
+        <w:sz w:val="20"/>
+      </w:rPr>
+    </w:lvl>
+    <w:lvl w:ilvl="8" w:tentative="1">
+      <w:start w:val="1"/>
+      <w:numFmt w:val="bullet"/>
+      <w:lvlText w:val=""/>
+      <w:lvlJc w:val="left"/>
+      <w:pPr>
+        <w:tabs>
+          <w:tab w:val="num" w:pos="6480"/>
+        </w:tabs>
+        <w:ind w:left="6480" w:hanging="360"/>
+      </w:pPr>
+      <w:rPr>
+        <w:rFonts w:ascii="Wingdings" w:hAnsi="Wingdings" w:hint="default"/>
+        <w:sz w:val="20"/>
+      </w:rPr>
+    </w:lvl>
+  </w:abstractNum>
+  <w:abstractNum w:abstractNumId="5" w15:restartNumberingAfterBreak="0">
+    <w:nsid w:val="75545CC1"/>
+    <w:multiLevelType w:val="multilevel"/>
+    <w:tmpl w:val="27AC4F68"/>
+    <w:lvl w:ilvl="0">
+      <w:start w:val="1"/>
+      <w:numFmt w:val="bullet"/>
+      <w:lvlText w:val=""/>
+      <w:lvlJc w:val="left"/>
+      <w:pPr>
+        <w:tabs>
+          <w:tab w:val="num" w:pos="720"/>
+        </w:tabs>
+        <w:ind w:left="720" w:hanging="360"/>
+      </w:pPr>
+      <w:rPr>
+        <w:rFonts w:ascii="Symbol" w:hAnsi="Symbol" w:hint="default"/>
+        <w:sz w:val="20"/>
+      </w:rPr>
+    </w:lvl>
+    <w:lvl w:ilvl="1">
+      <w:start w:val="1"/>
+      <w:numFmt w:val="bullet"/>
+      <w:lvlText w:val="o"/>
+      <w:lvlJc w:val="left"/>
+      <w:pPr>
+        <w:tabs>
+          <w:tab w:val="num" w:pos="1440"/>
+        </w:tabs>
+        <w:ind w:left="1440" w:hanging="360"/>
+      </w:pPr>
+      <w:rPr>
+        <w:rFonts w:ascii="Courier New" w:hAnsi="Courier New" w:hint="default"/>
+        <w:sz w:val="20"/>
+      </w:rPr>
+    </w:lvl>
+    <w:lvl w:ilvl="2" w:tentative="1">
+      <w:start w:val="1"/>
+      <w:numFmt w:val="bullet"/>
+      <w:lvlText w:val=""/>
+      <w:lvlJc w:val="left"/>
+      <w:pPr>
+        <w:tabs>
+          <w:tab w:val="num" w:pos="2160"/>
+        </w:tabs>
+        <w:ind w:left="2160" w:hanging="360"/>
+      </w:pPr>
+      <w:rPr>
+        <w:rFonts w:ascii="Wingdings" w:hAnsi="Wingdings" w:hint="default"/>
+        <w:sz w:val="20"/>
+      </w:rPr>
+    </w:lvl>
+    <w:lvl w:ilvl="3" w:tentative="1">
+      <w:start w:val="1"/>
+      <w:numFmt w:val="bullet"/>
+      <w:lvlText w:val=""/>
+      <w:lvlJc w:val="left"/>
+      <w:pPr>
+        <w:tabs>
+          <w:tab w:val="num" w:pos="2880"/>
+        </w:tabs>
+        <w:ind w:left="2880" w:hanging="360"/>
+      </w:pPr>
+      <w:rPr>
+        <w:rFonts w:ascii="Wingdings" w:hAnsi="Wingdings" w:hint="default"/>
+        <w:sz w:val="20"/>
+      </w:rPr>
+    </w:lvl>
+    <w:lvl w:ilvl="4" w:tentative="1">
+      <w:start w:val="1"/>
+      <w:numFmt w:val="bullet"/>
+      <w:lvlText w:val=""/>
+      <w:lvlJc w:val="left"/>
+      <w:pPr>
+        <w:tabs>
+          <w:tab w:val="num" w:pos="3600"/>
+        </w:tabs>
+        <w:ind w:left="3600" w:hanging="360"/>
+      </w:pPr>
+      <w:rPr>
+        <w:rFonts w:ascii="Wingdings" w:hAnsi="Wingdings" w:hint="default"/>
+        <w:sz w:val="20"/>
+      </w:rPr>
+    </w:lvl>
+    <w:lvl w:ilvl="5" w:tentative="1">
+      <w:start w:val="1"/>
+      <w:numFmt w:val="bullet"/>
+      <w:lvlText w:val=""/>
+      <w:lvlJc w:val="left"/>
+      <w:pPr>
+        <w:tabs>
+          <w:tab w:val="num" w:pos="4320"/>
+        </w:tabs>
+        <w:ind w:left="4320" w:hanging="360"/>
+      </w:pPr>
+      <w:rPr>
+        <w:rFonts w:ascii="Wingdings" w:hAnsi="Wingdings" w:hint="default"/>
+        <w:sz w:val="20"/>
+      </w:rPr>
+    </w:lvl>
+    <w:lvl w:ilvl="6" w:tentative="1">
+      <w:start w:val="1"/>
+      <w:numFmt w:val="bullet"/>
+      <w:lvlText w:val=""/>
+      <w:lvlJc w:val="left"/>
+      <w:pPr>
+        <w:tabs>
+          <w:tab w:val="num" w:pos="5040"/>
+        </w:tabs>
+        <w:ind w:left="5040" w:hanging="360"/>
+      </w:pPr>
+      <w:rPr>
+        <w:rFonts w:ascii="Wingdings" w:hAnsi="Wingdings" w:hint="default"/>
+        <w:sz w:val="20"/>
+      </w:rPr>
+    </w:lvl>
+    <w:lvl w:ilvl="7" w:tentative="1">
+      <w:start w:val="1"/>
+      <w:numFmt w:val="bullet"/>
+      <w:lvlText w:val=""/>
+      <w:lvlJc w:val="left"/>
+      <w:pPr>
+        <w:tabs>
+          <w:tab w:val="num" w:pos="5760"/>
+        </w:tabs>
+        <w:ind w:left="5760" w:hanging="360"/>
+      </w:pPr>
+      <w:rPr>
+        <w:rFonts w:ascii="Wingdings" w:hAnsi="Wingdings" w:hint="default"/>
+        <w:sz w:val="20"/>
+      </w:rPr>
+    </w:lvl>
+    <w:lvl w:ilvl="8" w:tentative="1">
+      <w:start w:val="1"/>
+      <w:numFmt w:val="bullet"/>
+      <w:lvlText w:val=""/>
+      <w:lvlJc w:val="left"/>
+      <w:pPr>
+        <w:tabs>
+          <w:tab w:val="num" w:pos="6480"/>
+        </w:tabs>
+        <w:ind w:left="6480" w:hanging="360"/>
+      </w:pPr>
+      <w:rPr>
+        <w:rFonts w:ascii="Wingdings" w:hAnsi="Wingdings" w:hint="default"/>
+        <w:sz w:val="20"/>
+      </w:rPr>
+    </w:lvl>
+  </w:abstractNum>
+  <w:num w:numId="1" w16cid:durableId="1670205850">
+    <w:abstractNumId w:val="0"/>
+  </w:num>
+  <w:num w:numId="2" w16cid:durableId="1536187122">
+    <w:abstractNumId w:val="2"/>
+  </w:num>
+  <w:num w:numId="3" w16cid:durableId="192616183">
+    <w:abstractNumId w:val="1"/>
+  </w:num>
+  <w:num w:numId="4" w16cid:durableId="1381127379">
+    <w:abstractNumId w:val="5"/>
+  </w:num>
+  <w:num w:numId="5" w16cid:durableId="835413341">
+    <w:abstractNumId w:val="3"/>
+  </w:num>
+  <w:num w:numId="6" w16cid:durableId="392777097">
+    <w:abstractNumId w:val="4"/>
+  </w:num>
+</w:numbering>
 </file>
 
 <file path=word/styles.xml><?xml version="1.0" encoding="utf-8"?>
@@ -3373,6 +8720,60 @@
       <w:szCs w:val="18"/>
     </w:rPr>
   </w:style>
+  <w:style w:type="paragraph" w:styleId="TOCHeading">
+    <w:name w:val="TOC Heading"/>
+    <w:basedOn w:val="Heading1"/>
+    <w:next w:val="Normal"/>
+    <w:uiPriority w:val="39"/>
+    <w:unhideWhenUsed/>
+    <w:qFormat/>
+    <w:rsid w:val="00D870B8"/>
+    <w:pPr>
+      <w:spacing w:before="240" w:after="0" w:line="259" w:lineRule="auto"/>
+      <w:outlineLvl w:val="9"/>
+    </w:pPr>
+    <w:rPr>
+      <w:kern w:val="0"/>
+      <w:sz w:val="32"/>
+      <w:szCs w:val="32"/>
+      <w14:ligatures w14:val="none"/>
+    </w:rPr>
+  </w:style>
+  <w:style w:type="paragraph" w:styleId="TOC1">
+    <w:name w:val="toc 1"/>
+    <w:basedOn w:val="Normal"/>
+    <w:next w:val="Normal"/>
+    <w:autoRedefine/>
+    <w:uiPriority w:val="39"/>
+    <w:unhideWhenUsed/>
+    <w:rsid w:val="00D870B8"/>
+    <w:pPr>
+      <w:spacing w:after="100"/>
+    </w:pPr>
+  </w:style>
+  <w:style w:type="character" w:styleId="Hyperlink">
+    <w:name w:val="Hyperlink"/>
+    <w:basedOn w:val="DefaultParagraphFont"/>
+    <w:uiPriority w:val="99"/>
+    <w:unhideWhenUsed/>
+    <w:rsid w:val="00D870B8"/>
+    <w:rPr>
+      <w:color w:val="0563C1" w:themeColor="hyperlink"/>
+      <w:u w:val="single"/>
+    </w:rPr>
+  </w:style>
+  <w:style w:type="character" w:styleId="UnresolvedMention">
+    <w:name w:val="Unresolved Mention"/>
+    <w:basedOn w:val="DefaultParagraphFont"/>
+    <w:uiPriority w:val="99"/>
+    <w:semiHidden/>
+    <w:unhideWhenUsed/>
+    <w:rsid w:val="001C3CDA"/>
+    <w:rPr>
+      <w:color w:val="605E5C"/>
+      <w:shd w:val="clear" w:color="auto" w:fill="E1DFDD"/>
+    </w:rPr>
+  </w:style>
 </w:styles>
 </file>
 
@@ -3669,4 +9070,16 @@
     </a:ext>
   </a:extLst>
 </a:theme>
+</file>
+
+<file path=customXml/item1.xml><?xml version="1.0" encoding="utf-8"?>
+<b:Sources xmlns:b="http://schemas.openxmlformats.org/officeDocument/2006/bibliography" xmlns="http://schemas.openxmlformats.org/officeDocument/2006/bibliography" SelectedStyle="\APASixthEditionOfficeOnline.xsl" StyleName="APA" Version="6"/>
+</file>
+
+<file path=customXml/itemProps1.xml><?xml version="1.0" encoding="utf-8"?>
+<ds:datastoreItem xmlns:ds="http://schemas.openxmlformats.org/officeDocument/2006/customXml" ds:itemID="{0D23362D-6E3D-4258-8B29-4CBCA4438354}">
+  <ds:schemaRefs>
+    <ds:schemaRef ds:uri="http://schemas.openxmlformats.org/officeDocument/2006/bibliography"/>
+  </ds:schemaRefs>
+</ds:datastoreItem>
 </file>